--- a/Capstone Documentation/API Design Document - V2.docx
+++ b/Capstone Documentation/API Design Document - V2.docx
@@ -483,30 +483,14 @@
                 <w:rFonts w:ascii="Consolas" w:eastAsia="Consolas" w:hAnsi="Consolas" w:cs="Consolas"/>
                 <w:color w:val="1F2328"/>
               </w:rPr>
-              <w:t xml:space="preserve">GET </w:t>
-            </w:r>
-            <w:proofErr w:type="gramStart"/>
-            <w:r>
-              <w:rPr>
-                <w:rFonts w:ascii="Consolas" w:eastAsia="Consolas" w:hAnsi="Consolas" w:cs="Consolas"/>
-                <w:color w:val="1F2328"/>
-              </w:rPr>
-              <w:t>http:</w:t>
+              <w:t>GET http:</w:t>
             </w:r>
             <w:r>
               <w:rPr>
                 <w:rFonts w:ascii="Consolas" w:eastAsia="Consolas" w:hAnsi="Consolas" w:cs="Consolas"/>
                 <w:color w:val="6E7781"/>
               </w:rPr>
-              <w:t>//localhost:8080/api/events/status/{</w:t>
-            </w:r>
-            <w:proofErr w:type="gramEnd"/>
-            <w:r>
-              <w:rPr>
-                <w:rFonts w:ascii="Consolas" w:eastAsia="Consolas" w:hAnsi="Consolas" w:cs="Consolas"/>
-                <w:color w:val="6E7781"/>
-              </w:rPr>
-              <w:t>COMPLETED | CANCELLED | SCHEDULED}</w:t>
+              <w:t>//localhost:8080/api/events/status/{COMPLETED | CANCELLED | SCHEDULED}</w:t>
             </w:r>
           </w:p>
           <w:p>
@@ -889,13 +873,8 @@
           <w:numId w:val="5"/>
         </w:numPr>
       </w:pPr>
-      <w:proofErr w:type="gramStart"/>
-      <w:r>
-        <w:t>Creates</w:t>
-      </w:r>
-      <w:proofErr w:type="gramEnd"/>
-      <w:r>
-        <w:t xml:space="preserve"> a new event</w:t>
+      <w:r>
+        <w:t>Creates a new event</w:t>
       </w:r>
     </w:p>
     <w:p>
@@ -931,15 +910,7 @@
         </w:numPr>
       </w:pPr>
       <w:r>
-        <w:t xml:space="preserve">Returns the </w:t>
-      </w:r>
-      <w:proofErr w:type="gramStart"/>
-      <w:r>
-        <w:t>created event</w:t>
-      </w:r>
-      <w:proofErr w:type="gramEnd"/>
-      <w:r>
-        <w:t xml:space="preserve"> with HTTP 201 (Created)</w:t>
+        <w:t>Returns the created event with HTTP 201 (Created)</w:t>
       </w:r>
     </w:p>
     <w:p>
@@ -1386,14 +1357,9 @@
       <w:pPr>
         <w:pStyle w:val="Heading3"/>
       </w:pPr>
-      <w:proofErr w:type="gramStart"/>
       <w:r>
         <w:lastRenderedPageBreak/>
-        <w:t>Create</w:t>
-      </w:r>
-      <w:proofErr w:type="gramEnd"/>
-      <w:r>
-        <w:t xml:space="preserve"> a New Venue</w:t>
+        <w:t>Create a New Venue</w:t>
       </w:r>
     </w:p>
     <w:p>
@@ -1413,13 +1379,8 @@
           <w:numId w:val="10"/>
         </w:numPr>
       </w:pPr>
-      <w:proofErr w:type="gramStart"/>
-      <w:r>
-        <w:t>Creates</w:t>
-      </w:r>
-      <w:proofErr w:type="gramEnd"/>
-      <w:r>
-        <w:t xml:space="preserve"> a new venue</w:t>
+      <w:r>
+        <w:t>Creates a new venue</w:t>
       </w:r>
     </w:p>
     <w:p>
@@ -1456,6 +1417,1936 @@
       </w:pPr>
       <w:r>
         <w:t>Returns the created venue with HTTP 201 (Created)</w:t>
+      </w:r>
+    </w:p>
+    <w:p>
+      <w:pPr>
+        <w:rPr>
+          <w:b/>
+          <w:bCs/>
+        </w:rPr>
+      </w:pPr>
+      <w:r>
+        <w:rPr>
+          <w:b/>
+          <w:bCs/>
+        </w:rPr>
+        <w:t>Example Request Body:</w:t>
+      </w:r>
+    </w:p>
+    <w:p>
+      <w:r>
+        <w:t>http://localhost:8080/api/venues?size=1</w:t>
+      </w:r>
+    </w:p>
+    <w:tbl>
+      <w:tblPr>
+        <w:tblW w:w="100" w:type="auto"/>
+        <w:tblBorders>
+          <w:top w:val="single" w:sz="4" w:space="0" w:color="auto"/>
+          <w:left w:val="single" w:sz="4" w:space="0" w:color="auto"/>
+          <w:bottom w:val="single" w:sz="4" w:space="0" w:color="auto"/>
+          <w:right w:val="single" w:sz="4" w:space="0" w:color="auto"/>
+          <w:insideH w:val="single" w:sz="4" w:space="0" w:color="auto"/>
+          <w:insideV w:val="single" w:sz="4" w:space="0" w:color="auto"/>
+        </w:tblBorders>
+        <w:tblLayout w:type="fixed"/>
+        <w:tblLook w:val="04A0" w:firstRow="1" w:lastRow="0" w:firstColumn="1" w:lastColumn="0" w:noHBand="0" w:noVBand="1"/>
+      </w:tblPr>
+      <w:tblGrid>
+        <w:gridCol w:w="9016"/>
+      </w:tblGrid>
+      <w:tr>
+        <w:tc>
+          <w:tcPr>
+            <w:tcW w:w="9016" w:type="dxa"/>
+            <w:vAlign w:val="center"/>
+          </w:tcPr>
+          <w:p>
+            <w:pPr>
+              <w:spacing w:after="0"/>
+              <w:rPr>
+                <w:rFonts w:ascii="Consolas" w:eastAsia="Consolas" w:hAnsi="Consolas" w:cs="Consolas"/>
+                <w:color w:val="1F2328"/>
+              </w:rPr>
+            </w:pPr>
+            <w:r>
+              <w:rPr>
+                <w:color w:val="707070"/>
+              </w:rPr>
+              <w:t xml:space="preserve">1     </w:t>
+            </w:r>
+            <w:r>
+              <w:rPr>
+                <w:rFonts w:ascii="Consolas" w:eastAsia="Consolas" w:hAnsi="Consolas" w:cs="Consolas"/>
+                <w:color w:val="1F2328"/>
+              </w:rPr>
+              <w:t>{</w:t>
+            </w:r>
+          </w:p>
+          <w:p>
+            <w:pPr>
+              <w:spacing w:after="0"/>
+              <w:rPr>
+                <w:rFonts w:ascii="Consolas" w:eastAsia="Consolas" w:hAnsi="Consolas" w:cs="Consolas"/>
+                <w:color w:val="1F2328"/>
+              </w:rPr>
+            </w:pPr>
+            <w:r>
+              <w:rPr>
+                <w:rFonts w:ascii="Consolas" w:eastAsia="Consolas" w:hAnsi="Consolas" w:cs="Consolas"/>
+                <w:color w:val="1F2328"/>
+              </w:rPr>
+              <w:t>    "content": [</w:t>
+            </w:r>
+          </w:p>
+          <w:p>
+            <w:pPr>
+              <w:spacing w:after="0"/>
+              <w:rPr>
+                <w:rFonts w:ascii="Consolas" w:eastAsia="Consolas" w:hAnsi="Consolas" w:cs="Consolas"/>
+                <w:color w:val="1F2328"/>
+              </w:rPr>
+            </w:pPr>
+            <w:r>
+              <w:rPr>
+                <w:rFonts w:ascii="Consolas" w:eastAsia="Consolas" w:hAnsi="Consolas" w:cs="Consolas"/>
+                <w:color w:val="1F2328"/>
+              </w:rPr>
+              <w:t>        {</w:t>
+            </w:r>
+          </w:p>
+          <w:p>
+            <w:pPr>
+              <w:spacing w:after="0"/>
+              <w:rPr>
+                <w:rFonts w:ascii="Consolas" w:eastAsia="Consolas" w:hAnsi="Consolas" w:cs="Consolas"/>
+                <w:color w:val="1F2328"/>
+              </w:rPr>
+            </w:pPr>
+            <w:r>
+              <w:rPr>
+                <w:rFonts w:ascii="Consolas" w:eastAsia="Consolas" w:hAnsi="Consolas" w:cs="Consolas"/>
+                <w:color w:val="1F2328"/>
+              </w:rPr>
+              <w:t>            "id": 1,</w:t>
+            </w:r>
+          </w:p>
+          <w:p>
+            <w:pPr>
+              <w:spacing w:after="0"/>
+              <w:rPr>
+                <w:rFonts w:ascii="Consolas" w:eastAsia="Consolas" w:hAnsi="Consolas" w:cs="Consolas"/>
+                <w:color w:val="1F2328"/>
+              </w:rPr>
+            </w:pPr>
+            <w:r>
+              <w:rPr>
+                <w:rFonts w:ascii="Consolas" w:eastAsia="Consolas" w:hAnsi="Consolas" w:cs="Consolas"/>
+                <w:color w:val="1F2328"/>
+              </w:rPr>
+              <w:t>            "</w:t>
+            </w:r>
+            <w:proofErr w:type="spellStart"/>
+            <w:r>
+              <w:rPr>
+                <w:rFonts w:ascii="Consolas" w:eastAsia="Consolas" w:hAnsi="Consolas" w:cs="Consolas"/>
+                <w:color w:val="1F2328"/>
+              </w:rPr>
+              <w:t>venue_name</w:t>
+            </w:r>
+            <w:proofErr w:type="spellEnd"/>
+            <w:r>
+              <w:rPr>
+                <w:rFonts w:ascii="Consolas" w:eastAsia="Consolas" w:hAnsi="Consolas" w:cs="Consolas"/>
+                <w:color w:val="1F2328"/>
+              </w:rPr>
+              <w:t>": "Columbus Convention Center",</w:t>
+            </w:r>
+          </w:p>
+          <w:p>
+            <w:pPr>
+              <w:spacing w:after="0"/>
+              <w:rPr>
+                <w:rFonts w:ascii="Consolas" w:eastAsia="Consolas" w:hAnsi="Consolas" w:cs="Consolas"/>
+                <w:color w:val="1F2328"/>
+              </w:rPr>
+            </w:pPr>
+            <w:r>
+              <w:rPr>
+                <w:rFonts w:ascii="Consolas" w:eastAsia="Consolas" w:hAnsi="Consolas" w:cs="Consolas"/>
+                <w:color w:val="1F2328"/>
+              </w:rPr>
+              <w:t>            "location": "Columbus, OH",</w:t>
+            </w:r>
+          </w:p>
+          <w:p>
+            <w:pPr>
+              <w:spacing w:after="0"/>
+              <w:rPr>
+                <w:rFonts w:ascii="Consolas" w:eastAsia="Consolas" w:hAnsi="Consolas" w:cs="Consolas"/>
+                <w:color w:val="1F2328"/>
+              </w:rPr>
+            </w:pPr>
+            <w:r>
+              <w:rPr>
+                <w:rFonts w:ascii="Consolas" w:eastAsia="Consolas" w:hAnsi="Consolas" w:cs="Consolas"/>
+                <w:color w:val="1F2328"/>
+              </w:rPr>
+              <w:t>            "</w:t>
+            </w:r>
+            <w:proofErr w:type="spellStart"/>
+            <w:r>
+              <w:rPr>
+                <w:rFonts w:ascii="Consolas" w:eastAsia="Consolas" w:hAnsi="Consolas" w:cs="Consolas"/>
+                <w:color w:val="1F2328"/>
+              </w:rPr>
+              <w:t>total_capacity</w:t>
+            </w:r>
+            <w:proofErr w:type="spellEnd"/>
+            <w:r>
+              <w:rPr>
+                <w:rFonts w:ascii="Consolas" w:eastAsia="Consolas" w:hAnsi="Consolas" w:cs="Consolas"/>
+                <w:color w:val="1F2328"/>
+              </w:rPr>
+              <w:t>": 20000</w:t>
+            </w:r>
+          </w:p>
+          <w:p>
+            <w:pPr>
+              <w:spacing w:after="0"/>
+              <w:rPr>
+                <w:rFonts w:ascii="Consolas" w:eastAsia="Consolas" w:hAnsi="Consolas" w:cs="Consolas"/>
+                <w:color w:val="1F2328"/>
+              </w:rPr>
+            </w:pPr>
+            <w:r>
+              <w:rPr>
+                <w:rFonts w:ascii="Consolas" w:eastAsia="Consolas" w:hAnsi="Consolas" w:cs="Consolas"/>
+                <w:color w:val="1F2328"/>
+              </w:rPr>
+              <w:t>        }</w:t>
+            </w:r>
+          </w:p>
+          <w:p>
+            <w:pPr>
+              <w:spacing w:after="0"/>
+              <w:rPr>
+                <w:rFonts w:ascii="Consolas" w:eastAsia="Consolas" w:hAnsi="Consolas" w:cs="Consolas"/>
+                <w:color w:val="1F2328"/>
+              </w:rPr>
+            </w:pPr>
+            <w:r>
+              <w:rPr>
+                <w:rFonts w:ascii="Consolas" w:eastAsia="Consolas" w:hAnsi="Consolas" w:cs="Consolas"/>
+                <w:color w:val="1F2328"/>
+              </w:rPr>
+              <w:t>    ],</w:t>
+            </w:r>
+          </w:p>
+          <w:p>
+            <w:pPr>
+              <w:spacing w:after="0"/>
+              <w:rPr>
+                <w:rFonts w:ascii="Consolas" w:eastAsia="Consolas" w:hAnsi="Consolas" w:cs="Consolas"/>
+                <w:color w:val="1F2328"/>
+              </w:rPr>
+            </w:pPr>
+            <w:r>
+              <w:rPr>
+                <w:rFonts w:ascii="Consolas" w:eastAsia="Consolas" w:hAnsi="Consolas" w:cs="Consolas"/>
+                <w:color w:val="1F2328"/>
+              </w:rPr>
+              <w:t xml:space="preserve">    "empty": </w:t>
+            </w:r>
+            <w:r>
+              <w:rPr>
+                <w:rFonts w:ascii="Consolas" w:eastAsia="Consolas" w:hAnsi="Consolas" w:cs="Consolas"/>
+                <w:b/>
+                <w:bCs/>
+                <w:color w:val="1F2328"/>
+              </w:rPr>
+              <w:t>false</w:t>
+            </w:r>
+            <w:r>
+              <w:rPr>
+                <w:rFonts w:ascii="Consolas" w:eastAsia="Consolas" w:hAnsi="Consolas" w:cs="Consolas"/>
+                <w:color w:val="1F2328"/>
+              </w:rPr>
+              <w:t>,</w:t>
+            </w:r>
+          </w:p>
+          <w:p>
+            <w:pPr>
+              <w:spacing w:after="0"/>
+              <w:rPr>
+                <w:rFonts w:ascii="Consolas" w:eastAsia="Consolas" w:hAnsi="Consolas" w:cs="Consolas"/>
+                <w:color w:val="1F2328"/>
+              </w:rPr>
+            </w:pPr>
+            <w:r>
+              <w:rPr>
+                <w:rFonts w:ascii="Consolas" w:eastAsia="Consolas" w:hAnsi="Consolas" w:cs="Consolas"/>
+                <w:color w:val="1F2328"/>
+              </w:rPr>
+              <w:t xml:space="preserve">    "first": </w:t>
+            </w:r>
+            <w:r>
+              <w:rPr>
+                <w:rFonts w:ascii="Consolas" w:eastAsia="Consolas" w:hAnsi="Consolas" w:cs="Consolas"/>
+                <w:b/>
+                <w:bCs/>
+                <w:color w:val="1F2328"/>
+              </w:rPr>
+              <w:t>true</w:t>
+            </w:r>
+            <w:r>
+              <w:rPr>
+                <w:rFonts w:ascii="Consolas" w:eastAsia="Consolas" w:hAnsi="Consolas" w:cs="Consolas"/>
+                <w:color w:val="1F2328"/>
+              </w:rPr>
+              <w:t>,</w:t>
+            </w:r>
+          </w:p>
+          <w:p>
+            <w:pPr>
+              <w:spacing w:after="0"/>
+              <w:rPr>
+                <w:rFonts w:ascii="Consolas" w:eastAsia="Consolas" w:hAnsi="Consolas" w:cs="Consolas"/>
+                <w:color w:val="1F2328"/>
+              </w:rPr>
+            </w:pPr>
+            <w:r>
+              <w:rPr>
+                <w:rFonts w:ascii="Consolas" w:eastAsia="Consolas" w:hAnsi="Consolas" w:cs="Consolas"/>
+                <w:color w:val="1F2328"/>
+              </w:rPr>
+              <w:t xml:space="preserve">    "last": </w:t>
+            </w:r>
+            <w:r>
+              <w:rPr>
+                <w:rFonts w:ascii="Consolas" w:eastAsia="Consolas" w:hAnsi="Consolas" w:cs="Consolas"/>
+                <w:b/>
+                <w:bCs/>
+                <w:color w:val="1F2328"/>
+              </w:rPr>
+              <w:t>false</w:t>
+            </w:r>
+            <w:r>
+              <w:rPr>
+                <w:rFonts w:ascii="Consolas" w:eastAsia="Consolas" w:hAnsi="Consolas" w:cs="Consolas"/>
+                <w:color w:val="1F2328"/>
+              </w:rPr>
+              <w:t>,</w:t>
+            </w:r>
+          </w:p>
+          <w:p>
+            <w:pPr>
+              <w:spacing w:after="0"/>
+              <w:rPr>
+                <w:rFonts w:ascii="Consolas" w:eastAsia="Consolas" w:hAnsi="Consolas" w:cs="Consolas"/>
+                <w:color w:val="1F2328"/>
+              </w:rPr>
+            </w:pPr>
+            <w:r>
+              <w:rPr>
+                <w:rFonts w:ascii="Consolas" w:eastAsia="Consolas" w:hAnsi="Consolas" w:cs="Consolas"/>
+                <w:color w:val="1F2328"/>
+              </w:rPr>
+              <w:t>    "number": 0,</w:t>
+            </w:r>
+          </w:p>
+          <w:p>
+            <w:pPr>
+              <w:spacing w:after="0"/>
+              <w:rPr>
+                <w:rFonts w:ascii="Consolas" w:eastAsia="Consolas" w:hAnsi="Consolas" w:cs="Consolas"/>
+                <w:color w:val="1F2328"/>
+              </w:rPr>
+            </w:pPr>
+            <w:r>
+              <w:rPr>
+                <w:rFonts w:ascii="Consolas" w:eastAsia="Consolas" w:hAnsi="Consolas" w:cs="Consolas"/>
+                <w:color w:val="1F2328"/>
+              </w:rPr>
+              <w:t>    "</w:t>
+            </w:r>
+            <w:proofErr w:type="spellStart"/>
+            <w:r>
+              <w:rPr>
+                <w:rFonts w:ascii="Consolas" w:eastAsia="Consolas" w:hAnsi="Consolas" w:cs="Consolas"/>
+                <w:color w:val="1F2328"/>
+              </w:rPr>
+              <w:t>numberOfElements</w:t>
+            </w:r>
+            <w:proofErr w:type="spellEnd"/>
+            <w:r>
+              <w:rPr>
+                <w:rFonts w:ascii="Consolas" w:eastAsia="Consolas" w:hAnsi="Consolas" w:cs="Consolas"/>
+                <w:color w:val="1F2328"/>
+              </w:rPr>
+              <w:t>": 1,</w:t>
+            </w:r>
+          </w:p>
+          <w:p>
+            <w:pPr>
+              <w:spacing w:after="0"/>
+              <w:rPr>
+                <w:rFonts w:ascii="Consolas" w:eastAsia="Consolas" w:hAnsi="Consolas" w:cs="Consolas"/>
+                <w:color w:val="1F2328"/>
+              </w:rPr>
+            </w:pPr>
+            <w:r>
+              <w:rPr>
+                <w:rFonts w:ascii="Consolas" w:eastAsia="Consolas" w:hAnsi="Consolas" w:cs="Consolas"/>
+                <w:color w:val="1F2328"/>
+              </w:rPr>
+              <w:t>    "pageable": {</w:t>
+            </w:r>
+          </w:p>
+          <w:p>
+            <w:pPr>
+              <w:spacing w:after="0"/>
+              <w:rPr>
+                <w:rFonts w:ascii="Consolas" w:eastAsia="Consolas" w:hAnsi="Consolas" w:cs="Consolas"/>
+                <w:color w:val="1F2328"/>
+              </w:rPr>
+            </w:pPr>
+            <w:r>
+              <w:rPr>
+                <w:rFonts w:ascii="Consolas" w:eastAsia="Consolas" w:hAnsi="Consolas" w:cs="Consolas"/>
+                <w:color w:val="1F2328"/>
+              </w:rPr>
+              <w:t>        "offset": 0,</w:t>
+            </w:r>
+          </w:p>
+          <w:p>
+            <w:pPr>
+              <w:spacing w:after="0"/>
+              <w:rPr>
+                <w:rFonts w:ascii="Consolas" w:eastAsia="Consolas" w:hAnsi="Consolas" w:cs="Consolas"/>
+                <w:color w:val="1F2328"/>
+              </w:rPr>
+            </w:pPr>
+            <w:r>
+              <w:rPr>
+                <w:rFonts w:ascii="Consolas" w:eastAsia="Consolas" w:hAnsi="Consolas" w:cs="Consolas"/>
+                <w:color w:val="1F2328"/>
+              </w:rPr>
+              <w:t>        "</w:t>
+            </w:r>
+            <w:proofErr w:type="spellStart"/>
+            <w:r>
+              <w:rPr>
+                <w:rFonts w:ascii="Consolas" w:eastAsia="Consolas" w:hAnsi="Consolas" w:cs="Consolas"/>
+                <w:color w:val="1F2328"/>
+              </w:rPr>
+              <w:t>pageNumber</w:t>
+            </w:r>
+            <w:proofErr w:type="spellEnd"/>
+            <w:r>
+              <w:rPr>
+                <w:rFonts w:ascii="Consolas" w:eastAsia="Consolas" w:hAnsi="Consolas" w:cs="Consolas"/>
+                <w:color w:val="1F2328"/>
+              </w:rPr>
+              <w:t>": 0,</w:t>
+            </w:r>
+          </w:p>
+          <w:p>
+            <w:pPr>
+              <w:spacing w:after="0"/>
+              <w:rPr>
+                <w:rFonts w:ascii="Consolas" w:eastAsia="Consolas" w:hAnsi="Consolas" w:cs="Consolas"/>
+                <w:color w:val="1F2328"/>
+              </w:rPr>
+            </w:pPr>
+            <w:r>
+              <w:rPr>
+                <w:rFonts w:ascii="Consolas" w:eastAsia="Consolas" w:hAnsi="Consolas" w:cs="Consolas"/>
+                <w:color w:val="1F2328"/>
+              </w:rPr>
+              <w:t>        "</w:t>
+            </w:r>
+            <w:proofErr w:type="spellStart"/>
+            <w:r>
+              <w:rPr>
+                <w:rFonts w:ascii="Consolas" w:eastAsia="Consolas" w:hAnsi="Consolas" w:cs="Consolas"/>
+                <w:color w:val="1F2328"/>
+              </w:rPr>
+              <w:t>pageSize</w:t>
+            </w:r>
+            <w:proofErr w:type="spellEnd"/>
+            <w:r>
+              <w:rPr>
+                <w:rFonts w:ascii="Consolas" w:eastAsia="Consolas" w:hAnsi="Consolas" w:cs="Consolas"/>
+                <w:color w:val="1F2328"/>
+              </w:rPr>
+              <w:t>": 1,</w:t>
+            </w:r>
+          </w:p>
+          <w:p>
+            <w:pPr>
+              <w:spacing w:after="0"/>
+              <w:rPr>
+                <w:rFonts w:ascii="Consolas" w:eastAsia="Consolas" w:hAnsi="Consolas" w:cs="Consolas"/>
+                <w:color w:val="1F2328"/>
+              </w:rPr>
+            </w:pPr>
+            <w:r>
+              <w:rPr>
+                <w:rFonts w:ascii="Consolas" w:eastAsia="Consolas" w:hAnsi="Consolas" w:cs="Consolas"/>
+                <w:color w:val="1F2328"/>
+              </w:rPr>
+              <w:t xml:space="preserve">        "paged": </w:t>
+            </w:r>
+            <w:r>
+              <w:rPr>
+                <w:rFonts w:ascii="Consolas" w:eastAsia="Consolas" w:hAnsi="Consolas" w:cs="Consolas"/>
+                <w:b/>
+                <w:bCs/>
+                <w:color w:val="1F2328"/>
+              </w:rPr>
+              <w:t>true</w:t>
+            </w:r>
+            <w:r>
+              <w:rPr>
+                <w:rFonts w:ascii="Consolas" w:eastAsia="Consolas" w:hAnsi="Consolas" w:cs="Consolas"/>
+                <w:color w:val="1F2328"/>
+              </w:rPr>
+              <w:t>,</w:t>
+            </w:r>
+          </w:p>
+          <w:p>
+            <w:pPr>
+              <w:spacing w:after="0"/>
+              <w:rPr>
+                <w:rFonts w:ascii="Consolas" w:eastAsia="Consolas" w:hAnsi="Consolas" w:cs="Consolas"/>
+                <w:color w:val="1F2328"/>
+              </w:rPr>
+            </w:pPr>
+            <w:r>
+              <w:rPr>
+                <w:rFonts w:ascii="Consolas" w:eastAsia="Consolas" w:hAnsi="Consolas" w:cs="Consolas"/>
+                <w:color w:val="1F2328"/>
+              </w:rPr>
+              <w:t>        "sort": {</w:t>
+            </w:r>
+          </w:p>
+          <w:p>
+            <w:pPr>
+              <w:spacing w:after="0"/>
+              <w:rPr>
+                <w:rFonts w:ascii="Consolas" w:eastAsia="Consolas" w:hAnsi="Consolas" w:cs="Consolas"/>
+                <w:color w:val="1F2328"/>
+              </w:rPr>
+            </w:pPr>
+            <w:r>
+              <w:rPr>
+                <w:rFonts w:ascii="Consolas" w:eastAsia="Consolas" w:hAnsi="Consolas" w:cs="Consolas"/>
+                <w:color w:val="1F2328"/>
+              </w:rPr>
+              <w:t xml:space="preserve">            "empty": </w:t>
+            </w:r>
+            <w:r>
+              <w:rPr>
+                <w:rFonts w:ascii="Consolas" w:eastAsia="Consolas" w:hAnsi="Consolas" w:cs="Consolas"/>
+                <w:b/>
+                <w:bCs/>
+                <w:color w:val="1F2328"/>
+              </w:rPr>
+              <w:t>false</w:t>
+            </w:r>
+            <w:r>
+              <w:rPr>
+                <w:rFonts w:ascii="Consolas" w:eastAsia="Consolas" w:hAnsi="Consolas" w:cs="Consolas"/>
+                <w:color w:val="1F2328"/>
+              </w:rPr>
+              <w:t>,</w:t>
+            </w:r>
+          </w:p>
+          <w:p>
+            <w:pPr>
+              <w:spacing w:after="0"/>
+              <w:rPr>
+                <w:rFonts w:ascii="Consolas" w:eastAsia="Consolas" w:hAnsi="Consolas" w:cs="Consolas"/>
+                <w:color w:val="1F2328"/>
+              </w:rPr>
+            </w:pPr>
+            <w:r>
+              <w:rPr>
+                <w:rFonts w:ascii="Consolas" w:eastAsia="Consolas" w:hAnsi="Consolas" w:cs="Consolas"/>
+                <w:color w:val="1F2328"/>
+              </w:rPr>
+              <w:t xml:space="preserve">            "sorted": </w:t>
+            </w:r>
+            <w:r>
+              <w:rPr>
+                <w:rFonts w:ascii="Consolas" w:eastAsia="Consolas" w:hAnsi="Consolas" w:cs="Consolas"/>
+                <w:b/>
+                <w:bCs/>
+                <w:color w:val="1F2328"/>
+              </w:rPr>
+              <w:t>true</w:t>
+            </w:r>
+            <w:r>
+              <w:rPr>
+                <w:rFonts w:ascii="Consolas" w:eastAsia="Consolas" w:hAnsi="Consolas" w:cs="Consolas"/>
+                <w:color w:val="1F2328"/>
+              </w:rPr>
+              <w:t>,</w:t>
+            </w:r>
+          </w:p>
+          <w:p>
+            <w:pPr>
+              <w:spacing w:after="0"/>
+              <w:rPr>
+                <w:rFonts w:ascii="Consolas" w:eastAsia="Consolas" w:hAnsi="Consolas" w:cs="Consolas"/>
+                <w:color w:val="1F2328"/>
+              </w:rPr>
+            </w:pPr>
+            <w:r>
+              <w:rPr>
+                <w:rFonts w:ascii="Consolas" w:eastAsia="Consolas" w:hAnsi="Consolas" w:cs="Consolas"/>
+                <w:color w:val="1F2328"/>
+              </w:rPr>
+              <w:t xml:space="preserve">            "unsorted": </w:t>
+            </w:r>
+            <w:r>
+              <w:rPr>
+                <w:rFonts w:ascii="Consolas" w:eastAsia="Consolas" w:hAnsi="Consolas" w:cs="Consolas"/>
+                <w:b/>
+                <w:bCs/>
+                <w:color w:val="1F2328"/>
+              </w:rPr>
+              <w:t>false</w:t>
+            </w:r>
+          </w:p>
+          <w:p>
+            <w:pPr>
+              <w:spacing w:after="0"/>
+              <w:rPr>
+                <w:rFonts w:ascii="Consolas" w:eastAsia="Consolas" w:hAnsi="Consolas" w:cs="Consolas"/>
+                <w:color w:val="1F2328"/>
+              </w:rPr>
+            </w:pPr>
+            <w:r>
+              <w:rPr>
+                <w:rFonts w:ascii="Consolas" w:eastAsia="Consolas" w:hAnsi="Consolas" w:cs="Consolas"/>
+                <w:color w:val="1F2328"/>
+              </w:rPr>
+              <w:t>        },</w:t>
+            </w:r>
+          </w:p>
+          <w:p>
+            <w:pPr>
+              <w:spacing w:after="0"/>
+              <w:rPr>
+                <w:rFonts w:ascii="Consolas" w:eastAsia="Consolas" w:hAnsi="Consolas" w:cs="Consolas"/>
+                <w:color w:val="1F2328"/>
+              </w:rPr>
+            </w:pPr>
+            <w:r>
+              <w:rPr>
+                <w:rFonts w:ascii="Consolas" w:eastAsia="Consolas" w:hAnsi="Consolas" w:cs="Consolas"/>
+                <w:color w:val="1F2328"/>
+              </w:rPr>
+              <w:t xml:space="preserve">        "unpaged": </w:t>
+            </w:r>
+            <w:r>
+              <w:rPr>
+                <w:rFonts w:ascii="Consolas" w:eastAsia="Consolas" w:hAnsi="Consolas" w:cs="Consolas"/>
+                <w:b/>
+                <w:bCs/>
+                <w:color w:val="1F2328"/>
+              </w:rPr>
+              <w:t>false</w:t>
+            </w:r>
+          </w:p>
+          <w:p>
+            <w:pPr>
+              <w:spacing w:after="0"/>
+              <w:rPr>
+                <w:rFonts w:ascii="Consolas" w:eastAsia="Consolas" w:hAnsi="Consolas" w:cs="Consolas"/>
+                <w:color w:val="1F2328"/>
+              </w:rPr>
+            </w:pPr>
+            <w:r>
+              <w:rPr>
+                <w:rFonts w:ascii="Consolas" w:eastAsia="Consolas" w:hAnsi="Consolas" w:cs="Consolas"/>
+                <w:color w:val="1F2328"/>
+              </w:rPr>
+              <w:t>    },</w:t>
+            </w:r>
+          </w:p>
+          <w:p>
+            <w:pPr>
+              <w:spacing w:after="0"/>
+              <w:rPr>
+                <w:rFonts w:ascii="Consolas" w:eastAsia="Consolas" w:hAnsi="Consolas" w:cs="Consolas"/>
+                <w:color w:val="1F2328"/>
+              </w:rPr>
+            </w:pPr>
+            <w:r>
+              <w:rPr>
+                <w:rFonts w:ascii="Consolas" w:eastAsia="Consolas" w:hAnsi="Consolas" w:cs="Consolas"/>
+                <w:color w:val="1F2328"/>
+              </w:rPr>
+              <w:t>    "size": 1,</w:t>
+            </w:r>
+          </w:p>
+          <w:p>
+            <w:pPr>
+              <w:spacing w:after="0"/>
+              <w:rPr>
+                <w:rFonts w:ascii="Consolas" w:eastAsia="Consolas" w:hAnsi="Consolas" w:cs="Consolas"/>
+                <w:color w:val="1F2328"/>
+              </w:rPr>
+            </w:pPr>
+            <w:r>
+              <w:rPr>
+                <w:rFonts w:ascii="Consolas" w:eastAsia="Consolas" w:hAnsi="Consolas" w:cs="Consolas"/>
+                <w:color w:val="1F2328"/>
+              </w:rPr>
+              <w:t>    "sort": {</w:t>
+            </w:r>
+          </w:p>
+          <w:p>
+            <w:pPr>
+              <w:spacing w:after="0"/>
+              <w:rPr>
+                <w:rFonts w:ascii="Consolas" w:eastAsia="Consolas" w:hAnsi="Consolas" w:cs="Consolas"/>
+                <w:color w:val="1F2328"/>
+              </w:rPr>
+            </w:pPr>
+            <w:r>
+              <w:rPr>
+                <w:rFonts w:ascii="Consolas" w:eastAsia="Consolas" w:hAnsi="Consolas" w:cs="Consolas"/>
+                <w:color w:val="1F2328"/>
+              </w:rPr>
+              <w:t xml:space="preserve">        "empty": </w:t>
+            </w:r>
+            <w:r>
+              <w:rPr>
+                <w:rFonts w:ascii="Consolas" w:eastAsia="Consolas" w:hAnsi="Consolas" w:cs="Consolas"/>
+                <w:b/>
+                <w:bCs/>
+                <w:color w:val="1F2328"/>
+              </w:rPr>
+              <w:t>false</w:t>
+            </w:r>
+            <w:r>
+              <w:rPr>
+                <w:rFonts w:ascii="Consolas" w:eastAsia="Consolas" w:hAnsi="Consolas" w:cs="Consolas"/>
+                <w:color w:val="1F2328"/>
+              </w:rPr>
+              <w:t>,</w:t>
+            </w:r>
+          </w:p>
+          <w:p>
+            <w:pPr>
+              <w:spacing w:after="0"/>
+              <w:rPr>
+                <w:rFonts w:ascii="Consolas" w:eastAsia="Consolas" w:hAnsi="Consolas" w:cs="Consolas"/>
+                <w:color w:val="1F2328"/>
+              </w:rPr>
+            </w:pPr>
+            <w:r>
+              <w:rPr>
+                <w:rFonts w:ascii="Consolas" w:eastAsia="Consolas" w:hAnsi="Consolas" w:cs="Consolas"/>
+                <w:color w:val="1F2328"/>
+              </w:rPr>
+              <w:t xml:space="preserve">        "sorted": </w:t>
+            </w:r>
+            <w:r>
+              <w:rPr>
+                <w:rFonts w:ascii="Consolas" w:eastAsia="Consolas" w:hAnsi="Consolas" w:cs="Consolas"/>
+                <w:b/>
+                <w:bCs/>
+                <w:color w:val="1F2328"/>
+              </w:rPr>
+              <w:t>true</w:t>
+            </w:r>
+            <w:r>
+              <w:rPr>
+                <w:rFonts w:ascii="Consolas" w:eastAsia="Consolas" w:hAnsi="Consolas" w:cs="Consolas"/>
+                <w:color w:val="1F2328"/>
+              </w:rPr>
+              <w:t>,</w:t>
+            </w:r>
+          </w:p>
+          <w:p>
+            <w:pPr>
+              <w:spacing w:after="0"/>
+              <w:rPr>
+                <w:rFonts w:ascii="Consolas" w:eastAsia="Consolas" w:hAnsi="Consolas" w:cs="Consolas"/>
+                <w:color w:val="1F2328"/>
+              </w:rPr>
+            </w:pPr>
+            <w:r>
+              <w:rPr>
+                <w:rFonts w:ascii="Consolas" w:eastAsia="Consolas" w:hAnsi="Consolas" w:cs="Consolas"/>
+                <w:color w:val="1F2328"/>
+              </w:rPr>
+              <w:t xml:space="preserve">        "unsorted": </w:t>
+            </w:r>
+            <w:r>
+              <w:rPr>
+                <w:rFonts w:ascii="Consolas" w:eastAsia="Consolas" w:hAnsi="Consolas" w:cs="Consolas"/>
+                <w:b/>
+                <w:bCs/>
+                <w:color w:val="1F2328"/>
+              </w:rPr>
+              <w:t>false</w:t>
+            </w:r>
+          </w:p>
+          <w:p>
+            <w:pPr>
+              <w:spacing w:after="0"/>
+              <w:rPr>
+                <w:rFonts w:ascii="Consolas" w:eastAsia="Consolas" w:hAnsi="Consolas" w:cs="Consolas"/>
+                <w:color w:val="1F2328"/>
+              </w:rPr>
+            </w:pPr>
+            <w:r>
+              <w:rPr>
+                <w:rFonts w:ascii="Consolas" w:eastAsia="Consolas" w:hAnsi="Consolas" w:cs="Consolas"/>
+                <w:color w:val="1F2328"/>
+              </w:rPr>
+              <w:lastRenderedPageBreak/>
+              <w:t>    },</w:t>
+            </w:r>
+          </w:p>
+          <w:p>
+            <w:pPr>
+              <w:spacing w:after="0"/>
+              <w:rPr>
+                <w:rFonts w:ascii="Consolas" w:eastAsia="Consolas" w:hAnsi="Consolas" w:cs="Consolas"/>
+                <w:color w:val="1F2328"/>
+              </w:rPr>
+            </w:pPr>
+            <w:r>
+              <w:rPr>
+                <w:rFonts w:ascii="Consolas" w:eastAsia="Consolas" w:hAnsi="Consolas" w:cs="Consolas"/>
+                <w:color w:val="1F2328"/>
+              </w:rPr>
+              <w:t>    "</w:t>
+            </w:r>
+            <w:proofErr w:type="spellStart"/>
+            <w:r>
+              <w:rPr>
+                <w:rFonts w:ascii="Consolas" w:eastAsia="Consolas" w:hAnsi="Consolas" w:cs="Consolas"/>
+                <w:color w:val="1F2328"/>
+              </w:rPr>
+              <w:t>totalElements</w:t>
+            </w:r>
+            <w:proofErr w:type="spellEnd"/>
+            <w:r>
+              <w:rPr>
+                <w:rFonts w:ascii="Consolas" w:eastAsia="Consolas" w:hAnsi="Consolas" w:cs="Consolas"/>
+                <w:color w:val="1F2328"/>
+              </w:rPr>
+              <w:t>": 20,</w:t>
+            </w:r>
+          </w:p>
+          <w:p>
+            <w:pPr>
+              <w:spacing w:after="0"/>
+              <w:rPr>
+                <w:rFonts w:ascii="Consolas" w:eastAsia="Consolas" w:hAnsi="Consolas" w:cs="Consolas"/>
+                <w:color w:val="1F2328"/>
+              </w:rPr>
+            </w:pPr>
+            <w:r>
+              <w:rPr>
+                <w:rFonts w:ascii="Consolas" w:eastAsia="Consolas" w:hAnsi="Consolas" w:cs="Consolas"/>
+                <w:color w:val="1F2328"/>
+              </w:rPr>
+              <w:t>    "</w:t>
+            </w:r>
+            <w:proofErr w:type="spellStart"/>
+            <w:r>
+              <w:rPr>
+                <w:rFonts w:ascii="Consolas" w:eastAsia="Consolas" w:hAnsi="Consolas" w:cs="Consolas"/>
+                <w:color w:val="1F2328"/>
+              </w:rPr>
+              <w:t>totalPages</w:t>
+            </w:r>
+            <w:proofErr w:type="spellEnd"/>
+            <w:r>
+              <w:rPr>
+                <w:rFonts w:ascii="Consolas" w:eastAsia="Consolas" w:hAnsi="Consolas" w:cs="Consolas"/>
+                <w:color w:val="1F2328"/>
+              </w:rPr>
+              <w:t>": 20</w:t>
+            </w:r>
+          </w:p>
+          <w:p>
+            <w:pPr>
+              <w:spacing w:after="0"/>
+              <w:rPr>
+                <w:rFonts w:ascii="Consolas" w:eastAsia="Consolas" w:hAnsi="Consolas" w:cs="Consolas"/>
+                <w:color w:val="1F2328"/>
+              </w:rPr>
+            </w:pPr>
+            <w:r>
+              <w:rPr>
+                <w:rFonts w:ascii="Consolas" w:eastAsia="Consolas" w:hAnsi="Consolas" w:cs="Consolas"/>
+                <w:color w:val="1F2328"/>
+              </w:rPr>
+              <w:t>}</w:t>
+            </w:r>
+          </w:p>
+          <w:p>
+            <w:pPr>
+              <w:spacing w:after="0"/>
+            </w:pPr>
+          </w:p>
+          <w:p>
+            <w:pPr>
+              <w:spacing w:after="0"/>
+            </w:pPr>
+            <w:r>
+              <w:rPr>
+                <w:color w:val="707070"/>
+              </w:rPr>
+              <w:t xml:space="preserve">2     </w:t>
+            </w:r>
+          </w:p>
+        </w:tc>
+      </w:tr>
+    </w:tbl>
+    <w:p>
+      <w:pPr>
+        <w:pBdr>
+          <w:top w:val="single" w:sz="12" w:space="0" w:color="auto"/>
+        </w:pBdr>
+        <w:spacing w:after="0"/>
+      </w:pPr>
+    </w:p>
+    <w:p>
+      <w:pPr>
+        <w:pStyle w:val="Heading3"/>
+      </w:pPr>
+      <w:r>
+        <w:t>Update Venue Location (Location-Only Modification)</w:t>
+      </w:r>
+    </w:p>
+    <w:p>
+      <w:r>
+        <w:rPr>
+          <w:b/>
+          <w:bCs/>
+        </w:rPr>
+        <w:t>Description:</w:t>
+      </w:r>
+    </w:p>
+    <w:p>
+      <w:pPr>
+        <w:pStyle w:val="ListParagraph"/>
+        <w:numPr>
+          <w:ilvl w:val="0"/>
+          <w:numId w:val="11"/>
+        </w:numPr>
+      </w:pPr>
+      <w:r>
+        <w:t>Updates only the venue location</w:t>
+      </w:r>
+    </w:p>
+    <w:p>
+      <w:pPr>
+        <w:pStyle w:val="ListParagraph"/>
+        <w:numPr>
+          <w:ilvl w:val="0"/>
+          <w:numId w:val="11"/>
+        </w:numPr>
+      </w:pPr>
+      <w:r>
+        <w:t>Intended for administrative corrections</w:t>
+      </w:r>
+    </w:p>
+    <w:p>
+      <w:pPr>
+        <w:pStyle w:val="ListParagraph"/>
+        <w:numPr>
+          <w:ilvl w:val="0"/>
+          <w:numId w:val="11"/>
+        </w:numPr>
+      </w:pPr>
+      <w:r>
+        <w:t>Other venue fields remain unchanged</w:t>
+      </w:r>
+    </w:p>
+    <w:p>
+      <w:pPr>
+        <w:pStyle w:val="ListParagraph"/>
+        <w:numPr>
+          <w:ilvl w:val="0"/>
+          <w:numId w:val="11"/>
+        </w:numPr>
+      </w:pPr>
+      <w:r>
+        <w:t>Returns 200 OK</w:t>
+      </w:r>
+    </w:p>
+    <w:p>
+      <w:pPr>
+        <w:pBdr>
+          <w:top w:val="single" w:sz="12" w:space="0" w:color="auto"/>
+        </w:pBdr>
+        <w:spacing w:after="0"/>
+      </w:pPr>
+    </w:p>
+    <w:p>
+      <w:pPr>
+        <w:pStyle w:val="Heading3"/>
+      </w:pPr>
+      <w:r>
+        <w:t>Get Venues by Location (Legacy Endpoint – Not Recommended)</w:t>
+      </w:r>
+    </w:p>
+    <w:p>
+      <w:r>
+        <w:rPr>
+          <w:b/>
+          <w:bCs/>
+        </w:rPr>
+        <w:t>Description:</w:t>
+      </w:r>
+    </w:p>
+    <w:p>
+      <w:pPr>
+        <w:pStyle w:val="ListParagraph"/>
+        <w:numPr>
+          <w:ilvl w:val="0"/>
+          <w:numId w:val="12"/>
+        </w:numPr>
+      </w:pPr>
+      <w:r>
+        <w:t>Returns venues filtered by full location string</w:t>
+      </w:r>
+    </w:p>
+    <w:p>
+      <w:pPr>
+        <w:pStyle w:val="ListParagraph"/>
+        <w:numPr>
+          <w:ilvl w:val="0"/>
+          <w:numId w:val="12"/>
+        </w:numPr>
+      </w:pPr>
+      <w:r>
+        <w:t>Pagination and sorting supported</w:t>
+      </w:r>
+    </w:p>
+    <w:p>
+      <w:pPr>
+        <w:pStyle w:val="ListParagraph"/>
+        <w:numPr>
+          <w:ilvl w:val="0"/>
+          <w:numId w:val="12"/>
+        </w:numPr>
+      </w:pPr>
+      <w:r>
+        <w:t>This endpoint is maintained for compatibility, but query-parameter filtering (city / state) is preferred</w:t>
+      </w:r>
+    </w:p>
+    <w:p>
+      <w:pPr>
+        <w:pBdr>
+          <w:top w:val="single" w:sz="12" w:space="0" w:color="auto"/>
+        </w:pBdr>
+        <w:spacing w:after="0"/>
+      </w:pPr>
+    </w:p>
+    <w:p>
+      <w:pPr>
+        <w:pStyle w:val="Heading3"/>
+      </w:pPr>
+      <w:r>
+        <w:t>Notes (Venues)</w:t>
+      </w:r>
+    </w:p>
+    <w:p>
+      <w:pPr>
+        <w:pStyle w:val="ListParagraph"/>
+        <w:numPr>
+          <w:ilvl w:val="0"/>
+          <w:numId w:val="13"/>
+        </w:numPr>
+      </w:pPr>
+      <w:r>
+        <w:t>Venues can be created, retrieved, and updated (location only)</w:t>
+      </w:r>
+    </w:p>
+    <w:p>
+      <w:pPr>
+        <w:pStyle w:val="ListParagraph"/>
+        <w:numPr>
+          <w:ilvl w:val="0"/>
+          <w:numId w:val="13"/>
+        </w:numPr>
+      </w:pPr>
+      <w:r>
+        <w:t>Venues are not deleted</w:t>
+      </w:r>
+    </w:p>
+    <w:p>
+      <w:pPr>
+        <w:pStyle w:val="ListParagraph"/>
+        <w:numPr>
+          <w:ilvl w:val="0"/>
+          <w:numId w:val="13"/>
+        </w:numPr>
+      </w:pPr>
+      <w:r>
+        <w:t>Pagination and sorting are supported</w:t>
+      </w:r>
+    </w:p>
+    <w:p>
+      <w:pPr>
+        <w:pStyle w:val="ListParagraph"/>
+        <w:numPr>
+          <w:ilvl w:val="0"/>
+          <w:numId w:val="13"/>
+        </w:numPr>
+      </w:pPr>
+      <w:r>
+        <w:t>Query-parameter filtering by city/state is the preferred approach</w:t>
+      </w:r>
+    </w:p>
+    <w:p>
+      <w:pPr>
+        <w:pBdr>
+          <w:top w:val="single" w:sz="12" w:space="0" w:color="auto"/>
+        </w:pBdr>
+        <w:spacing w:after="0"/>
+      </w:pPr>
+    </w:p>
+    <w:p>
+      <w:pPr>
+        <w:pStyle w:val="Heading2"/>
+      </w:pPr>
+      <w:r>
+        <w:t>Tickets API Endpoints</w:t>
+      </w:r>
+    </w:p>
+    <w:p>
+      <w:pPr>
+        <w:pStyle w:val="Heading3"/>
+      </w:pPr>
+      <w:r>
+        <w:t>Get Ticket by ID (No Pagination)</w:t>
+      </w:r>
+    </w:p>
+    <w:p>
+      <w:r>
+        <w:t xml:space="preserve">API CALL: </w:t>
+      </w:r>
+      <w:hyperlink r:id="rId5" w:history="1">
+        <w:r>
+          <w:rPr>
+            <w:rStyle w:val="Hyperlink"/>
+          </w:rPr>
+          <w:t>http://localhost:8080/api/tickets/id/1</w:t>
+        </w:r>
+      </w:hyperlink>
+    </w:p>
+    <w:p>
+      <w:r>
+        <w:t>Example result:</w:t>
+      </w:r>
+    </w:p>
+    <w:p>
+      <w:r>
+        <w:t>{</w:t>
+      </w:r>
+    </w:p>
+    <w:p>
+      <w:r>
+        <w:lastRenderedPageBreak/>
+        <w:t>    "</w:t>
+      </w:r>
+      <w:proofErr w:type="spellStart"/>
+      <w:r>
+        <w:t>event_id</w:t>
+      </w:r>
+      <w:proofErr w:type="spellEnd"/>
+      <w:r>
+        <w:t>": 1,</w:t>
+      </w:r>
+    </w:p>
+    <w:p>
+      <w:r>
+        <w:t>    "id": 1,</w:t>
+      </w:r>
+    </w:p>
+    <w:p>
+      <w:r>
+        <w:t>    "price": 50.31,</w:t>
+      </w:r>
+    </w:p>
+    <w:p>
+      <w:r>
+        <w:t>    "sold": 10824,</w:t>
+      </w:r>
+    </w:p>
+    <w:p>
+      <w:r>
+        <w:t>    "</w:t>
+      </w:r>
+      <w:proofErr w:type="spellStart"/>
+      <w:r>
+        <w:t>total_quantity</w:t>
+      </w:r>
+      <w:proofErr w:type="spellEnd"/>
+      <w:r>
+        <w:t>": 12149</w:t>
+      </w:r>
+    </w:p>
+    <w:p>
+      <w:r>
+        <w:t>}</w:t>
+      </w:r>
+    </w:p>
+    <w:p/>
+    <w:p>
+      <w:r>
+        <w:rPr>
+          <w:b/>
+          <w:bCs/>
+        </w:rPr>
+        <w:t>Description:</w:t>
+      </w:r>
+    </w:p>
+    <w:p>
+      <w:pPr>
+        <w:pStyle w:val="ListParagraph"/>
+        <w:numPr>
+          <w:ilvl w:val="0"/>
+          <w:numId w:val="14"/>
+        </w:numPr>
+      </w:pPr>
+      <w:r>
+        <w:t>Returns a single ticket by its ID</w:t>
+      </w:r>
+    </w:p>
+    <w:p>
+      <w:pPr>
+        <w:pStyle w:val="ListParagraph"/>
+        <w:numPr>
+          <w:ilvl w:val="0"/>
+          <w:numId w:val="14"/>
+        </w:numPr>
+      </w:pPr>
+      <w:r>
+        <w:t>Returns 200 OK if the ticket exists</w:t>
+      </w:r>
+    </w:p>
+    <w:p>
+      <w:pPr>
+        <w:pStyle w:val="ListParagraph"/>
+        <w:numPr>
+          <w:ilvl w:val="0"/>
+          <w:numId w:val="14"/>
+        </w:numPr>
+      </w:pPr>
+      <w:r>
+        <w:t>Returns 404 Not Found if the ticket does not exist</w:t>
+      </w:r>
+    </w:p>
+    <w:p>
+      <w:pPr>
+        <w:pBdr>
+          <w:top w:val="single" w:sz="12" w:space="0" w:color="auto"/>
+        </w:pBdr>
+        <w:spacing w:after="0"/>
+      </w:pPr>
+    </w:p>
+    <w:p>
+      <w:pPr>
+        <w:pStyle w:val="Heading3"/>
+      </w:pPr>
+      <w:r>
+        <w:t>Get All Tickets (Pagination Supported)</w:t>
+      </w:r>
+    </w:p>
+    <w:p>
+      <w:r>
+        <w:t xml:space="preserve">Example URL: </w:t>
+      </w:r>
+      <w:hyperlink r:id="rId6" w:history="1">
+        <w:r>
+          <w:rPr>
+            <w:rStyle w:val="Hyperlink"/>
+          </w:rPr>
+          <w:t>http://localhost:8080/api/tickets?size=1</w:t>
+        </w:r>
+      </w:hyperlink>
+    </w:p>
+    <w:p>
+      <w:r>
+        <w:t xml:space="preserve">Example result: </w:t>
+      </w:r>
+      <w:r>
+        <w:t>{</w:t>
+      </w:r>
+    </w:p>
+    <w:p>
+      <w:r>
+        <w:t xml:space="preserve">    "content": [</w:t>
+      </w:r>
+    </w:p>
+    <w:p>
+      <w:r>
+        <w:t xml:space="preserve">        {</w:t>
+      </w:r>
+    </w:p>
+    <w:p>
+      <w:r>
+        <w:t xml:space="preserve">            "id": 1,</w:t>
+      </w:r>
+    </w:p>
+    <w:p>
+      <w:r>
+        <w:t xml:space="preserve">            "</w:t>
+      </w:r>
+      <w:proofErr w:type="spellStart"/>
+      <w:r>
+        <w:t>event_id</w:t>
+      </w:r>
+      <w:proofErr w:type="spellEnd"/>
+      <w:r>
+        <w:t>": 1,</w:t>
+      </w:r>
+    </w:p>
+    <w:p>
+      <w:r>
+        <w:t xml:space="preserve">            "price": 50.31,</w:t>
+      </w:r>
+    </w:p>
+    <w:p>
+      <w:r>
+        <w:t xml:space="preserve">            "</w:t>
+      </w:r>
+      <w:proofErr w:type="spellStart"/>
+      <w:r>
+        <w:t>total_quantity</w:t>
+      </w:r>
+      <w:proofErr w:type="spellEnd"/>
+      <w:r>
+        <w:t>": 12149,</w:t>
+      </w:r>
+    </w:p>
+    <w:p>
+      <w:r>
+        <w:t xml:space="preserve">            "sold": 10824,</w:t>
+      </w:r>
+    </w:p>
+    <w:p>
+      <w:r>
+        <w:t xml:space="preserve">            "event": {</w:t>
+      </w:r>
+    </w:p>
+    <w:p>
+      <w:r>
+        <w:t xml:space="preserve">                "id": 1,</w:t>
+      </w:r>
+    </w:p>
+    <w:p>
+      <w:r>
+        <w:t xml:space="preserve">                "</w:t>
+      </w:r>
+      <w:proofErr w:type="spellStart"/>
+      <w:r>
+        <w:t>event_name</w:t>
+      </w:r>
+      <w:proofErr w:type="spellEnd"/>
+      <w:r>
+        <w:t>": "Startup Expo 2025",</w:t>
+      </w:r>
+    </w:p>
+    <w:p>
+      <w:r>
+        <w:t xml:space="preserve">                "date": "2025-07-15",</w:t>
+      </w:r>
+    </w:p>
+    <w:p>
+      <w:r>
+        <w:t xml:space="preserve">                "status": "COMPLETED",</w:t>
+      </w:r>
+    </w:p>
+    <w:p>
+      <w:r>
+        <w:t xml:space="preserve">                "</w:t>
+      </w:r>
+      <w:proofErr w:type="spellStart"/>
+      <w:r>
+        <w:t>total_spots</w:t>
+      </w:r>
+      <w:proofErr w:type="spellEnd"/>
+      <w:r>
+        <w:t>": 12149,</w:t>
+      </w:r>
+    </w:p>
+    <w:p>
+      <w:r>
+        <w:lastRenderedPageBreak/>
+        <w:t xml:space="preserve">                "</w:t>
+      </w:r>
+      <w:proofErr w:type="spellStart"/>
+      <w:r>
+        <w:t>venue_id</w:t>
+      </w:r>
+      <w:proofErr w:type="spellEnd"/>
+      <w:r>
+        <w:t>": 1,</w:t>
+      </w:r>
+    </w:p>
+    <w:p>
+      <w:r>
+        <w:t xml:space="preserve">                "</w:t>
+      </w:r>
+      <w:proofErr w:type="spellStart"/>
+      <w:r>
+        <w:t>hibernateLazyInitializer</w:t>
+      </w:r>
+      <w:proofErr w:type="spellEnd"/>
+      <w:r>
+        <w:t>": {},</w:t>
+      </w:r>
+    </w:p>
+    <w:p>
+      <w:r>
+        <w:t xml:space="preserve">                "venue": {</w:t>
+      </w:r>
+    </w:p>
+    <w:p>
+      <w:r>
+        <w:t xml:space="preserve">                    "id": 1,</w:t>
+      </w:r>
+    </w:p>
+    <w:p>
+      <w:r>
+        <w:t xml:space="preserve">                    "</w:t>
+      </w:r>
+      <w:proofErr w:type="spellStart"/>
+      <w:r>
+        <w:t>venue_name</w:t>
+      </w:r>
+      <w:proofErr w:type="spellEnd"/>
+      <w:r>
+        <w:t>": "Columbus Convention Center",</w:t>
+      </w:r>
+    </w:p>
+    <w:p>
+      <w:r>
+        <w:t xml:space="preserve">                    "location": "Columbus, OH",</w:t>
+      </w:r>
+    </w:p>
+    <w:p>
+      <w:r>
+        <w:t xml:space="preserve">                    "</w:t>
+      </w:r>
+      <w:proofErr w:type="spellStart"/>
+      <w:r>
+        <w:t>total_capacity</w:t>
+      </w:r>
+      <w:proofErr w:type="spellEnd"/>
+      <w:r>
+        <w:t>": 20000,</w:t>
+      </w:r>
+    </w:p>
+    <w:p>
+      <w:r>
+        <w:t xml:space="preserve">                    "</w:t>
+      </w:r>
+      <w:proofErr w:type="spellStart"/>
+      <w:r>
+        <w:t>hibernateLazyInitializer</w:t>
+      </w:r>
+      <w:proofErr w:type="spellEnd"/>
+      <w:r>
+        <w:t>": {}</w:t>
+      </w:r>
+    </w:p>
+    <w:p>
+      <w:r>
+        <w:t xml:space="preserve">                }</w:t>
+      </w:r>
+    </w:p>
+    <w:p>
+      <w:r>
+        <w:t xml:space="preserve">            }</w:t>
+      </w:r>
+    </w:p>
+    <w:p>
+      <w:r>
+        <w:t xml:space="preserve">        }</w:t>
+      </w:r>
+    </w:p>
+    <w:p>
+      <w:r>
+        <w:t xml:space="preserve">    ],</w:t>
+      </w:r>
+    </w:p>
+    <w:p>
+      <w:r>
+        <w:t xml:space="preserve">    "empty": false,</w:t>
+      </w:r>
+    </w:p>
+    <w:p>
+      <w:r>
+        <w:t xml:space="preserve">    "first": true,</w:t>
+      </w:r>
+    </w:p>
+    <w:p>
+      <w:r>
+        <w:t xml:space="preserve">    "last": false,</w:t>
+      </w:r>
+    </w:p>
+    <w:p>
+      <w:r>
+        <w:t xml:space="preserve">    "number": 0,</w:t>
+      </w:r>
+    </w:p>
+    <w:p>
+      <w:r>
+        <w:t xml:space="preserve">    "</w:t>
+      </w:r>
+      <w:proofErr w:type="spellStart"/>
+      <w:r>
+        <w:t>numberOfElements</w:t>
+      </w:r>
+      <w:proofErr w:type="spellEnd"/>
+      <w:r>
+        <w:t>": 1,</w:t>
+      </w:r>
+    </w:p>
+    <w:p>
+      <w:r>
+        <w:t xml:space="preserve">    "pageable": {</w:t>
+      </w:r>
+    </w:p>
+    <w:p>
+      <w:r>
+        <w:t xml:space="preserve">        "offset": 0,</w:t>
+      </w:r>
+    </w:p>
+    <w:p>
+      <w:r>
+        <w:t xml:space="preserve">        "</w:t>
+      </w:r>
+      <w:proofErr w:type="spellStart"/>
+      <w:r>
+        <w:t>pageNumber</w:t>
+      </w:r>
+      <w:proofErr w:type="spellEnd"/>
+      <w:r>
+        <w:t>": 0,</w:t>
+      </w:r>
+    </w:p>
+    <w:p>
+      <w:r>
+        <w:t xml:space="preserve">        "</w:t>
+      </w:r>
+      <w:proofErr w:type="spellStart"/>
+      <w:r>
+        <w:t>pageSize</w:t>
+      </w:r>
+      <w:proofErr w:type="spellEnd"/>
+      <w:r>
+        <w:t>": 1,</w:t>
+      </w:r>
+    </w:p>
+    <w:p>
+      <w:r>
+        <w:t xml:space="preserve">        "paged": true,</w:t>
+      </w:r>
+    </w:p>
+    <w:p>
+      <w:r>
+        <w:t xml:space="preserve">        "sort": {</w:t>
+      </w:r>
+    </w:p>
+    <w:p>
+      <w:r>
+        <w:t xml:space="preserve">            "empty": false,</w:t>
+      </w:r>
+    </w:p>
+    <w:p>
+      <w:r>
+        <w:t xml:space="preserve">            "sorted": true,</w:t>
+      </w:r>
+    </w:p>
+    <w:p>
+      <w:r>
+        <w:t xml:space="preserve">            "unsorted": false</w:t>
+      </w:r>
+    </w:p>
+    <w:p>
+      <w:r>
+        <w:t xml:space="preserve">        },</w:t>
+      </w:r>
+    </w:p>
+    <w:p>
+      <w:r>
+        <w:t xml:space="preserve">        "unpaged": false</w:t>
+      </w:r>
+    </w:p>
+    <w:p>
+      <w:r>
+        <w:lastRenderedPageBreak/>
+        <w:t xml:space="preserve">    },</w:t>
+      </w:r>
+    </w:p>
+    <w:p>
+      <w:r>
+        <w:t xml:space="preserve">    "size": 1,</w:t>
+      </w:r>
+    </w:p>
+    <w:p>
+      <w:r>
+        <w:t xml:space="preserve">    "sort": {</w:t>
+      </w:r>
+    </w:p>
+    <w:p>
+      <w:r>
+        <w:t xml:space="preserve">        "empty": false,</w:t>
+      </w:r>
+    </w:p>
+    <w:p>
+      <w:r>
+        <w:t xml:space="preserve">        "sorted": true,</w:t>
+      </w:r>
+    </w:p>
+    <w:p>
+      <w:r>
+        <w:t xml:space="preserve">        "unsorted": false</w:t>
+      </w:r>
+    </w:p>
+    <w:p>
+      <w:r>
+        <w:t xml:space="preserve">    },</w:t>
+      </w:r>
+    </w:p>
+    <w:p>
+      <w:r>
+        <w:t xml:space="preserve">    "</w:t>
+      </w:r>
+      <w:proofErr w:type="spellStart"/>
+      <w:r>
+        <w:t>totalElements</w:t>
+      </w:r>
+      <w:proofErr w:type="spellEnd"/>
+      <w:r>
+        <w:t>": 1065,</w:t>
+      </w:r>
+    </w:p>
+    <w:p>
+      <w:r>
+        <w:t xml:space="preserve">    "</w:t>
+      </w:r>
+      <w:proofErr w:type="spellStart"/>
+      <w:r>
+        <w:t>totalPages</w:t>
+      </w:r>
+      <w:proofErr w:type="spellEnd"/>
+      <w:r>
+        <w:t>": 1065</w:t>
+      </w:r>
+    </w:p>
+    <w:p>
+      <w:r>
+        <w:t>}</w:t>
+      </w:r>
+    </w:p>
+    <w:p>
+      <w:r>
+        <w:rPr>
+          <w:b/>
+          <w:bCs/>
+        </w:rPr>
+        <w:t>Query Parameters (Optional):</w:t>
+      </w:r>
+    </w:p>
+    <w:p>
+      <w:pPr>
+        <w:pStyle w:val="ListParagraph"/>
+        <w:numPr>
+          <w:ilvl w:val="0"/>
+          <w:numId w:val="15"/>
+        </w:numPr>
+      </w:pPr>
+      <w:r>
+        <w:t>page (default: 0)</w:t>
+      </w:r>
+    </w:p>
+    <w:p>
+      <w:pPr>
+        <w:pStyle w:val="ListParagraph"/>
+        <w:numPr>
+          <w:ilvl w:val="0"/>
+          <w:numId w:val="15"/>
+        </w:numPr>
+      </w:pPr>
+      <w:r>
+        <w:t>size (default: 10)</w:t>
+      </w:r>
+    </w:p>
+    <w:p>
+      <w:pPr>
+        <w:pStyle w:val="ListParagraph"/>
+        <w:numPr>
+          <w:ilvl w:val="0"/>
+          <w:numId w:val="15"/>
+        </w:numPr>
+      </w:pPr>
+      <w:proofErr w:type="spellStart"/>
+      <w:r>
+        <w:t>sortBy</w:t>
+      </w:r>
+      <w:proofErr w:type="spellEnd"/>
+      <w:r>
+        <w:t xml:space="preserve"> (default: id)</w:t>
+      </w:r>
+    </w:p>
+    <w:p>
+      <w:pPr>
+        <w:pStyle w:val="ListParagraph"/>
+        <w:numPr>
+          <w:ilvl w:val="0"/>
+          <w:numId w:val="15"/>
+        </w:numPr>
+      </w:pPr>
+      <w:r>
+        <w:t>ascending (default: true)</w:t>
+      </w:r>
+    </w:p>
+    <w:p>
+      <w:pPr>
+        <w:pStyle w:val="ListParagraph"/>
+        <w:numPr>
+          <w:ilvl w:val="0"/>
+          <w:numId w:val="15"/>
+        </w:numPr>
+      </w:pPr>
+      <w:proofErr w:type="spellStart"/>
+      <w:r>
+        <w:t>minPrice</w:t>
+      </w:r>
+      <w:proofErr w:type="spellEnd"/>
+    </w:p>
+    <w:p>
+      <w:pPr>
+        <w:pStyle w:val="ListParagraph"/>
+        <w:numPr>
+          <w:ilvl w:val="0"/>
+          <w:numId w:val="15"/>
+        </w:numPr>
+      </w:pPr>
+      <w:proofErr w:type="spellStart"/>
+      <w:r>
+        <w:t>maxPrice</w:t>
+      </w:r>
+      <w:proofErr w:type="spellEnd"/>
+    </w:p>
+    <w:p>
+      <w:r>
+        <w:rPr>
+          <w:b/>
+          <w:bCs/>
+        </w:rPr>
+        <w:t>Description:</w:t>
+      </w:r>
+    </w:p>
+    <w:p>
+      <w:pPr>
+        <w:pStyle w:val="ListParagraph"/>
+        <w:numPr>
+          <w:ilvl w:val="0"/>
+          <w:numId w:val="16"/>
+        </w:numPr>
+      </w:pPr>
+      <w:r>
+        <w:t>Returns a paginated list of tickets</w:t>
+      </w:r>
+    </w:p>
+    <w:p>
+      <w:pPr>
+        <w:pStyle w:val="ListParagraph"/>
+        <w:numPr>
+          <w:ilvl w:val="0"/>
+          <w:numId w:val="16"/>
+        </w:numPr>
+      </w:pPr>
+      <w:r>
+        <w:t>Supports optional price range filtering</w:t>
+      </w:r>
+    </w:p>
+    <w:p>
+      <w:pPr>
+        <w:pStyle w:val="ListParagraph"/>
+        <w:numPr>
+          <w:ilvl w:val="0"/>
+          <w:numId w:val="16"/>
+        </w:numPr>
+      </w:pPr>
+      <w:r>
+        <w:t>Sorting uses Java entity field names</w:t>
+      </w:r>
+    </w:p>
+    <w:p>
+      <w:pPr>
+        <w:pBdr>
+          <w:top w:val="single" w:sz="12" w:space="0" w:color="auto"/>
+        </w:pBdr>
+        <w:spacing w:after="0"/>
+      </w:pPr>
+    </w:p>
+    <w:p>
+      <w:pPr>
+        <w:pStyle w:val="Heading3"/>
+      </w:pPr>
+      <w:r>
+        <w:t>Get Tickets by Event ID (Pagination Supported)</w:t>
+      </w:r>
+    </w:p>
+    <w:p>
+      <w:r>
+        <w:rPr>
+          <w:b/>
+          <w:bCs/>
+        </w:rPr>
+        <w:t>Description:</w:t>
+      </w:r>
+    </w:p>
+    <w:p>
+      <w:pPr>
+        <w:pStyle w:val="ListParagraph"/>
+        <w:numPr>
+          <w:ilvl w:val="0"/>
+          <w:numId w:val="17"/>
+        </w:numPr>
+      </w:pPr>
+      <w:r>
+        <w:t>Returns the ticket record associated with a specific event</w:t>
+      </w:r>
+    </w:p>
+    <w:p>
+      <w:pPr>
+        <w:pStyle w:val="ListParagraph"/>
+        <w:numPr>
+          <w:ilvl w:val="0"/>
+          <w:numId w:val="17"/>
+        </w:numPr>
+      </w:pPr>
+      <w:r>
+        <w:t>Each event has at most one ticket record</w:t>
+      </w:r>
+    </w:p>
+    <w:p>
+      <w:pPr>
+        <w:pStyle w:val="ListParagraph"/>
+        <w:numPr>
+          <w:ilvl w:val="0"/>
+          <w:numId w:val="17"/>
+        </w:numPr>
+      </w:pPr>
+      <w:r>
+        <w:t>Pagination metadata is included in the response</w:t>
+      </w:r>
+    </w:p>
+    <w:p>
+      <w:pPr>
+        <w:pBdr>
+          <w:top w:val="single" w:sz="12" w:space="0" w:color="auto"/>
+        </w:pBdr>
+        <w:spacing w:after="0"/>
+      </w:pPr>
+    </w:p>
+    <w:p>
+      <w:pPr>
+        <w:pStyle w:val="Heading3"/>
+      </w:pPr>
+      <w:r>
+        <w:t>Create a New Ticket</w:t>
+      </w:r>
+    </w:p>
+    <w:p>
+      <w:r>
+        <w:rPr>
+          <w:b/>
+          <w:bCs/>
+        </w:rPr>
+        <w:t>Description:</w:t>
+      </w:r>
+    </w:p>
+    <w:p>
+      <w:pPr>
+        <w:pStyle w:val="ListParagraph"/>
+        <w:numPr>
+          <w:ilvl w:val="0"/>
+          <w:numId w:val="18"/>
+        </w:numPr>
+      </w:pPr>
+      <w:r>
+        <w:lastRenderedPageBreak/>
+        <w:t>Creates a ticket record for an event</w:t>
+      </w:r>
+    </w:p>
+    <w:p>
+      <w:pPr>
+        <w:pStyle w:val="ListParagraph"/>
+        <w:numPr>
+          <w:ilvl w:val="0"/>
+          <w:numId w:val="18"/>
+        </w:numPr>
+      </w:pPr>
+      <w:r>
+        <w:t xml:space="preserve">Each event may have only one ticket record (enforced by a unique constraint on </w:t>
+      </w:r>
+      <w:proofErr w:type="spellStart"/>
+      <w:r>
+        <w:t>event_id</w:t>
+      </w:r>
+      <w:proofErr w:type="spellEnd"/>
+      <w:r>
+        <w:t>)</w:t>
+      </w:r>
+    </w:p>
+    <w:p>
+      <w:pPr>
+        <w:pStyle w:val="ListParagraph"/>
+        <w:numPr>
+          <w:ilvl w:val="0"/>
+          <w:numId w:val="18"/>
+        </w:numPr>
+      </w:pPr>
+      <w:r>
+        <w:t>Input is validated</w:t>
+      </w:r>
+    </w:p>
+    <w:p>
+      <w:pPr>
+        <w:pStyle w:val="ListParagraph"/>
+        <w:numPr>
+          <w:ilvl w:val="0"/>
+          <w:numId w:val="18"/>
+        </w:numPr>
+      </w:pPr>
+      <w:r>
+        <w:t>Ticket ID is generated automatically</w:t>
+      </w:r>
+    </w:p>
+    <w:p>
+      <w:pPr>
+        <w:pStyle w:val="ListParagraph"/>
+        <w:numPr>
+          <w:ilvl w:val="0"/>
+          <w:numId w:val="18"/>
+        </w:numPr>
+      </w:pPr>
+      <w:r>
+        <w:t>Returns the created ticket with HTTP 201 (Created)</w:t>
       </w:r>
     </w:p>
     <w:p>
@@ -1498,29 +3389,14 @@
               <w:rPr>
                 <w:color w:val="707070"/>
               </w:rPr>
-              <w:t xml:space="preserve">1  </w:t>
-            </w:r>
-            <w:proofErr w:type="gramStart"/>
-            <w:r>
-              <w:rPr>
-                <w:color w:val="707070"/>
-              </w:rPr>
-              <w:t xml:space="preserve">   </w:t>
-            </w:r>
-            <w:r>
-              <w:rPr>
-                <w:rFonts w:ascii="Consolas" w:eastAsia="Consolas" w:hAnsi="Consolas" w:cs="Consolas"/>
-                <w:color w:val="1F2328"/>
-              </w:rPr>
-              <w:t>(</w:t>
-            </w:r>
-            <w:proofErr w:type="gramEnd"/>
-            <w:r>
-              <w:rPr>
-                <w:rFonts w:ascii="Consolas" w:eastAsia="Consolas" w:hAnsi="Consolas" w:cs="Consolas"/>
-                <w:color w:val="1F2328"/>
-              </w:rPr>
-              <w:t>Not specified)</w:t>
+              <w:t xml:space="preserve">1     </w:t>
+            </w:r>
+            <w:r>
+              <w:rPr>
+                <w:rFonts w:ascii="Consolas" w:eastAsia="Consolas" w:hAnsi="Consolas" w:cs="Consolas"/>
+                <w:color w:val="1F2328"/>
+              </w:rPr>
+              <w:t>(Not specified)</w:t>
             </w:r>
           </w:p>
           <w:p>
@@ -1550,7 +3426,7 @@
         <w:pStyle w:val="Heading3"/>
       </w:pPr>
       <w:r>
-        <w:t>Update Venue Location (Location-Only Modification)</w:t>
+        <w:t>Update Ticket Sold Count (Sold-Only Modification)</w:t>
       </w:r>
     </w:p>
     <w:p>
@@ -1567,43 +3443,43 @@
         <w:pStyle w:val="ListParagraph"/>
         <w:numPr>
           <w:ilvl w:val="0"/>
-          <w:numId w:val="11"/>
-        </w:numPr>
-      </w:pPr>
-      <w:r>
-        <w:t>Updates only the venue location</w:t>
-      </w:r>
-    </w:p>
-    <w:p>
-      <w:pPr>
-        <w:pStyle w:val="ListParagraph"/>
-        <w:numPr>
-          <w:ilvl w:val="0"/>
-          <w:numId w:val="11"/>
-        </w:numPr>
-      </w:pPr>
-      <w:r>
-        <w:t>Intended for administrative corrections</w:t>
-      </w:r>
-    </w:p>
-    <w:p>
-      <w:pPr>
-        <w:pStyle w:val="ListParagraph"/>
-        <w:numPr>
-          <w:ilvl w:val="0"/>
-          <w:numId w:val="11"/>
-        </w:numPr>
-      </w:pPr>
-      <w:r>
-        <w:t>Other venue fields remain unchanged</w:t>
-      </w:r>
-    </w:p>
-    <w:p>
-      <w:pPr>
-        <w:pStyle w:val="ListParagraph"/>
-        <w:numPr>
-          <w:ilvl w:val="0"/>
-          <w:numId w:val="11"/>
+          <w:numId w:val="19"/>
+        </w:numPr>
+      </w:pPr>
+      <w:r>
+        <w:t>Updates only the number of tickets sold</w:t>
+      </w:r>
+    </w:p>
+    <w:p>
+      <w:pPr>
+        <w:pStyle w:val="ListParagraph"/>
+        <w:numPr>
+          <w:ilvl w:val="0"/>
+          <w:numId w:val="19"/>
+        </w:numPr>
+      </w:pPr>
+      <w:r>
+        <w:t>Intended for administrative updates</w:t>
+      </w:r>
+    </w:p>
+    <w:p>
+      <w:pPr>
+        <w:pStyle w:val="ListParagraph"/>
+        <w:numPr>
+          <w:ilvl w:val="0"/>
+          <w:numId w:val="19"/>
+        </w:numPr>
+      </w:pPr>
+      <w:r>
+        <w:t>Other ticket fields remain unchanged</w:t>
+      </w:r>
+    </w:p>
+    <w:p>
+      <w:pPr>
+        <w:pStyle w:val="ListParagraph"/>
+        <w:numPr>
+          <w:ilvl w:val="0"/>
+          <w:numId w:val="19"/>
         </w:numPr>
       </w:pPr>
       <w:r>
@@ -1623,7 +3499,7 @@
         <w:pStyle w:val="Heading3"/>
       </w:pPr>
       <w:r>
-        <w:t>Get Venues by Location (Legacy Endpoint – Not Recommended)</w:t>
+        <w:t>Delete a Ticket</w:t>
       </w:r>
     </w:p>
     <w:p>
@@ -1640,35 +3516,35 @@
         <w:pStyle w:val="ListParagraph"/>
         <w:numPr>
           <w:ilvl w:val="0"/>
-          <w:numId w:val="12"/>
-        </w:numPr>
-      </w:pPr>
-      <w:r>
-        <w:t>Returns venues filtered by full location string</w:t>
-      </w:r>
-    </w:p>
-    <w:p>
-      <w:pPr>
-        <w:pStyle w:val="ListParagraph"/>
-        <w:numPr>
-          <w:ilvl w:val="0"/>
-          <w:numId w:val="12"/>
-        </w:numPr>
-      </w:pPr>
-      <w:r>
-        <w:t>Pagination and sorting supported</w:t>
-      </w:r>
-    </w:p>
-    <w:p>
-      <w:pPr>
-        <w:pStyle w:val="ListParagraph"/>
-        <w:numPr>
-          <w:ilvl w:val="0"/>
-          <w:numId w:val="12"/>
-        </w:numPr>
-      </w:pPr>
-      <w:r>
-        <w:t>This endpoint is maintained for compatibility, but query-parameter filtering (city / state) is preferred</w:t>
+          <w:numId w:val="20"/>
+        </w:numPr>
+      </w:pPr>
+      <w:r>
+        <w:t>Deletes a ticket record by ID</w:t>
+      </w:r>
+    </w:p>
+    <w:p>
+      <w:pPr>
+        <w:pStyle w:val="ListParagraph"/>
+        <w:numPr>
+          <w:ilvl w:val="0"/>
+          <w:numId w:val="20"/>
+        </w:numPr>
+      </w:pPr>
+      <w:r>
+        <w:t>Intended for administrative cleanup</w:t>
+      </w:r>
+    </w:p>
+    <w:p>
+      <w:pPr>
+        <w:pStyle w:val="ListParagraph"/>
+        <w:numPr>
+          <w:ilvl w:val="0"/>
+          <w:numId w:val="20"/>
+        </w:numPr>
+      </w:pPr>
+      <w:r>
+        <w:t>Returns HTTP 204 (No Content)</w:t>
       </w:r>
     </w:p>
     <w:p>
@@ -1684,55 +3560,55 @@
         <w:pStyle w:val="Heading3"/>
       </w:pPr>
       <w:r>
-        <w:t>Notes (Venues)</w:t>
-      </w:r>
-    </w:p>
-    <w:p>
-      <w:pPr>
-        <w:pStyle w:val="ListParagraph"/>
-        <w:numPr>
-          <w:ilvl w:val="0"/>
-          <w:numId w:val="13"/>
-        </w:numPr>
-      </w:pPr>
-      <w:r>
-        <w:t>Venues can be created, retrieved, and updated (location only)</w:t>
-      </w:r>
-    </w:p>
-    <w:p>
-      <w:pPr>
-        <w:pStyle w:val="ListParagraph"/>
-        <w:numPr>
-          <w:ilvl w:val="0"/>
-          <w:numId w:val="13"/>
-        </w:numPr>
-      </w:pPr>
-      <w:r>
-        <w:t>Venues are not deleted</w:t>
-      </w:r>
-    </w:p>
-    <w:p>
-      <w:pPr>
-        <w:pStyle w:val="ListParagraph"/>
-        <w:numPr>
-          <w:ilvl w:val="0"/>
-          <w:numId w:val="13"/>
-        </w:numPr>
-      </w:pPr>
-      <w:r>
-        <w:t>Pagination and sorting are supported</w:t>
-      </w:r>
-    </w:p>
-    <w:p>
-      <w:pPr>
-        <w:pStyle w:val="ListParagraph"/>
-        <w:numPr>
-          <w:ilvl w:val="0"/>
-          <w:numId w:val="13"/>
-        </w:numPr>
-      </w:pPr>
-      <w:r>
-        <w:t>Query-parameter filtering by city/state is the preferred approach</w:t>
+        <w:t>Notes (Tickets)</w:t>
+      </w:r>
+    </w:p>
+    <w:p>
+      <w:pPr>
+        <w:pStyle w:val="ListParagraph"/>
+        <w:numPr>
+          <w:ilvl w:val="0"/>
+          <w:numId w:val="21"/>
+        </w:numPr>
+      </w:pPr>
+      <w:r>
+        <w:t>Tickets represent ticket inventory for an event, not individual purchases</w:t>
+      </w:r>
+    </w:p>
+    <w:p>
+      <w:pPr>
+        <w:pStyle w:val="ListParagraph"/>
+        <w:numPr>
+          <w:ilvl w:val="0"/>
+          <w:numId w:val="21"/>
+        </w:numPr>
+      </w:pPr>
+      <w:r>
+        <w:t>Each event may have only one ticket record</w:t>
+      </w:r>
+    </w:p>
+    <w:p>
+      <w:pPr>
+        <w:pStyle w:val="ListParagraph"/>
+        <w:numPr>
+          <w:ilvl w:val="0"/>
+          <w:numId w:val="21"/>
+        </w:numPr>
+      </w:pPr>
+      <w:r>
+        <w:t>Pagination and sorting are supported on list endpoints</w:t>
+      </w:r>
+    </w:p>
+    <w:p>
+      <w:pPr>
+        <w:pStyle w:val="ListParagraph"/>
+        <w:numPr>
+          <w:ilvl w:val="0"/>
+          <w:numId w:val="21"/>
+        </w:numPr>
+      </w:pPr>
+      <w:r>
+        <w:t>Tickets may be deleted via an administrative endpoint</w:t>
       </w:r>
     </w:p>
     <w:p>
@@ -1748,8 +3624,7 @@
         <w:pStyle w:val="Heading2"/>
       </w:pPr>
       <w:r>
-        <w:lastRenderedPageBreak/>
-        <w:t>Tickets API Endpoints</w:t>
+        <w:t>Users API Endpoints</w:t>
       </w:r>
     </w:p>
     <w:p>
@@ -1757,7 +3632,7 @@
         <w:pStyle w:val="Heading3"/>
       </w:pPr>
       <w:r>
-        <w:t>Get Ticket by ID (No Pagination)</w:t>
+        <w:t>Get User by ID (No Pagination)</w:t>
       </w:r>
     </w:p>
     <w:p>
@@ -1766,363 +3641,7 @@
           <w:b/>
           <w:bCs/>
         </w:rPr>
-        <w:t>Description:</w:t>
-      </w:r>
-    </w:p>
-    <w:p>
-      <w:pPr>
-        <w:pStyle w:val="ListParagraph"/>
-        <w:numPr>
-          <w:ilvl w:val="0"/>
-          <w:numId w:val="14"/>
-        </w:numPr>
-      </w:pPr>
-      <w:r>
-        <w:t>Returns a single ticket by its ID</w:t>
-      </w:r>
-    </w:p>
-    <w:p>
-      <w:pPr>
-        <w:pStyle w:val="ListParagraph"/>
-        <w:numPr>
-          <w:ilvl w:val="0"/>
-          <w:numId w:val="14"/>
-        </w:numPr>
-      </w:pPr>
-      <w:r>
-        <w:t>Returns 200 OK if the ticket exists</w:t>
-      </w:r>
-    </w:p>
-    <w:p>
-      <w:pPr>
-        <w:pStyle w:val="ListParagraph"/>
-        <w:numPr>
-          <w:ilvl w:val="0"/>
-          <w:numId w:val="14"/>
-        </w:numPr>
-      </w:pPr>
-      <w:r>
-        <w:t>Returns 404 Not Found if the ticket does not exist</w:t>
-      </w:r>
-    </w:p>
-    <w:p>
-      <w:pPr>
-        <w:pBdr>
-          <w:top w:val="single" w:sz="12" w:space="0" w:color="auto"/>
-        </w:pBdr>
-        <w:spacing w:after="0"/>
-      </w:pPr>
-    </w:p>
-    <w:p>
-      <w:pPr>
-        <w:pStyle w:val="Heading3"/>
-      </w:pPr>
-      <w:r>
-        <w:t>Get All Tickets (Pagination Supported)</w:t>
-      </w:r>
-    </w:p>
-    <w:p>
-      <w:r>
-        <w:rPr>
-          <w:b/>
-          <w:bCs/>
-        </w:rPr>
-        <w:t>Query Parameters (Optional):</w:t>
-      </w:r>
-    </w:p>
-    <w:p>
-      <w:pPr>
-        <w:pStyle w:val="ListParagraph"/>
-        <w:numPr>
-          <w:ilvl w:val="0"/>
-          <w:numId w:val="15"/>
-        </w:numPr>
-      </w:pPr>
-      <w:r>
-        <w:t>page (default: 0)</w:t>
-      </w:r>
-    </w:p>
-    <w:p>
-      <w:pPr>
-        <w:pStyle w:val="ListParagraph"/>
-        <w:numPr>
-          <w:ilvl w:val="0"/>
-          <w:numId w:val="15"/>
-        </w:numPr>
-      </w:pPr>
-      <w:r>
-        <w:t>size (default: 10)</w:t>
-      </w:r>
-    </w:p>
-    <w:p>
-      <w:pPr>
-        <w:pStyle w:val="ListParagraph"/>
-        <w:numPr>
-          <w:ilvl w:val="0"/>
-          <w:numId w:val="15"/>
-        </w:numPr>
-      </w:pPr>
-      <w:proofErr w:type="spellStart"/>
-      <w:r>
-        <w:t>sortBy</w:t>
-      </w:r>
-      <w:proofErr w:type="spellEnd"/>
-      <w:r>
-        <w:t xml:space="preserve"> (default: id)</w:t>
-      </w:r>
-    </w:p>
-    <w:p>
-      <w:pPr>
-        <w:pStyle w:val="ListParagraph"/>
-        <w:numPr>
-          <w:ilvl w:val="0"/>
-          <w:numId w:val="15"/>
-        </w:numPr>
-      </w:pPr>
-      <w:r>
-        <w:t>ascending (default: true)</w:t>
-      </w:r>
-    </w:p>
-    <w:p>
-      <w:pPr>
-        <w:pStyle w:val="ListParagraph"/>
-        <w:numPr>
-          <w:ilvl w:val="0"/>
-          <w:numId w:val="15"/>
-        </w:numPr>
-      </w:pPr>
-      <w:proofErr w:type="spellStart"/>
-      <w:r>
-        <w:t>minPrice</w:t>
-      </w:r>
-      <w:proofErr w:type="spellEnd"/>
-    </w:p>
-    <w:p>
-      <w:pPr>
-        <w:pStyle w:val="ListParagraph"/>
-        <w:numPr>
-          <w:ilvl w:val="0"/>
-          <w:numId w:val="15"/>
-        </w:numPr>
-      </w:pPr>
-      <w:proofErr w:type="spellStart"/>
-      <w:r>
-        <w:t>maxPrice</w:t>
-      </w:r>
-      <w:proofErr w:type="spellEnd"/>
-    </w:p>
-    <w:p>
-      <w:r>
-        <w:rPr>
-          <w:b/>
-          <w:bCs/>
-        </w:rPr>
-        <w:t>Description:</w:t>
-      </w:r>
-    </w:p>
-    <w:p>
-      <w:pPr>
-        <w:pStyle w:val="ListParagraph"/>
-        <w:numPr>
-          <w:ilvl w:val="0"/>
-          <w:numId w:val="16"/>
-        </w:numPr>
-      </w:pPr>
-      <w:r>
-        <w:t>Returns a paginated list of tickets</w:t>
-      </w:r>
-    </w:p>
-    <w:p>
-      <w:pPr>
-        <w:pStyle w:val="ListParagraph"/>
-        <w:numPr>
-          <w:ilvl w:val="0"/>
-          <w:numId w:val="16"/>
-        </w:numPr>
-      </w:pPr>
-      <w:r>
-        <w:t>Supports optional price range filtering</w:t>
-      </w:r>
-    </w:p>
-    <w:p>
-      <w:pPr>
-        <w:pStyle w:val="ListParagraph"/>
-        <w:numPr>
-          <w:ilvl w:val="0"/>
-          <w:numId w:val="16"/>
-        </w:numPr>
-      </w:pPr>
-      <w:r>
-        <w:t>Sorting uses Java entity field names</w:t>
-      </w:r>
-    </w:p>
-    <w:p>
-      <w:pPr>
-        <w:pBdr>
-          <w:top w:val="single" w:sz="12" w:space="0" w:color="auto"/>
-        </w:pBdr>
-        <w:spacing w:after="0"/>
-      </w:pPr>
-    </w:p>
-    <w:p>
-      <w:pPr>
-        <w:pStyle w:val="Heading3"/>
-      </w:pPr>
-      <w:r>
-        <w:t>Get Tickets by Event ID (Pagination Supported)</w:t>
-      </w:r>
-    </w:p>
-    <w:p>
-      <w:r>
-        <w:rPr>
-          <w:b/>
-          <w:bCs/>
-        </w:rPr>
-        <w:t>Description:</w:t>
-      </w:r>
-    </w:p>
-    <w:p>
-      <w:pPr>
-        <w:pStyle w:val="ListParagraph"/>
-        <w:numPr>
-          <w:ilvl w:val="0"/>
-          <w:numId w:val="17"/>
-        </w:numPr>
-      </w:pPr>
-      <w:r>
-        <w:t>Returns the ticket record associated with a specific event</w:t>
-      </w:r>
-    </w:p>
-    <w:p>
-      <w:pPr>
-        <w:pStyle w:val="ListParagraph"/>
-        <w:numPr>
-          <w:ilvl w:val="0"/>
-          <w:numId w:val="17"/>
-        </w:numPr>
-      </w:pPr>
-      <w:r>
-        <w:t>Each event has at most one ticket record</w:t>
-      </w:r>
-    </w:p>
-    <w:p>
-      <w:pPr>
-        <w:pStyle w:val="ListParagraph"/>
-        <w:numPr>
-          <w:ilvl w:val="0"/>
-          <w:numId w:val="17"/>
-        </w:numPr>
-      </w:pPr>
-      <w:r>
-        <w:t>Pagination metadata is included in the response</w:t>
-      </w:r>
-    </w:p>
-    <w:p>
-      <w:pPr>
-        <w:pBdr>
-          <w:top w:val="single" w:sz="12" w:space="0" w:color="auto"/>
-        </w:pBdr>
-        <w:spacing w:after="0"/>
-      </w:pPr>
-    </w:p>
-    <w:p>
-      <w:pPr>
-        <w:pStyle w:val="Heading3"/>
-      </w:pPr>
-      <w:proofErr w:type="gramStart"/>
-      <w:r>
-        <w:t>Create</w:t>
-      </w:r>
-      <w:proofErr w:type="gramEnd"/>
-      <w:r>
-        <w:t xml:space="preserve"> a New Ticket</w:t>
-      </w:r>
-    </w:p>
-    <w:p>
-      <w:r>
-        <w:rPr>
-          <w:b/>
-          <w:bCs/>
-        </w:rPr>
-        <w:t>Description:</w:t>
-      </w:r>
-    </w:p>
-    <w:p>
-      <w:pPr>
-        <w:pStyle w:val="ListParagraph"/>
-        <w:numPr>
-          <w:ilvl w:val="0"/>
-          <w:numId w:val="18"/>
-        </w:numPr>
-      </w:pPr>
-      <w:r>
-        <w:t>Creates a ticket record for an event</w:t>
-      </w:r>
-    </w:p>
-    <w:p>
-      <w:pPr>
-        <w:pStyle w:val="ListParagraph"/>
-        <w:numPr>
-          <w:ilvl w:val="0"/>
-          <w:numId w:val="18"/>
-        </w:numPr>
-      </w:pPr>
-      <w:r>
-        <w:t xml:space="preserve">Each event may have only one ticket record (enforced by a unique constraint on </w:t>
-      </w:r>
-      <w:proofErr w:type="spellStart"/>
-      <w:r>
-        <w:t>event_id</w:t>
-      </w:r>
-      <w:proofErr w:type="spellEnd"/>
-      <w:r>
-        <w:t>)</w:t>
-      </w:r>
-    </w:p>
-    <w:p>
-      <w:pPr>
-        <w:pStyle w:val="ListParagraph"/>
-        <w:numPr>
-          <w:ilvl w:val="0"/>
-          <w:numId w:val="18"/>
-        </w:numPr>
-      </w:pPr>
-      <w:r>
-        <w:lastRenderedPageBreak/>
-        <w:t>Input is validated</w:t>
-      </w:r>
-    </w:p>
-    <w:p>
-      <w:pPr>
-        <w:pStyle w:val="ListParagraph"/>
-        <w:numPr>
-          <w:ilvl w:val="0"/>
-          <w:numId w:val="18"/>
-        </w:numPr>
-      </w:pPr>
-      <w:r>
-        <w:t>Ticket ID is generated automatically</w:t>
-      </w:r>
-    </w:p>
-    <w:p>
-      <w:pPr>
-        <w:pStyle w:val="ListParagraph"/>
-        <w:numPr>
-          <w:ilvl w:val="0"/>
-          <w:numId w:val="18"/>
-        </w:numPr>
-      </w:pPr>
-      <w:r>
-        <w:t>Returns the created ticket with HTTP 201 (Created)</w:t>
-      </w:r>
-    </w:p>
-    <w:p>
-      <w:r>
-        <w:rPr>
-          <w:b/>
-          <w:bCs/>
-        </w:rPr>
-        <w:t>Example Request Body:</w:t>
+        <w:t>Endpoint:</w:t>
       </w:r>
     </w:p>
     <w:tbl>
@@ -2156,29 +3675,22 @@
               <w:rPr>
                 <w:color w:val="707070"/>
               </w:rPr>
-              <w:t xml:space="preserve">1  </w:t>
-            </w:r>
-            <w:proofErr w:type="gramStart"/>
-            <w:r>
-              <w:rPr>
-                <w:color w:val="707070"/>
-              </w:rPr>
-              <w:t xml:space="preserve">   </w:t>
-            </w:r>
-            <w:r>
-              <w:rPr>
-                <w:rFonts w:ascii="Consolas" w:eastAsia="Consolas" w:hAnsi="Consolas" w:cs="Consolas"/>
-                <w:color w:val="1F2328"/>
-              </w:rPr>
-              <w:t>(</w:t>
-            </w:r>
-            <w:proofErr w:type="gramEnd"/>
-            <w:r>
-              <w:rPr>
-                <w:rFonts w:ascii="Consolas" w:eastAsia="Consolas" w:hAnsi="Consolas" w:cs="Consolas"/>
-                <w:color w:val="1F2328"/>
-              </w:rPr>
-              <w:t>Not specified)</w:t>
+              <w:lastRenderedPageBreak/>
+              <w:t xml:space="preserve">1     </w:t>
+            </w:r>
+            <w:r>
+              <w:rPr>
+                <w:rFonts w:ascii="Consolas" w:eastAsia="Consolas" w:hAnsi="Consolas" w:cs="Consolas"/>
+                <w:color w:val="1F2328"/>
+              </w:rPr>
+              <w:t>GET http:</w:t>
+            </w:r>
+            <w:r>
+              <w:rPr>
+                <w:rFonts w:ascii="Consolas" w:eastAsia="Consolas" w:hAnsi="Consolas" w:cs="Consolas"/>
+                <w:color w:val="6E7781"/>
+              </w:rPr>
+              <w:t>//localhost:8080/api/users/id/{id}</w:t>
             </w:r>
           </w:p>
           <w:p>
@@ -2196,22 +3708,6 @@
       </w:tr>
     </w:tbl>
     <w:p>
-      <w:pPr>
-        <w:pBdr>
-          <w:top w:val="single" w:sz="12" w:space="0" w:color="auto"/>
-        </w:pBdr>
-        <w:spacing w:after="0"/>
-      </w:pPr>
-    </w:p>
-    <w:p>
-      <w:pPr>
-        <w:pStyle w:val="Heading3"/>
-      </w:pPr>
-      <w:r>
-        <w:t>Update Ticket Sold Count (Sold-Only Modification)</w:t>
-      </w:r>
-    </w:p>
-    <w:p>
       <w:r>
         <w:rPr>
           <w:b/>
@@ -2225,63 +3721,35 @@
         <w:pStyle w:val="ListParagraph"/>
         <w:numPr>
           <w:ilvl w:val="0"/>
-          <w:numId w:val="19"/>
-        </w:numPr>
-      </w:pPr>
-      <w:r>
-        <w:t>Updates only the number of tickets sold</w:t>
-      </w:r>
-    </w:p>
-    <w:p>
-      <w:pPr>
-        <w:pStyle w:val="ListParagraph"/>
-        <w:numPr>
-          <w:ilvl w:val="0"/>
-          <w:numId w:val="19"/>
-        </w:numPr>
-      </w:pPr>
-      <w:r>
-        <w:t>Intended for administrative updates</w:t>
-      </w:r>
-    </w:p>
-    <w:p>
-      <w:pPr>
-        <w:pStyle w:val="ListParagraph"/>
-        <w:numPr>
-          <w:ilvl w:val="0"/>
-          <w:numId w:val="19"/>
-        </w:numPr>
-      </w:pPr>
-      <w:r>
-        <w:t>Other ticket fields remain unchanged</w:t>
-      </w:r>
-    </w:p>
-    <w:p>
-      <w:pPr>
-        <w:pStyle w:val="ListParagraph"/>
-        <w:numPr>
-          <w:ilvl w:val="0"/>
-          <w:numId w:val="19"/>
-        </w:numPr>
-      </w:pPr>
-      <w:r>
-        <w:t>Returns 200 OK</w:t>
-      </w:r>
-    </w:p>
-    <w:p>
-      <w:pPr>
-        <w:pBdr>
-          <w:top w:val="single" w:sz="12" w:space="0" w:color="auto"/>
-        </w:pBdr>
-        <w:spacing w:after="0"/>
-      </w:pPr>
-    </w:p>
-    <w:p>
-      <w:pPr>
-        <w:pStyle w:val="Heading3"/>
-      </w:pPr>
-      <w:r>
-        <w:t>Delete a Ticket</w:t>
+          <w:numId w:val="22"/>
+        </w:numPr>
+      </w:pPr>
+      <w:r>
+        <w:t>Returns a single user by their unique ID</w:t>
+      </w:r>
+    </w:p>
+    <w:p>
+      <w:pPr>
+        <w:pStyle w:val="ListParagraph"/>
+        <w:numPr>
+          <w:ilvl w:val="0"/>
+          <w:numId w:val="22"/>
+        </w:numPr>
+      </w:pPr>
+      <w:r>
+        <w:t>Returns 200 OK if the user exists</w:t>
+      </w:r>
+    </w:p>
+    <w:p>
+      <w:pPr>
+        <w:pStyle w:val="ListParagraph"/>
+        <w:numPr>
+          <w:ilvl w:val="0"/>
+          <w:numId w:val="22"/>
+        </w:numPr>
+      </w:pPr>
+      <w:r>
+        <w:t>Returns 404 Not Found if the user does not exist</w:t>
       </w:r>
     </w:p>
     <w:p>
@@ -2290,140 +3758,7 @@
           <w:b/>
           <w:bCs/>
         </w:rPr>
-        <w:t>Description:</w:t>
-      </w:r>
-    </w:p>
-    <w:p>
-      <w:pPr>
-        <w:pStyle w:val="ListParagraph"/>
-        <w:numPr>
-          <w:ilvl w:val="0"/>
-          <w:numId w:val="20"/>
-        </w:numPr>
-      </w:pPr>
-      <w:r>
-        <w:t>Deletes a ticket record by ID</w:t>
-      </w:r>
-    </w:p>
-    <w:p>
-      <w:pPr>
-        <w:pStyle w:val="ListParagraph"/>
-        <w:numPr>
-          <w:ilvl w:val="0"/>
-          <w:numId w:val="20"/>
-        </w:numPr>
-      </w:pPr>
-      <w:r>
-        <w:t>Intended for administrative cleanup</w:t>
-      </w:r>
-    </w:p>
-    <w:p>
-      <w:pPr>
-        <w:pStyle w:val="ListParagraph"/>
-        <w:numPr>
-          <w:ilvl w:val="0"/>
-          <w:numId w:val="20"/>
-        </w:numPr>
-      </w:pPr>
-      <w:r>
-        <w:t>Returns HTTP 204 (No Content)</w:t>
-      </w:r>
-    </w:p>
-    <w:p>
-      <w:pPr>
-        <w:pBdr>
-          <w:top w:val="single" w:sz="12" w:space="0" w:color="auto"/>
-        </w:pBdr>
-        <w:spacing w:after="0"/>
-      </w:pPr>
-    </w:p>
-    <w:p>
-      <w:pPr>
-        <w:pStyle w:val="Heading3"/>
-      </w:pPr>
-      <w:r>
-        <w:t>Notes (Tickets)</w:t>
-      </w:r>
-    </w:p>
-    <w:p>
-      <w:pPr>
-        <w:pStyle w:val="ListParagraph"/>
-        <w:numPr>
-          <w:ilvl w:val="0"/>
-          <w:numId w:val="21"/>
-        </w:numPr>
-      </w:pPr>
-      <w:r>
-        <w:t>Tickets represent ticket inventory for an event, not individual purchases</w:t>
-      </w:r>
-    </w:p>
-    <w:p>
-      <w:pPr>
-        <w:pStyle w:val="ListParagraph"/>
-        <w:numPr>
-          <w:ilvl w:val="0"/>
-          <w:numId w:val="21"/>
-        </w:numPr>
-      </w:pPr>
-      <w:r>
-        <w:t>Each event may have only one ticket record</w:t>
-      </w:r>
-    </w:p>
-    <w:p>
-      <w:pPr>
-        <w:pStyle w:val="ListParagraph"/>
-        <w:numPr>
-          <w:ilvl w:val="0"/>
-          <w:numId w:val="21"/>
-        </w:numPr>
-      </w:pPr>
-      <w:r>
-        <w:t>Pagination and sorting are supported on list endpoints</w:t>
-      </w:r>
-    </w:p>
-    <w:p>
-      <w:pPr>
-        <w:pStyle w:val="ListParagraph"/>
-        <w:numPr>
-          <w:ilvl w:val="0"/>
-          <w:numId w:val="21"/>
-        </w:numPr>
-      </w:pPr>
-      <w:r>
-        <w:t>Tickets may be deleted via an administrative endpoint</w:t>
-      </w:r>
-    </w:p>
-    <w:p>
-      <w:pPr>
-        <w:pBdr>
-          <w:top w:val="single" w:sz="12" w:space="0" w:color="auto"/>
-        </w:pBdr>
-        <w:spacing w:after="0"/>
-      </w:pPr>
-    </w:p>
-    <w:p>
-      <w:pPr>
-        <w:pStyle w:val="Heading2"/>
-      </w:pPr>
-      <w:r>
-        <w:t>Users API Endpoints</w:t>
-      </w:r>
-    </w:p>
-    <w:p>
-      <w:pPr>
-        <w:pStyle w:val="Heading3"/>
-      </w:pPr>
-      <w:r>
-        <w:t>Get User by ID (No Pagination)</w:t>
-      </w:r>
-    </w:p>
-    <w:p>
-      <w:r>
-        <w:rPr>
-          <w:b/>
-          <w:bCs/>
-        </w:rPr>
-        <w:t>Endpoint:</w:t>
+        <w:t>Example:</w:t>
       </w:r>
     </w:p>
     <w:tbl>
@@ -2464,14 +3799,14 @@
                 <w:rFonts w:ascii="Consolas" w:eastAsia="Consolas" w:hAnsi="Consolas" w:cs="Consolas"/>
                 <w:color w:val="1F2328"/>
               </w:rPr>
-              <w:t>GET http:</w:t>
+              <w:t>http:</w:t>
             </w:r>
             <w:r>
               <w:rPr>
                 <w:rFonts w:ascii="Consolas" w:eastAsia="Consolas" w:hAnsi="Consolas" w:cs="Consolas"/>
                 <w:color w:val="6E7781"/>
               </w:rPr>
-              <w:t>//localhost:8080/api/users/id/{id}</w:t>
+              <w:t>//localhost:8080/api/users/id/1</w:t>
             </w:r>
           </w:p>
           <w:p>
@@ -2489,58 +3824,28 @@
       </w:tr>
     </w:tbl>
     <w:p>
+      <w:pPr>
+        <w:pBdr>
+          <w:top w:val="single" w:sz="12" w:space="0" w:color="auto"/>
+        </w:pBdr>
+        <w:spacing w:after="0"/>
+      </w:pPr>
+    </w:p>
+    <w:p>
+      <w:pPr>
+        <w:pStyle w:val="Heading3"/>
+      </w:pPr>
+      <w:r>
+        <w:t>Get All Users (Pagination Supported)</w:t>
+      </w:r>
+    </w:p>
+    <w:p>
       <w:r>
         <w:rPr>
           <w:b/>
           <w:bCs/>
         </w:rPr>
-        <w:lastRenderedPageBreak/>
-        <w:t>Description:</w:t>
-      </w:r>
-    </w:p>
-    <w:p>
-      <w:pPr>
-        <w:pStyle w:val="ListParagraph"/>
-        <w:numPr>
-          <w:ilvl w:val="0"/>
-          <w:numId w:val="22"/>
-        </w:numPr>
-      </w:pPr>
-      <w:r>
-        <w:t>Returns a single user by their unique ID</w:t>
-      </w:r>
-    </w:p>
-    <w:p>
-      <w:pPr>
-        <w:pStyle w:val="ListParagraph"/>
-        <w:numPr>
-          <w:ilvl w:val="0"/>
-          <w:numId w:val="22"/>
-        </w:numPr>
-      </w:pPr>
-      <w:r>
-        <w:t>Returns 200 OK if the user exists</w:t>
-      </w:r>
-    </w:p>
-    <w:p>
-      <w:pPr>
-        <w:pStyle w:val="ListParagraph"/>
-        <w:numPr>
-          <w:ilvl w:val="0"/>
-          <w:numId w:val="22"/>
-        </w:numPr>
-      </w:pPr>
-      <w:r>
-        <w:t>Returns 404 Not Found if the user does not exist</w:t>
-      </w:r>
-    </w:p>
-    <w:p>
-      <w:r>
-        <w:rPr>
-          <w:b/>
-          <w:bCs/>
-        </w:rPr>
-        <w:t>Example:</w:t>
+        <w:t>Endpoint:</w:t>
       </w:r>
     </w:p>
     <w:tbl>
@@ -2581,14 +3886,14 @@
                 <w:rFonts w:ascii="Consolas" w:eastAsia="Consolas" w:hAnsi="Consolas" w:cs="Consolas"/>
                 <w:color w:val="1F2328"/>
               </w:rPr>
-              <w:t>http:</w:t>
+              <w:t>GET http:</w:t>
             </w:r>
             <w:r>
               <w:rPr>
                 <w:rFonts w:ascii="Consolas" w:eastAsia="Consolas" w:hAnsi="Consolas" w:cs="Consolas"/>
                 <w:color w:val="6E7781"/>
               </w:rPr>
-              <w:t>//localhost:8080/api/users/id/1</w:t>
+              <w:t>//localhost:8080/api/users</w:t>
             </w:r>
           </w:p>
           <w:p>
@@ -2606,28 +3911,147 @@
       </w:tr>
     </w:tbl>
     <w:p>
-      <w:pPr>
-        <w:pBdr>
-          <w:top w:val="single" w:sz="12" w:space="0" w:color="auto"/>
-        </w:pBdr>
-        <w:spacing w:after="0"/>
-      </w:pPr>
-    </w:p>
-    <w:p>
-      <w:pPr>
-        <w:pStyle w:val="Heading3"/>
-      </w:pPr>
-      <w:r>
-        <w:t>Get All Users (Pagination Supported)</w:t>
-      </w:r>
-    </w:p>
-    <w:p>
       <w:r>
         <w:rPr>
           <w:b/>
           <w:bCs/>
         </w:rPr>
-        <w:t>Endpoint:</w:t>
+        <w:t>Query Parameters (Optional):</w:t>
+      </w:r>
+    </w:p>
+    <w:p>
+      <w:pPr>
+        <w:pStyle w:val="ListParagraph"/>
+        <w:numPr>
+          <w:ilvl w:val="0"/>
+          <w:numId w:val="23"/>
+        </w:numPr>
+      </w:pPr>
+      <w:r>
+        <w:t>page (default: 0)</w:t>
+      </w:r>
+    </w:p>
+    <w:p>
+      <w:pPr>
+        <w:pStyle w:val="ListParagraph"/>
+        <w:numPr>
+          <w:ilvl w:val="0"/>
+          <w:numId w:val="23"/>
+        </w:numPr>
+      </w:pPr>
+      <w:r>
+        <w:t>size (default: 10)</w:t>
+      </w:r>
+    </w:p>
+    <w:p>
+      <w:pPr>
+        <w:pStyle w:val="ListParagraph"/>
+        <w:numPr>
+          <w:ilvl w:val="0"/>
+          <w:numId w:val="23"/>
+        </w:numPr>
+      </w:pPr>
+      <w:proofErr w:type="spellStart"/>
+      <w:r>
+        <w:t>sortBy</w:t>
+      </w:r>
+      <w:proofErr w:type="spellEnd"/>
+      <w:r>
+        <w:t xml:space="preserve"> (default: id)</w:t>
+      </w:r>
+    </w:p>
+    <w:p>
+      <w:pPr>
+        <w:pStyle w:val="ListParagraph"/>
+        <w:numPr>
+          <w:ilvl w:val="0"/>
+          <w:numId w:val="23"/>
+        </w:numPr>
+      </w:pPr>
+      <w:r>
+        <w:t>ascending (default: true)</w:t>
+      </w:r>
+    </w:p>
+    <w:p>
+      <w:r>
+        <w:rPr>
+          <w:b/>
+          <w:bCs/>
+        </w:rPr>
+        <w:t>Description:</w:t>
+      </w:r>
+    </w:p>
+    <w:p>
+      <w:pPr>
+        <w:pStyle w:val="ListParagraph"/>
+        <w:numPr>
+          <w:ilvl w:val="0"/>
+          <w:numId w:val="24"/>
+        </w:numPr>
+      </w:pPr>
+      <w:r>
+        <w:t>Returns a paginated list of users</w:t>
+      </w:r>
+    </w:p>
+    <w:p>
+      <w:pPr>
+        <w:pStyle w:val="ListParagraph"/>
+        <w:numPr>
+          <w:ilvl w:val="0"/>
+          <w:numId w:val="24"/>
+        </w:numPr>
+      </w:pPr>
+      <w:r>
+        <w:t>Sorting is supported using Java entity field names</w:t>
+      </w:r>
+    </w:p>
+    <w:p>
+      <w:pPr>
+        <w:pStyle w:val="ListParagraph"/>
+        <w:numPr>
+          <w:ilvl w:val="0"/>
+          <w:numId w:val="24"/>
+        </w:numPr>
+      </w:pPr>
+      <w:r>
+        <w:t xml:space="preserve">Valid </w:t>
+      </w:r>
+      <w:proofErr w:type="spellStart"/>
+      <w:r>
+        <w:t>sortBy</w:t>
+      </w:r>
+      <w:proofErr w:type="spellEnd"/>
+      <w:r>
+        <w:t xml:space="preserve"> values include id, username, and role</w:t>
+      </w:r>
+    </w:p>
+    <w:p>
+      <w:pPr>
+        <w:pStyle w:val="ListParagraph"/>
+        <w:numPr>
+          <w:ilvl w:val="0"/>
+          <w:numId w:val="24"/>
+        </w:numPr>
+      </w:pPr>
+      <w:r>
+        <w:t xml:space="preserve">Invalid </w:t>
+      </w:r>
+      <w:proofErr w:type="spellStart"/>
+      <w:r>
+        <w:t>sortBy</w:t>
+      </w:r>
+      <w:proofErr w:type="spellEnd"/>
+      <w:r>
+        <w:t xml:space="preserve"> values fall back to sorting by id</w:t>
+      </w:r>
+    </w:p>
+    <w:p>
+      <w:r>
+        <w:rPr>
+          <w:b/>
+          <w:bCs/>
+        </w:rPr>
+        <w:t>Examples:</w:t>
       </w:r>
     </w:p>
     <w:tbl>
@@ -2668,14 +4092,14 @@
                 <w:rFonts w:ascii="Consolas" w:eastAsia="Consolas" w:hAnsi="Consolas" w:cs="Consolas"/>
                 <w:color w:val="1F2328"/>
               </w:rPr>
-              <w:t>GET http:</w:t>
+              <w:t>http:</w:t>
             </w:r>
             <w:r>
               <w:rPr>
                 <w:rFonts w:ascii="Consolas" w:eastAsia="Consolas" w:hAnsi="Consolas" w:cs="Consolas"/>
                 <w:color w:val="6E7781"/>
               </w:rPr>
-              <w:t>//localhost:8080/api/users</w:t>
+              <w:t>//localhost:8080/api/users?page=0&amp;size=10</w:t>
             </w:r>
           </w:p>
           <w:p>
@@ -2688,152 +4112,109 @@
               </w:rPr>
               <w:t xml:space="preserve">2     </w:t>
             </w:r>
+            <w:r>
+              <w:rPr>
+                <w:rFonts w:ascii="Consolas" w:eastAsia="Consolas" w:hAnsi="Consolas" w:cs="Consolas"/>
+                <w:color w:val="1F2328"/>
+              </w:rPr>
+              <w:t>http:</w:t>
+            </w:r>
+            <w:r>
+              <w:rPr>
+                <w:rFonts w:ascii="Consolas" w:eastAsia="Consolas" w:hAnsi="Consolas" w:cs="Consolas"/>
+                <w:color w:val="6E7781"/>
+              </w:rPr>
+              <w:t>//localhost:8080/api/users?page=0&amp;size=10&amp;sortBy=username&amp;ascending=true</w:t>
+            </w:r>
+          </w:p>
+          <w:p>
+            <w:pPr>
+              <w:spacing w:after="0"/>
+            </w:pPr>
+            <w:r>
+              <w:rPr>
+                <w:color w:val="707070"/>
+              </w:rPr>
+              <w:t xml:space="preserve">3     </w:t>
+            </w:r>
+            <w:r>
+              <w:rPr>
+                <w:rFonts w:ascii="Consolas" w:eastAsia="Consolas" w:hAnsi="Consolas" w:cs="Consolas"/>
+                <w:color w:val="1F2328"/>
+              </w:rPr>
+              <w:t>http:</w:t>
+            </w:r>
+            <w:r>
+              <w:rPr>
+                <w:rFonts w:ascii="Consolas" w:eastAsia="Consolas" w:hAnsi="Consolas" w:cs="Consolas"/>
+                <w:color w:val="6E7781"/>
+              </w:rPr>
+              <w:t>//localhost:8080/api/users?page=0&amp;size=10&amp;sortBy=role&amp;ascending=true</w:t>
+            </w:r>
+          </w:p>
+          <w:p>
+            <w:pPr>
+              <w:spacing w:after="0"/>
+            </w:pPr>
+            <w:r>
+              <w:rPr>
+                <w:color w:val="707070"/>
+              </w:rPr>
+              <w:t xml:space="preserve">4     </w:t>
+            </w:r>
+            <w:r>
+              <w:rPr>
+                <w:rFonts w:ascii="Consolas" w:eastAsia="Consolas" w:hAnsi="Consolas" w:cs="Consolas"/>
+                <w:color w:val="1F2328"/>
+              </w:rPr>
+              <w:t>http:</w:t>
+            </w:r>
+            <w:r>
+              <w:rPr>
+                <w:rFonts w:ascii="Consolas" w:eastAsia="Consolas" w:hAnsi="Consolas" w:cs="Consolas"/>
+                <w:color w:val="6E7781"/>
+              </w:rPr>
+              <w:t>//localhost:8080/api/users?page=0&amp;size=10&amp;sortBy=username&amp;ascending=false</w:t>
+            </w:r>
+          </w:p>
+          <w:p>
+            <w:pPr>
+              <w:spacing w:after="0"/>
+            </w:pPr>
+            <w:r>
+              <w:rPr>
+                <w:color w:val="707070"/>
+              </w:rPr>
+              <w:lastRenderedPageBreak/>
+              <w:t xml:space="preserve">5     </w:t>
+            </w:r>
           </w:p>
         </w:tc>
       </w:tr>
     </w:tbl>
     <w:p>
+      <w:pPr>
+        <w:pBdr>
+          <w:top w:val="single" w:sz="12" w:space="0" w:color="auto"/>
+        </w:pBdr>
+        <w:spacing w:after="0"/>
+      </w:pPr>
+    </w:p>
+    <w:p>
+      <w:pPr>
+        <w:pStyle w:val="Heading3"/>
+      </w:pPr>
+      <w:r>
+        <w:t>Create a New User (Registration)</w:t>
+      </w:r>
+    </w:p>
+    <w:p>
       <w:r>
         <w:rPr>
           <w:b/>
           <w:bCs/>
         </w:rPr>
-        <w:t>Query Parameters (Optional):</w:t>
-      </w:r>
-    </w:p>
-    <w:p>
-      <w:pPr>
-        <w:pStyle w:val="ListParagraph"/>
-        <w:numPr>
-          <w:ilvl w:val="0"/>
-          <w:numId w:val="23"/>
-        </w:numPr>
-      </w:pPr>
-      <w:r>
-        <w:t>page (default: 0)</w:t>
-      </w:r>
-    </w:p>
-    <w:p>
-      <w:pPr>
-        <w:pStyle w:val="ListParagraph"/>
-        <w:numPr>
-          <w:ilvl w:val="0"/>
-          <w:numId w:val="23"/>
-        </w:numPr>
-      </w:pPr>
-      <w:r>
-        <w:t>size (default: 10)</w:t>
-      </w:r>
-    </w:p>
-    <w:p>
-      <w:pPr>
-        <w:pStyle w:val="ListParagraph"/>
-        <w:numPr>
-          <w:ilvl w:val="0"/>
-          <w:numId w:val="23"/>
-        </w:numPr>
-      </w:pPr>
-      <w:proofErr w:type="spellStart"/>
-      <w:r>
-        <w:t>sortBy</w:t>
-      </w:r>
-      <w:proofErr w:type="spellEnd"/>
-      <w:r>
-        <w:t xml:space="preserve"> (default: id)</w:t>
-      </w:r>
-    </w:p>
-    <w:p>
-      <w:pPr>
-        <w:pStyle w:val="ListParagraph"/>
-        <w:numPr>
-          <w:ilvl w:val="0"/>
-          <w:numId w:val="23"/>
-        </w:numPr>
-      </w:pPr>
-      <w:r>
-        <w:t>ascending (default: true)</w:t>
-      </w:r>
-    </w:p>
-    <w:p>
-      <w:r>
-        <w:rPr>
-          <w:b/>
-          <w:bCs/>
-        </w:rPr>
-        <w:t>Description:</w:t>
-      </w:r>
-    </w:p>
-    <w:p>
-      <w:pPr>
-        <w:pStyle w:val="ListParagraph"/>
-        <w:numPr>
-          <w:ilvl w:val="0"/>
-          <w:numId w:val="24"/>
-        </w:numPr>
-      </w:pPr>
-      <w:r>
-        <w:t>Returns a paginated list of users</w:t>
-      </w:r>
-    </w:p>
-    <w:p>
-      <w:pPr>
-        <w:pStyle w:val="ListParagraph"/>
-        <w:numPr>
-          <w:ilvl w:val="0"/>
-          <w:numId w:val="24"/>
-        </w:numPr>
-      </w:pPr>
-      <w:r>
-        <w:t>Sorting is supported using Java entity field names</w:t>
-      </w:r>
-    </w:p>
-    <w:p>
-      <w:pPr>
-        <w:pStyle w:val="ListParagraph"/>
-        <w:numPr>
-          <w:ilvl w:val="0"/>
-          <w:numId w:val="24"/>
-        </w:numPr>
-      </w:pPr>
-      <w:r>
-        <w:t xml:space="preserve">Valid </w:t>
-      </w:r>
-      <w:proofErr w:type="spellStart"/>
-      <w:r>
-        <w:t>sortBy</w:t>
-      </w:r>
-      <w:proofErr w:type="spellEnd"/>
-      <w:r>
-        <w:t xml:space="preserve"> values include id, username, and role</w:t>
-      </w:r>
-    </w:p>
-    <w:p>
-      <w:pPr>
-        <w:pStyle w:val="ListParagraph"/>
-        <w:numPr>
-          <w:ilvl w:val="0"/>
-          <w:numId w:val="24"/>
-        </w:numPr>
-      </w:pPr>
-      <w:r>
-        <w:t xml:space="preserve">Invalid </w:t>
-      </w:r>
-      <w:proofErr w:type="spellStart"/>
-      <w:r>
-        <w:t>sortBy</w:t>
-      </w:r>
-      <w:proofErr w:type="spellEnd"/>
-      <w:r>
-        <w:t xml:space="preserve"> values fall back to sorting by id</w:t>
-      </w:r>
-    </w:p>
-    <w:p>
-      <w:r>
-        <w:rPr>
-          <w:b/>
-          <w:bCs/>
-        </w:rPr>
-        <w:t>Examples:</w:t>
+        <w:t>Endpoint:</w:t>
       </w:r>
     </w:p>
     <w:tbl>
@@ -2874,14 +4255,14 @@
                 <w:rFonts w:ascii="Consolas" w:eastAsia="Consolas" w:hAnsi="Consolas" w:cs="Consolas"/>
                 <w:color w:val="1F2328"/>
               </w:rPr>
-              <w:t>http:</w:t>
+              <w:t>POST http:</w:t>
             </w:r>
             <w:r>
               <w:rPr>
                 <w:rFonts w:ascii="Consolas" w:eastAsia="Consolas" w:hAnsi="Consolas" w:cs="Consolas"/>
                 <w:color w:val="6E7781"/>
               </w:rPr>
-              <w:t>//localhost:8080/api/users?page=0&amp;size=10</w:t>
+              <w:t>//localhost:8080/api/users</w:t>
             </w:r>
           </w:p>
           <w:p>
@@ -2894,109 +4275,74 @@
               </w:rPr>
               <w:t xml:space="preserve">2     </w:t>
             </w:r>
-            <w:r>
-              <w:rPr>
-                <w:rFonts w:ascii="Consolas" w:eastAsia="Consolas" w:hAnsi="Consolas" w:cs="Consolas"/>
-                <w:color w:val="1F2328"/>
-              </w:rPr>
-              <w:t>http:</w:t>
-            </w:r>
-            <w:r>
-              <w:rPr>
-                <w:rFonts w:ascii="Consolas" w:eastAsia="Consolas" w:hAnsi="Consolas" w:cs="Consolas"/>
-                <w:color w:val="6E7781"/>
-              </w:rPr>
-              <w:t>//localhost:8080/api/users?page=0&amp;size=10&amp;sortBy=username&amp;ascending=true</w:t>
-            </w:r>
-          </w:p>
-          <w:p>
-            <w:pPr>
-              <w:spacing w:after="0"/>
-            </w:pPr>
-            <w:r>
-              <w:rPr>
-                <w:color w:val="707070"/>
-              </w:rPr>
-              <w:t xml:space="preserve">3     </w:t>
-            </w:r>
-            <w:r>
-              <w:rPr>
-                <w:rFonts w:ascii="Consolas" w:eastAsia="Consolas" w:hAnsi="Consolas" w:cs="Consolas"/>
-                <w:color w:val="1F2328"/>
-              </w:rPr>
-              <w:t>http:</w:t>
-            </w:r>
-            <w:r>
-              <w:rPr>
-                <w:rFonts w:ascii="Consolas" w:eastAsia="Consolas" w:hAnsi="Consolas" w:cs="Consolas"/>
-                <w:color w:val="6E7781"/>
-              </w:rPr>
-              <w:t>//localhost:8080/api/users?page=0&amp;size=10&amp;sortBy=role&amp;ascending=true</w:t>
-            </w:r>
-          </w:p>
-          <w:p>
-            <w:pPr>
-              <w:spacing w:after="0"/>
-            </w:pPr>
-            <w:r>
-              <w:rPr>
-                <w:color w:val="707070"/>
-              </w:rPr>
-              <w:t xml:space="preserve">4     </w:t>
-            </w:r>
-            <w:r>
-              <w:rPr>
-                <w:rFonts w:ascii="Consolas" w:eastAsia="Consolas" w:hAnsi="Consolas" w:cs="Consolas"/>
-                <w:color w:val="1F2328"/>
-              </w:rPr>
-              <w:t>http:</w:t>
-            </w:r>
-            <w:r>
-              <w:rPr>
-                <w:rFonts w:ascii="Consolas" w:eastAsia="Consolas" w:hAnsi="Consolas" w:cs="Consolas"/>
-                <w:color w:val="6E7781"/>
-              </w:rPr>
-              <w:t>//localhost:8080/api/users?page=0&amp;size=10&amp;sortBy=username&amp;ascending=false</w:t>
-            </w:r>
-          </w:p>
-          <w:p>
-            <w:pPr>
-              <w:spacing w:after="0"/>
-            </w:pPr>
-            <w:r>
-              <w:rPr>
-                <w:color w:val="707070"/>
-              </w:rPr>
-              <w:t xml:space="preserve">5     </w:t>
-            </w:r>
           </w:p>
         </w:tc>
       </w:tr>
     </w:tbl>
     <w:p>
-      <w:pPr>
-        <w:pBdr>
-          <w:top w:val="single" w:sz="12" w:space="0" w:color="auto"/>
-        </w:pBdr>
-        <w:spacing w:after="0"/>
-      </w:pPr>
-    </w:p>
-    <w:p>
-      <w:pPr>
-        <w:pStyle w:val="Heading3"/>
-      </w:pPr>
-      <w:r>
-        <w:lastRenderedPageBreak/>
-        <w:t>Create a New User (Registration)</w:t>
-      </w:r>
-    </w:p>
-    <w:p>
       <w:r>
         <w:rPr>
           <w:b/>
           <w:bCs/>
         </w:rPr>
-        <w:t>Endpoint:</w:t>
+        <w:t>Description:</w:t>
+      </w:r>
+    </w:p>
+    <w:p>
+      <w:pPr>
+        <w:pStyle w:val="ListParagraph"/>
+        <w:numPr>
+          <w:ilvl w:val="0"/>
+          <w:numId w:val="25"/>
+        </w:numPr>
+      </w:pPr>
+      <w:r>
+        <w:t>Creates a new user account</w:t>
+      </w:r>
+    </w:p>
+    <w:p>
+      <w:pPr>
+        <w:pStyle w:val="ListParagraph"/>
+        <w:numPr>
+          <w:ilvl w:val="0"/>
+          <w:numId w:val="25"/>
+        </w:numPr>
+      </w:pPr>
+      <w:r>
+        <w:t>Request body is validated</w:t>
+      </w:r>
+    </w:p>
+    <w:p>
+      <w:pPr>
+        <w:pStyle w:val="ListParagraph"/>
+        <w:numPr>
+          <w:ilvl w:val="0"/>
+          <w:numId w:val="25"/>
+        </w:numPr>
+      </w:pPr>
+      <w:r>
+        <w:t>User ID is generated automatically</w:t>
+      </w:r>
+    </w:p>
+    <w:p>
+      <w:pPr>
+        <w:pStyle w:val="ListParagraph"/>
+        <w:numPr>
+          <w:ilvl w:val="0"/>
+          <w:numId w:val="25"/>
+        </w:numPr>
+      </w:pPr>
+      <w:r>
+        <w:t>Returns the created user with HTTP 201 (Created)</w:t>
+      </w:r>
+    </w:p>
+    <w:p>
+      <w:r>
+        <w:rPr>
+          <w:b/>
+          <w:bCs/>
+        </w:rPr>
+        <w:t>Example Request Body:</w:t>
       </w:r>
     </w:p>
     <w:tbl>
@@ -3037,14 +4383,7 @@
                 <w:rFonts w:ascii="Consolas" w:eastAsia="Consolas" w:hAnsi="Consolas" w:cs="Consolas"/>
                 <w:color w:val="1F2328"/>
               </w:rPr>
-              <w:t>POST http:</w:t>
-            </w:r>
-            <w:r>
-              <w:rPr>
-                <w:rFonts w:ascii="Consolas" w:eastAsia="Consolas" w:hAnsi="Consolas" w:cs="Consolas"/>
-                <w:color w:val="6E7781"/>
-              </w:rPr>
-              <w:t>//localhost:8080/api/users</w:t>
+              <w:t>{</w:t>
             </w:r>
           </w:p>
           <w:p>
@@ -3057,79 +4396,343 @@
               </w:rPr>
               <w:t xml:space="preserve">2     </w:t>
             </w:r>
+            <w:r>
+              <w:rPr>
+                <w:rFonts w:ascii="Consolas" w:eastAsia="Consolas" w:hAnsi="Consolas" w:cs="Consolas"/>
+                <w:color w:val="1F2328"/>
+              </w:rPr>
+              <w:t xml:space="preserve">  </w:t>
+            </w:r>
+            <w:r>
+              <w:rPr>
+                <w:rFonts w:ascii="Consolas" w:eastAsia="Consolas" w:hAnsi="Consolas" w:cs="Consolas"/>
+                <w:color w:val="0A3069"/>
+              </w:rPr>
+              <w:t>"username"</w:t>
+            </w:r>
+            <w:r>
+              <w:rPr>
+                <w:rFonts w:ascii="Consolas" w:eastAsia="Consolas" w:hAnsi="Consolas" w:cs="Consolas"/>
+                <w:color w:val="1F2328"/>
+              </w:rPr>
+              <w:t xml:space="preserve">: </w:t>
+            </w:r>
+            <w:r>
+              <w:rPr>
+                <w:rFonts w:ascii="Consolas" w:eastAsia="Consolas" w:hAnsi="Consolas" w:cs="Consolas"/>
+                <w:color w:val="0A3069"/>
+              </w:rPr>
+              <w:t>"admin"</w:t>
+            </w:r>
+            <w:r>
+              <w:rPr>
+                <w:rFonts w:ascii="Consolas" w:eastAsia="Consolas" w:hAnsi="Consolas" w:cs="Consolas"/>
+                <w:color w:val="1F2328"/>
+              </w:rPr>
+              <w:t>,</w:t>
+            </w:r>
+          </w:p>
+          <w:p>
+            <w:pPr>
+              <w:spacing w:after="0"/>
+            </w:pPr>
+            <w:r>
+              <w:rPr>
+                <w:color w:val="707070"/>
+              </w:rPr>
+              <w:t xml:space="preserve">3     </w:t>
+            </w:r>
+            <w:r>
+              <w:rPr>
+                <w:rFonts w:ascii="Consolas" w:eastAsia="Consolas" w:hAnsi="Consolas" w:cs="Consolas"/>
+                <w:color w:val="1F2328"/>
+              </w:rPr>
+              <w:t xml:space="preserve">  </w:t>
+            </w:r>
+            <w:r>
+              <w:rPr>
+                <w:rFonts w:ascii="Consolas" w:eastAsia="Consolas" w:hAnsi="Consolas" w:cs="Consolas"/>
+                <w:color w:val="0A3069"/>
+              </w:rPr>
+              <w:t>"password"</w:t>
+            </w:r>
+            <w:r>
+              <w:rPr>
+                <w:rFonts w:ascii="Consolas" w:eastAsia="Consolas" w:hAnsi="Consolas" w:cs="Consolas"/>
+                <w:color w:val="1F2328"/>
+              </w:rPr>
+              <w:t xml:space="preserve">: </w:t>
+            </w:r>
+            <w:r>
+              <w:rPr>
+                <w:rFonts w:ascii="Consolas" w:eastAsia="Consolas" w:hAnsi="Consolas" w:cs="Consolas"/>
+                <w:color w:val="0A3069"/>
+              </w:rPr>
+              <w:t>"</w:t>
+            </w:r>
+            <w:proofErr w:type="spellStart"/>
+            <w:r>
+              <w:rPr>
+                <w:rFonts w:ascii="Consolas" w:eastAsia="Consolas" w:hAnsi="Consolas" w:cs="Consolas"/>
+                <w:color w:val="0A3069"/>
+              </w:rPr>
+              <w:t>adminpass</w:t>
+            </w:r>
+            <w:proofErr w:type="spellEnd"/>
+            <w:r>
+              <w:rPr>
+                <w:rFonts w:ascii="Consolas" w:eastAsia="Consolas" w:hAnsi="Consolas" w:cs="Consolas"/>
+                <w:color w:val="0A3069"/>
+              </w:rPr>
+              <w:t>"</w:t>
+            </w:r>
+            <w:r>
+              <w:rPr>
+                <w:rFonts w:ascii="Consolas" w:eastAsia="Consolas" w:hAnsi="Consolas" w:cs="Consolas"/>
+                <w:color w:val="1F2328"/>
+              </w:rPr>
+              <w:t>,</w:t>
+            </w:r>
+          </w:p>
+          <w:p>
+            <w:pPr>
+              <w:spacing w:after="0"/>
+            </w:pPr>
+            <w:r>
+              <w:rPr>
+                <w:color w:val="707070"/>
+              </w:rPr>
+              <w:t xml:space="preserve">4     </w:t>
+            </w:r>
+            <w:r>
+              <w:rPr>
+                <w:rFonts w:ascii="Consolas" w:eastAsia="Consolas" w:hAnsi="Consolas" w:cs="Consolas"/>
+                <w:color w:val="1F2328"/>
+              </w:rPr>
+              <w:t xml:space="preserve">  </w:t>
+            </w:r>
+            <w:r>
+              <w:rPr>
+                <w:rFonts w:ascii="Consolas" w:eastAsia="Consolas" w:hAnsi="Consolas" w:cs="Consolas"/>
+                <w:color w:val="0A3069"/>
+              </w:rPr>
+              <w:t>"role"</w:t>
+            </w:r>
+            <w:r>
+              <w:rPr>
+                <w:rFonts w:ascii="Consolas" w:eastAsia="Consolas" w:hAnsi="Consolas" w:cs="Consolas"/>
+                <w:color w:val="1F2328"/>
+              </w:rPr>
+              <w:t xml:space="preserve">: </w:t>
+            </w:r>
+            <w:r>
+              <w:rPr>
+                <w:rFonts w:ascii="Consolas" w:eastAsia="Consolas" w:hAnsi="Consolas" w:cs="Consolas"/>
+                <w:color w:val="0A3069"/>
+              </w:rPr>
+              <w:t>"ADMIN"</w:t>
+            </w:r>
+          </w:p>
+          <w:p>
+            <w:pPr>
+              <w:spacing w:after="0"/>
+            </w:pPr>
+            <w:r>
+              <w:rPr>
+                <w:color w:val="707070"/>
+              </w:rPr>
+              <w:t xml:space="preserve">5     </w:t>
+            </w:r>
+            <w:r>
+              <w:rPr>
+                <w:rFonts w:ascii="Consolas" w:eastAsia="Consolas" w:hAnsi="Consolas" w:cs="Consolas"/>
+                <w:color w:val="1F2328"/>
+              </w:rPr>
+              <w:t>}</w:t>
+            </w:r>
+          </w:p>
+          <w:p>
+            <w:pPr>
+              <w:spacing w:after="0"/>
+            </w:pPr>
+            <w:r>
+              <w:rPr>
+                <w:color w:val="707070"/>
+              </w:rPr>
+              <w:t xml:space="preserve">6     </w:t>
+            </w:r>
           </w:p>
         </w:tc>
       </w:tr>
     </w:tbl>
     <w:p>
+      <w:pPr>
+        <w:pBdr>
+          <w:top w:val="single" w:sz="12" w:space="0" w:color="auto"/>
+        </w:pBdr>
+        <w:spacing w:after="0"/>
+      </w:pPr>
+    </w:p>
+    <w:p>
+      <w:pPr>
+        <w:pStyle w:val="Heading3"/>
+      </w:pPr>
+      <w:r>
+        <w:t>Error Handling Behavior (Users)</w:t>
+      </w:r>
+    </w:p>
+    <w:p>
+      <w:pPr>
+        <w:pStyle w:val="ListParagraph"/>
+        <w:numPr>
+          <w:ilvl w:val="0"/>
+          <w:numId w:val="26"/>
+        </w:numPr>
+      </w:pPr>
+      <w:r>
+        <w:t>Invalid request data returns HTTP 400 (Bad Request)</w:t>
+      </w:r>
+    </w:p>
+    <w:p>
+      <w:pPr>
+        <w:pStyle w:val="ListParagraph"/>
+        <w:numPr>
+          <w:ilvl w:val="0"/>
+          <w:numId w:val="26"/>
+        </w:numPr>
+      </w:pPr>
+      <w:r>
+        <w:t>Requesting a non-existent user ID returns HTTP 404 (Not Found)</w:t>
+      </w:r>
+    </w:p>
+    <w:p>
+      <w:pPr>
+        <w:pStyle w:val="ListParagraph"/>
+        <w:numPr>
+          <w:ilvl w:val="0"/>
+          <w:numId w:val="26"/>
+        </w:numPr>
+      </w:pPr>
+      <w:r>
+        <w:t xml:space="preserve">Invalid </w:t>
+      </w:r>
+      <w:proofErr w:type="spellStart"/>
+      <w:r>
+        <w:t>sortBy</w:t>
+      </w:r>
+      <w:proofErr w:type="spellEnd"/>
+      <w:r>
+        <w:t xml:space="preserve"> parameters do not crash the API and fall back to default sorting</w:t>
+      </w:r>
+    </w:p>
+    <w:p>
+      <w:pPr>
+        <w:pBdr>
+          <w:top w:val="single" w:sz="12" w:space="0" w:color="auto"/>
+        </w:pBdr>
+        <w:spacing w:after="0"/>
+      </w:pPr>
+    </w:p>
+    <w:p>
+      <w:pPr>
+        <w:pStyle w:val="Heading3"/>
+      </w:pPr>
+      <w:r>
+        <w:t>Notes (Users)</w:t>
+      </w:r>
+    </w:p>
+    <w:p>
+      <w:pPr>
+        <w:pStyle w:val="ListParagraph"/>
+        <w:numPr>
+          <w:ilvl w:val="0"/>
+          <w:numId w:val="27"/>
+        </w:numPr>
+      </w:pPr>
+      <w:r>
+        <w:t>Users represent authenticated accounts in the system</w:t>
+      </w:r>
+    </w:p>
+    <w:p>
+      <w:pPr>
+        <w:pStyle w:val="ListParagraph"/>
+        <w:numPr>
+          <w:ilvl w:val="0"/>
+          <w:numId w:val="27"/>
+        </w:numPr>
+      </w:pPr>
+      <w:r>
+        <w:t>Roles are limited to USER and ADMIN</w:t>
+      </w:r>
+    </w:p>
+    <w:p>
+      <w:pPr>
+        <w:pStyle w:val="ListParagraph"/>
+        <w:numPr>
+          <w:ilvl w:val="0"/>
+          <w:numId w:val="27"/>
+        </w:numPr>
+      </w:pPr>
+      <w:r>
+        <w:t>User deletion is intentionally not supported to preserve historical integrity</w:t>
+      </w:r>
+    </w:p>
+    <w:p>
+      <w:pPr>
+        <w:pStyle w:val="ListParagraph"/>
+        <w:numPr>
+          <w:ilvl w:val="0"/>
+          <w:numId w:val="27"/>
+        </w:numPr>
+      </w:pPr>
+      <w:r>
+        <w:t>Users may be referenced by ticket purchase records</w:t>
+      </w:r>
+    </w:p>
+    <w:p>
+      <w:pPr>
+        <w:pStyle w:val="ListParagraph"/>
+        <w:numPr>
+          <w:ilvl w:val="0"/>
+          <w:numId w:val="27"/>
+        </w:numPr>
+      </w:pPr>
+      <w:r>
+        <w:t>Authentication and authorization will build on this user model</w:t>
+      </w:r>
+    </w:p>
+    <w:p>
+      <w:pPr>
+        <w:pBdr>
+          <w:top w:val="single" w:sz="12" w:space="0" w:color="auto"/>
+        </w:pBdr>
+        <w:spacing w:after="0"/>
+      </w:pPr>
+    </w:p>
+    <w:p>
+      <w:pPr>
+        <w:pStyle w:val="Heading2"/>
+      </w:pPr>
+      <w:r>
+        <w:lastRenderedPageBreak/>
+        <w:t>Tickets Sold API Endpoints</w:t>
+      </w:r>
+    </w:p>
+    <w:p>
+      <w:pPr>
+        <w:pStyle w:val="Heading3"/>
+      </w:pPr>
+      <w:r>
+        <w:t>Get Ticket Sale by ID (No Pagination)</w:t>
+      </w:r>
+    </w:p>
+    <w:p>
       <w:r>
         <w:rPr>
           <w:b/>
           <w:bCs/>
         </w:rPr>
-        <w:t>Description:</w:t>
-      </w:r>
-    </w:p>
-    <w:p>
-      <w:pPr>
-        <w:pStyle w:val="ListParagraph"/>
-        <w:numPr>
-          <w:ilvl w:val="0"/>
-          <w:numId w:val="25"/>
-        </w:numPr>
-      </w:pPr>
-      <w:proofErr w:type="gramStart"/>
-      <w:r>
-        <w:t>Creates</w:t>
-      </w:r>
-      <w:proofErr w:type="gramEnd"/>
-      <w:r>
-        <w:t xml:space="preserve"> a new user account</w:t>
-      </w:r>
-    </w:p>
-    <w:p>
-      <w:pPr>
-        <w:pStyle w:val="ListParagraph"/>
-        <w:numPr>
-          <w:ilvl w:val="0"/>
-          <w:numId w:val="25"/>
-        </w:numPr>
-      </w:pPr>
-      <w:r>
-        <w:t>Request body is validated</w:t>
-      </w:r>
-    </w:p>
-    <w:p>
-      <w:pPr>
-        <w:pStyle w:val="ListParagraph"/>
-        <w:numPr>
-          <w:ilvl w:val="0"/>
-          <w:numId w:val="25"/>
-        </w:numPr>
-      </w:pPr>
-      <w:r>
-        <w:t>User ID is generated automatically</w:t>
-      </w:r>
-    </w:p>
-    <w:p>
-      <w:pPr>
-        <w:pStyle w:val="ListParagraph"/>
-        <w:numPr>
-          <w:ilvl w:val="0"/>
-          <w:numId w:val="25"/>
-        </w:numPr>
-      </w:pPr>
-      <w:r>
-        <w:t>Returns the created user with HTTP 201 (Created)</w:t>
-      </w:r>
-    </w:p>
-    <w:p>
-      <w:r>
-        <w:rPr>
-          <w:b/>
-          <w:bCs/>
-        </w:rPr>
-        <w:t>Example Request Body:</w:t>
+        <w:t>Endpoint:</w:t>
       </w:r>
     </w:p>
     <w:tbl>
@@ -3163,23 +4766,22 @@
               <w:rPr>
                 <w:color w:val="707070"/>
               </w:rPr>
-              <w:t xml:space="preserve">1  </w:t>
-            </w:r>
-            <w:proofErr w:type="gramStart"/>
-            <w:r>
-              <w:rPr>
-                <w:color w:val="707070"/>
-              </w:rPr>
-              <w:t xml:space="preserve">   </w:t>
-            </w:r>
-            <w:r>
-              <w:rPr>
-                <w:rFonts w:ascii="Consolas" w:eastAsia="Consolas" w:hAnsi="Consolas" w:cs="Consolas"/>
-                <w:color w:val="1F2328"/>
-              </w:rPr>
-              <w:t>{</w:t>
-            </w:r>
-            <w:proofErr w:type="gramEnd"/>
+              <w:t xml:space="preserve">1     </w:t>
+            </w:r>
+            <w:r>
+              <w:rPr>
+                <w:rFonts w:ascii="Consolas" w:eastAsia="Consolas" w:hAnsi="Consolas" w:cs="Consolas"/>
+                <w:color w:val="1F2328"/>
+              </w:rPr>
+              <w:t>GET http:</w:t>
+            </w:r>
+            <w:r>
+              <w:rPr>
+                <w:rFonts w:ascii="Consolas" w:eastAsia="Consolas" w:hAnsi="Consolas" w:cs="Consolas"/>
+                <w:color w:val="6E7781"/>
+              </w:rPr>
+              <w:t>//localhost:8080/api/tickets-sold/id/{id}</w:t>
+            </w:r>
           </w:p>
           <w:p>
             <w:pPr>
@@ -3191,398 +4793,62 @@
               </w:rPr>
               <w:t xml:space="preserve">2     </w:t>
             </w:r>
-            <w:r>
-              <w:rPr>
-                <w:rFonts w:ascii="Consolas" w:eastAsia="Consolas" w:hAnsi="Consolas" w:cs="Consolas"/>
-                <w:color w:val="1F2328"/>
-              </w:rPr>
-              <w:t xml:space="preserve">  </w:t>
-            </w:r>
-            <w:r>
-              <w:rPr>
-                <w:rFonts w:ascii="Consolas" w:eastAsia="Consolas" w:hAnsi="Consolas" w:cs="Consolas"/>
-                <w:color w:val="0A3069"/>
-              </w:rPr>
-              <w:t>"</w:t>
-            </w:r>
-            <w:proofErr w:type="gramStart"/>
-            <w:r>
-              <w:rPr>
-                <w:rFonts w:ascii="Consolas" w:eastAsia="Consolas" w:hAnsi="Consolas" w:cs="Consolas"/>
-                <w:color w:val="0A3069"/>
-              </w:rPr>
-              <w:t>username</w:t>
-            </w:r>
-            <w:proofErr w:type="gramEnd"/>
-            <w:r>
-              <w:rPr>
-                <w:rFonts w:ascii="Consolas" w:eastAsia="Consolas" w:hAnsi="Consolas" w:cs="Consolas"/>
-                <w:color w:val="0A3069"/>
-              </w:rPr>
-              <w:t>"</w:t>
-            </w:r>
-            <w:r>
-              <w:rPr>
-                <w:rFonts w:ascii="Consolas" w:eastAsia="Consolas" w:hAnsi="Consolas" w:cs="Consolas"/>
-                <w:color w:val="1F2328"/>
-              </w:rPr>
-              <w:t xml:space="preserve">: </w:t>
-            </w:r>
-            <w:r>
-              <w:rPr>
-                <w:rFonts w:ascii="Consolas" w:eastAsia="Consolas" w:hAnsi="Consolas" w:cs="Consolas"/>
-                <w:color w:val="0A3069"/>
-              </w:rPr>
-              <w:t>"admin"</w:t>
-            </w:r>
-            <w:r>
-              <w:rPr>
-                <w:rFonts w:ascii="Consolas" w:eastAsia="Consolas" w:hAnsi="Consolas" w:cs="Consolas"/>
-                <w:color w:val="1F2328"/>
-              </w:rPr>
-              <w:t>,</w:t>
-            </w:r>
-          </w:p>
-          <w:p>
-            <w:pPr>
-              <w:spacing w:after="0"/>
-            </w:pPr>
-            <w:r>
-              <w:rPr>
-                <w:color w:val="707070"/>
-              </w:rPr>
-              <w:t xml:space="preserve">3     </w:t>
-            </w:r>
-            <w:r>
-              <w:rPr>
-                <w:rFonts w:ascii="Consolas" w:eastAsia="Consolas" w:hAnsi="Consolas" w:cs="Consolas"/>
-                <w:color w:val="1F2328"/>
-              </w:rPr>
-              <w:t xml:space="preserve">  </w:t>
-            </w:r>
-            <w:r>
-              <w:rPr>
-                <w:rFonts w:ascii="Consolas" w:eastAsia="Consolas" w:hAnsi="Consolas" w:cs="Consolas"/>
-                <w:color w:val="0A3069"/>
-              </w:rPr>
-              <w:t>"</w:t>
-            </w:r>
-            <w:proofErr w:type="gramStart"/>
-            <w:r>
-              <w:rPr>
-                <w:rFonts w:ascii="Consolas" w:eastAsia="Consolas" w:hAnsi="Consolas" w:cs="Consolas"/>
-                <w:color w:val="0A3069"/>
-              </w:rPr>
-              <w:t>password</w:t>
-            </w:r>
-            <w:proofErr w:type="gramEnd"/>
-            <w:r>
-              <w:rPr>
-                <w:rFonts w:ascii="Consolas" w:eastAsia="Consolas" w:hAnsi="Consolas" w:cs="Consolas"/>
-                <w:color w:val="0A3069"/>
-              </w:rPr>
-              <w:t>"</w:t>
-            </w:r>
-            <w:r>
-              <w:rPr>
-                <w:rFonts w:ascii="Consolas" w:eastAsia="Consolas" w:hAnsi="Consolas" w:cs="Consolas"/>
-                <w:color w:val="1F2328"/>
-              </w:rPr>
-              <w:t xml:space="preserve">: </w:t>
-            </w:r>
-            <w:r>
-              <w:rPr>
-                <w:rFonts w:ascii="Consolas" w:eastAsia="Consolas" w:hAnsi="Consolas" w:cs="Consolas"/>
-                <w:color w:val="0A3069"/>
-              </w:rPr>
-              <w:t>"</w:t>
-            </w:r>
-            <w:proofErr w:type="spellStart"/>
-            <w:r>
-              <w:rPr>
-                <w:rFonts w:ascii="Consolas" w:eastAsia="Consolas" w:hAnsi="Consolas" w:cs="Consolas"/>
-                <w:color w:val="0A3069"/>
-              </w:rPr>
-              <w:t>adminpass</w:t>
-            </w:r>
-            <w:proofErr w:type="spellEnd"/>
-            <w:r>
-              <w:rPr>
-                <w:rFonts w:ascii="Consolas" w:eastAsia="Consolas" w:hAnsi="Consolas" w:cs="Consolas"/>
-                <w:color w:val="0A3069"/>
-              </w:rPr>
-              <w:t>"</w:t>
-            </w:r>
-            <w:r>
-              <w:rPr>
-                <w:rFonts w:ascii="Consolas" w:eastAsia="Consolas" w:hAnsi="Consolas" w:cs="Consolas"/>
-                <w:color w:val="1F2328"/>
-              </w:rPr>
-              <w:t>,</w:t>
-            </w:r>
-          </w:p>
-          <w:p>
-            <w:pPr>
-              <w:spacing w:after="0"/>
-            </w:pPr>
-            <w:r>
-              <w:rPr>
-                <w:color w:val="707070"/>
-              </w:rPr>
-              <w:t xml:space="preserve">4     </w:t>
-            </w:r>
-            <w:r>
-              <w:rPr>
-                <w:rFonts w:ascii="Consolas" w:eastAsia="Consolas" w:hAnsi="Consolas" w:cs="Consolas"/>
-                <w:color w:val="1F2328"/>
-              </w:rPr>
-              <w:t xml:space="preserve">  </w:t>
-            </w:r>
-            <w:r>
-              <w:rPr>
-                <w:rFonts w:ascii="Consolas" w:eastAsia="Consolas" w:hAnsi="Consolas" w:cs="Consolas"/>
-                <w:color w:val="0A3069"/>
-              </w:rPr>
-              <w:t>"</w:t>
-            </w:r>
-            <w:proofErr w:type="gramStart"/>
-            <w:r>
-              <w:rPr>
-                <w:rFonts w:ascii="Consolas" w:eastAsia="Consolas" w:hAnsi="Consolas" w:cs="Consolas"/>
-                <w:color w:val="0A3069"/>
-              </w:rPr>
-              <w:t>role</w:t>
-            </w:r>
-            <w:proofErr w:type="gramEnd"/>
-            <w:r>
-              <w:rPr>
-                <w:rFonts w:ascii="Consolas" w:eastAsia="Consolas" w:hAnsi="Consolas" w:cs="Consolas"/>
-                <w:color w:val="0A3069"/>
-              </w:rPr>
-              <w:t>"</w:t>
-            </w:r>
-            <w:r>
-              <w:rPr>
-                <w:rFonts w:ascii="Consolas" w:eastAsia="Consolas" w:hAnsi="Consolas" w:cs="Consolas"/>
-                <w:color w:val="1F2328"/>
-              </w:rPr>
-              <w:t xml:space="preserve">: </w:t>
-            </w:r>
-            <w:r>
-              <w:rPr>
-                <w:rFonts w:ascii="Consolas" w:eastAsia="Consolas" w:hAnsi="Consolas" w:cs="Consolas"/>
-                <w:color w:val="0A3069"/>
-              </w:rPr>
-              <w:t>"ADMIN"</w:t>
-            </w:r>
-          </w:p>
-          <w:p>
-            <w:pPr>
-              <w:spacing w:after="0"/>
-            </w:pPr>
-            <w:r>
-              <w:rPr>
-                <w:color w:val="707070"/>
-              </w:rPr>
-              <w:t xml:space="preserve">5   </w:t>
-            </w:r>
-            <w:proofErr w:type="gramStart"/>
-            <w:r>
-              <w:rPr>
-                <w:color w:val="707070"/>
-              </w:rPr>
-              <w:t xml:space="preserve">  </w:t>
-            </w:r>
-            <w:r>
-              <w:rPr>
-                <w:rFonts w:ascii="Consolas" w:eastAsia="Consolas" w:hAnsi="Consolas" w:cs="Consolas"/>
-                <w:color w:val="1F2328"/>
-              </w:rPr>
-              <w:t>}</w:t>
-            </w:r>
-            <w:proofErr w:type="gramEnd"/>
-          </w:p>
-          <w:p>
-            <w:pPr>
-              <w:spacing w:after="0"/>
-            </w:pPr>
-            <w:r>
-              <w:rPr>
-                <w:color w:val="707070"/>
-              </w:rPr>
-              <w:t xml:space="preserve">6     </w:t>
-            </w:r>
           </w:p>
         </w:tc>
       </w:tr>
     </w:tbl>
     <w:p>
-      <w:pPr>
-        <w:pBdr>
-          <w:top w:val="single" w:sz="12" w:space="0" w:color="auto"/>
-        </w:pBdr>
-        <w:spacing w:after="0"/>
-      </w:pPr>
-    </w:p>
-    <w:p>
-      <w:pPr>
-        <w:pStyle w:val="Heading3"/>
-      </w:pPr>
-      <w:r>
-        <w:t>Error Handling Behavior (Users)</w:t>
-      </w:r>
-    </w:p>
-    <w:p>
-      <w:pPr>
-        <w:pStyle w:val="ListParagraph"/>
-        <w:numPr>
-          <w:ilvl w:val="0"/>
-          <w:numId w:val="26"/>
-        </w:numPr>
-      </w:pPr>
-      <w:r>
-        <w:t>Invalid request data returns HTTP 400 (Bad Request)</w:t>
-      </w:r>
-    </w:p>
-    <w:p>
-      <w:pPr>
-        <w:pStyle w:val="ListParagraph"/>
-        <w:numPr>
-          <w:ilvl w:val="0"/>
-          <w:numId w:val="26"/>
-        </w:numPr>
-      </w:pPr>
-      <w:r>
-        <w:t>Requesting a non-existent user ID returns HTTP 404 (Not Found)</w:t>
-      </w:r>
-    </w:p>
-    <w:p>
-      <w:pPr>
-        <w:pStyle w:val="ListParagraph"/>
-        <w:numPr>
-          <w:ilvl w:val="0"/>
-          <w:numId w:val="26"/>
-        </w:numPr>
-      </w:pPr>
-      <w:r>
-        <w:t xml:space="preserve">Invalid </w:t>
-      </w:r>
-      <w:proofErr w:type="spellStart"/>
-      <w:r>
-        <w:t>sortBy</w:t>
-      </w:r>
-      <w:proofErr w:type="spellEnd"/>
-      <w:r>
-        <w:t xml:space="preserve"> parameters do not crash the API and fall back to default sorting</w:t>
-      </w:r>
-    </w:p>
-    <w:p>
-      <w:pPr>
-        <w:pBdr>
-          <w:top w:val="single" w:sz="12" w:space="0" w:color="auto"/>
-        </w:pBdr>
-        <w:spacing w:after="0"/>
-      </w:pPr>
-    </w:p>
-    <w:p>
-      <w:pPr>
-        <w:pStyle w:val="Heading3"/>
-      </w:pPr>
-      <w:r>
-        <w:t>Notes (Users)</w:t>
-      </w:r>
-    </w:p>
-    <w:p>
-      <w:pPr>
-        <w:pStyle w:val="ListParagraph"/>
-        <w:numPr>
-          <w:ilvl w:val="0"/>
-          <w:numId w:val="27"/>
-        </w:numPr>
-      </w:pPr>
-      <w:r>
-        <w:t>Users represent authenticated accounts in the system</w:t>
-      </w:r>
-    </w:p>
-    <w:p>
-      <w:pPr>
-        <w:pStyle w:val="ListParagraph"/>
-        <w:numPr>
-          <w:ilvl w:val="0"/>
-          <w:numId w:val="27"/>
-        </w:numPr>
-      </w:pPr>
-      <w:r>
-        <w:t>Roles are limited to USER and ADMIN</w:t>
-      </w:r>
-    </w:p>
-    <w:p>
-      <w:pPr>
-        <w:pStyle w:val="ListParagraph"/>
-        <w:numPr>
-          <w:ilvl w:val="0"/>
-          <w:numId w:val="27"/>
-        </w:numPr>
-      </w:pPr>
-      <w:r>
-        <w:t>User deletion is intentionally not supported to preserve historical integrity</w:t>
-      </w:r>
-    </w:p>
-    <w:p>
-      <w:pPr>
-        <w:pStyle w:val="ListParagraph"/>
-        <w:numPr>
-          <w:ilvl w:val="0"/>
-          <w:numId w:val="27"/>
-        </w:numPr>
-      </w:pPr>
-      <w:r>
-        <w:t>Users may be referenced by ticket purchase records</w:t>
-      </w:r>
-    </w:p>
-    <w:p>
-      <w:pPr>
-        <w:pStyle w:val="ListParagraph"/>
-        <w:numPr>
-          <w:ilvl w:val="0"/>
-          <w:numId w:val="27"/>
-        </w:numPr>
-      </w:pPr>
-      <w:r>
-        <w:t>Authentication and authorization will build on this user model</w:t>
-      </w:r>
-    </w:p>
-    <w:p>
-      <w:pPr>
-        <w:pBdr>
-          <w:top w:val="single" w:sz="12" w:space="0" w:color="auto"/>
-        </w:pBdr>
-        <w:spacing w:after="0"/>
-      </w:pPr>
-    </w:p>
-    <w:p>
-      <w:pPr>
-        <w:pStyle w:val="Heading2"/>
-      </w:pPr>
-      <w:r>
-        <w:t>Tickets Sold API Endpoints</w:t>
-      </w:r>
-    </w:p>
-    <w:p>
-      <w:pPr>
-        <w:pStyle w:val="Heading3"/>
-      </w:pPr>
-      <w:r>
-        <w:t>Get Ticket Sale by ID (No Pagination)</w:t>
-      </w:r>
-    </w:p>
-    <w:p>
       <w:r>
         <w:rPr>
           <w:b/>
           <w:bCs/>
         </w:rPr>
-        <w:t>Endpoint:</w:t>
+        <w:t>Description:</w:t>
+      </w:r>
+    </w:p>
+    <w:p>
+      <w:pPr>
+        <w:pStyle w:val="ListParagraph"/>
+        <w:numPr>
+          <w:ilvl w:val="0"/>
+          <w:numId w:val="28"/>
+        </w:numPr>
+      </w:pPr>
+      <w:r>
+        <w:t>Returns a single ticket purchase record by its unique ID</w:t>
+      </w:r>
+    </w:p>
+    <w:p>
+      <w:pPr>
+        <w:pStyle w:val="ListParagraph"/>
+        <w:numPr>
+          <w:ilvl w:val="0"/>
+          <w:numId w:val="28"/>
+        </w:numPr>
+      </w:pPr>
+      <w:r>
+        <w:t>Returns 200 OK if the record exists</w:t>
+      </w:r>
+    </w:p>
+    <w:p>
+      <w:pPr>
+        <w:pStyle w:val="ListParagraph"/>
+        <w:numPr>
+          <w:ilvl w:val="0"/>
+          <w:numId w:val="28"/>
+        </w:numPr>
+      </w:pPr>
+      <w:r>
+        <w:t>Returns 404 Not Found if the record does not exist</w:t>
+      </w:r>
+    </w:p>
+    <w:p>
+      <w:r>
+        <w:rPr>
+          <w:b/>
+          <w:bCs/>
+        </w:rPr>
+        <w:t>Example:</w:t>
       </w:r>
     </w:p>
     <w:tbl>
@@ -3616,7 +4882,6 @@
               <w:rPr>
                 <w:color w:val="707070"/>
               </w:rPr>
-              <w:lastRenderedPageBreak/>
               <w:t xml:space="preserve">1     </w:t>
             </w:r>
             <w:r>
@@ -3624,14 +4889,14 @@
                 <w:rFonts w:ascii="Consolas" w:eastAsia="Consolas" w:hAnsi="Consolas" w:cs="Consolas"/>
                 <w:color w:val="1F2328"/>
               </w:rPr>
-              <w:t>GET http:</w:t>
+              <w:t>http:</w:t>
             </w:r>
             <w:r>
               <w:rPr>
                 <w:rFonts w:ascii="Consolas" w:eastAsia="Consolas" w:hAnsi="Consolas" w:cs="Consolas"/>
                 <w:color w:val="6E7781"/>
               </w:rPr>
-              <w:t>//localhost:8080/api/tickets-sold/id/{id}</w:t>
+              <w:t>//localhost:8080/api/tickets-sold/id/1</w:t>
             </w:r>
           </w:p>
           <w:p>
@@ -3649,57 +4914,28 @@
       </w:tr>
     </w:tbl>
     <w:p>
+      <w:pPr>
+        <w:pBdr>
+          <w:top w:val="single" w:sz="12" w:space="0" w:color="auto"/>
+        </w:pBdr>
+        <w:spacing w:after="0"/>
+      </w:pPr>
+    </w:p>
+    <w:p>
+      <w:pPr>
+        <w:pStyle w:val="Heading3"/>
+      </w:pPr>
+      <w:r>
+        <w:t>Create a Ticket Sale Record</w:t>
+      </w:r>
+    </w:p>
+    <w:p>
       <w:r>
         <w:rPr>
           <w:b/>
           <w:bCs/>
         </w:rPr>
-        <w:t>Description:</w:t>
-      </w:r>
-    </w:p>
-    <w:p>
-      <w:pPr>
-        <w:pStyle w:val="ListParagraph"/>
-        <w:numPr>
-          <w:ilvl w:val="0"/>
-          <w:numId w:val="28"/>
-        </w:numPr>
-      </w:pPr>
-      <w:r>
-        <w:t>Returns a single ticket purchase record by its unique ID</w:t>
-      </w:r>
-    </w:p>
-    <w:p>
-      <w:pPr>
-        <w:pStyle w:val="ListParagraph"/>
-        <w:numPr>
-          <w:ilvl w:val="0"/>
-          <w:numId w:val="28"/>
-        </w:numPr>
-      </w:pPr>
-      <w:r>
-        <w:t>Returns 200 OK if the record exists</w:t>
-      </w:r>
-    </w:p>
-    <w:p>
-      <w:pPr>
-        <w:pStyle w:val="ListParagraph"/>
-        <w:numPr>
-          <w:ilvl w:val="0"/>
-          <w:numId w:val="28"/>
-        </w:numPr>
-      </w:pPr>
-      <w:r>
-        <w:t>Returns 404 Not Found if the record does not exist</w:t>
-      </w:r>
-    </w:p>
-    <w:p>
-      <w:r>
-        <w:rPr>
-          <w:b/>
-          <w:bCs/>
-        </w:rPr>
-        <w:t>Example:</w:t>
+        <w:t>Endpoint:</w:t>
       </w:r>
     </w:p>
     <w:tbl>
@@ -3740,14 +4976,14 @@
                 <w:rFonts w:ascii="Consolas" w:eastAsia="Consolas" w:hAnsi="Consolas" w:cs="Consolas"/>
                 <w:color w:val="1F2328"/>
               </w:rPr>
-              <w:t>http:</w:t>
+              <w:t>POST http:</w:t>
             </w:r>
             <w:r>
               <w:rPr>
                 <w:rFonts w:ascii="Consolas" w:eastAsia="Consolas" w:hAnsi="Consolas" w:cs="Consolas"/>
                 <w:color w:val="6E7781"/>
               </w:rPr>
-              <w:t>//localhost:8080/api/tickets-sold/id/1</w:t>
+              <w:t>//localhost:8080/api/tickets-sold</w:t>
             </w:r>
           </w:p>
           <w:p>
@@ -3765,28 +5001,86 @@
       </w:tr>
     </w:tbl>
     <w:p>
-      <w:pPr>
-        <w:pBdr>
-          <w:top w:val="single" w:sz="12" w:space="0" w:color="auto"/>
-        </w:pBdr>
-        <w:spacing w:after="0"/>
-      </w:pPr>
-    </w:p>
-    <w:p>
-      <w:pPr>
-        <w:pStyle w:val="Heading3"/>
-      </w:pPr>
-      <w:r>
-        <w:t>Create a Ticket Sale Record</w:t>
-      </w:r>
-    </w:p>
-    <w:p>
       <w:r>
         <w:rPr>
           <w:b/>
           <w:bCs/>
         </w:rPr>
-        <w:t>Endpoint:</w:t>
+        <w:t>Description:</w:t>
+      </w:r>
+    </w:p>
+    <w:p>
+      <w:pPr>
+        <w:pStyle w:val="ListParagraph"/>
+        <w:numPr>
+          <w:ilvl w:val="0"/>
+          <w:numId w:val="29"/>
+        </w:numPr>
+      </w:pPr>
+      <w:r>
+        <w:t>Creates a new ticket purchase record</w:t>
+      </w:r>
+    </w:p>
+    <w:p>
+      <w:pPr>
+        <w:pStyle w:val="ListParagraph"/>
+        <w:numPr>
+          <w:ilvl w:val="0"/>
+          <w:numId w:val="29"/>
+        </w:numPr>
+      </w:pPr>
+      <w:r>
+        <w:t>Represents a user purchasing a ticket for an event</w:t>
+      </w:r>
+    </w:p>
+    <w:p>
+      <w:pPr>
+        <w:pStyle w:val="ListParagraph"/>
+        <w:numPr>
+          <w:ilvl w:val="0"/>
+          <w:numId w:val="29"/>
+        </w:numPr>
+      </w:pPr>
+      <w:r>
+        <w:t>Request body is validated</w:t>
+      </w:r>
+    </w:p>
+    <w:p>
+      <w:pPr>
+        <w:pStyle w:val="ListParagraph"/>
+        <w:numPr>
+          <w:ilvl w:val="0"/>
+          <w:numId w:val="29"/>
+        </w:numPr>
+      </w:pPr>
+      <w:proofErr w:type="spellStart"/>
+      <w:r>
+        <w:t>TicketSold</w:t>
+      </w:r>
+      <w:proofErr w:type="spellEnd"/>
+      <w:r>
+        <w:t xml:space="preserve"> ID is generated automatically</w:t>
+      </w:r>
+    </w:p>
+    <w:p>
+      <w:pPr>
+        <w:pStyle w:val="ListParagraph"/>
+        <w:numPr>
+          <w:ilvl w:val="0"/>
+          <w:numId w:val="29"/>
+        </w:numPr>
+      </w:pPr>
+      <w:r>
+        <w:t>Returns the created record with HTTP 201 (Created)</w:t>
+      </w:r>
+    </w:p>
+    <w:p>
+      <w:r>
+        <w:rPr>
+          <w:b/>
+          <w:bCs/>
+        </w:rPr>
+        <w:t>Example Request Body:</w:t>
       </w:r>
     </w:p>
     <w:tbl>
@@ -3827,14 +5121,7 @@
                 <w:rFonts w:ascii="Consolas" w:eastAsia="Consolas" w:hAnsi="Consolas" w:cs="Consolas"/>
                 <w:color w:val="1F2328"/>
               </w:rPr>
-              <w:t>POST http:</w:t>
-            </w:r>
-            <w:r>
-              <w:rPr>
-                <w:rFonts w:ascii="Consolas" w:eastAsia="Consolas" w:hAnsi="Consolas" w:cs="Consolas"/>
-                <w:color w:val="6E7781"/>
-              </w:rPr>
-              <w:t>//localhost:8080/api/tickets-sold</w:t>
+              <w:t>{</w:t>
             </w:r>
           </w:p>
           <w:p>
@@ -3847,96 +5134,230 @@
               </w:rPr>
               <w:t xml:space="preserve">2     </w:t>
             </w:r>
+            <w:r>
+              <w:rPr>
+                <w:rFonts w:ascii="Consolas" w:eastAsia="Consolas" w:hAnsi="Consolas" w:cs="Consolas"/>
+                <w:color w:val="1F2328"/>
+              </w:rPr>
+              <w:t xml:space="preserve">  </w:t>
+            </w:r>
+            <w:r>
+              <w:rPr>
+                <w:rFonts w:ascii="Consolas" w:eastAsia="Consolas" w:hAnsi="Consolas" w:cs="Consolas"/>
+                <w:color w:val="0A3069"/>
+              </w:rPr>
+              <w:t>"</w:t>
+            </w:r>
+            <w:proofErr w:type="spellStart"/>
+            <w:r>
+              <w:rPr>
+                <w:rFonts w:ascii="Consolas" w:eastAsia="Consolas" w:hAnsi="Consolas" w:cs="Consolas"/>
+                <w:color w:val="0A3069"/>
+              </w:rPr>
+              <w:t>user_id</w:t>
+            </w:r>
+            <w:proofErr w:type="spellEnd"/>
+            <w:r>
+              <w:rPr>
+                <w:rFonts w:ascii="Consolas" w:eastAsia="Consolas" w:hAnsi="Consolas" w:cs="Consolas"/>
+                <w:color w:val="0A3069"/>
+              </w:rPr>
+              <w:t>"</w:t>
+            </w:r>
+            <w:r>
+              <w:rPr>
+                <w:rFonts w:ascii="Consolas" w:eastAsia="Consolas" w:hAnsi="Consolas" w:cs="Consolas"/>
+                <w:color w:val="1F2328"/>
+              </w:rPr>
+              <w:t xml:space="preserve">: </w:t>
+            </w:r>
+            <w:r>
+              <w:rPr>
+                <w:rFonts w:ascii="Consolas" w:eastAsia="Consolas" w:hAnsi="Consolas" w:cs="Consolas"/>
+                <w:color w:val="0550AE"/>
+              </w:rPr>
+              <w:t>3</w:t>
+            </w:r>
+            <w:r>
+              <w:rPr>
+                <w:rFonts w:ascii="Consolas" w:eastAsia="Consolas" w:hAnsi="Consolas" w:cs="Consolas"/>
+                <w:color w:val="1F2328"/>
+              </w:rPr>
+              <w:t>,</w:t>
+            </w:r>
+          </w:p>
+          <w:p>
+            <w:pPr>
+              <w:spacing w:after="0"/>
+            </w:pPr>
+            <w:r>
+              <w:rPr>
+                <w:color w:val="707070"/>
+              </w:rPr>
+              <w:t xml:space="preserve">3     </w:t>
+            </w:r>
+            <w:r>
+              <w:rPr>
+                <w:rFonts w:ascii="Consolas" w:eastAsia="Consolas" w:hAnsi="Consolas" w:cs="Consolas"/>
+                <w:color w:val="1F2328"/>
+              </w:rPr>
+              <w:t xml:space="preserve">  </w:t>
+            </w:r>
+            <w:r>
+              <w:rPr>
+                <w:rFonts w:ascii="Consolas" w:eastAsia="Consolas" w:hAnsi="Consolas" w:cs="Consolas"/>
+                <w:color w:val="0A3069"/>
+              </w:rPr>
+              <w:t>"</w:t>
+            </w:r>
+            <w:proofErr w:type="spellStart"/>
+            <w:r>
+              <w:rPr>
+                <w:rFonts w:ascii="Consolas" w:eastAsia="Consolas" w:hAnsi="Consolas" w:cs="Consolas"/>
+                <w:color w:val="0A3069"/>
+              </w:rPr>
+              <w:t>ticket_id</w:t>
+            </w:r>
+            <w:proofErr w:type="spellEnd"/>
+            <w:r>
+              <w:rPr>
+                <w:rFonts w:ascii="Consolas" w:eastAsia="Consolas" w:hAnsi="Consolas" w:cs="Consolas"/>
+                <w:color w:val="0A3069"/>
+              </w:rPr>
+              <w:t>"</w:t>
+            </w:r>
+            <w:r>
+              <w:rPr>
+                <w:rFonts w:ascii="Consolas" w:eastAsia="Consolas" w:hAnsi="Consolas" w:cs="Consolas"/>
+                <w:color w:val="1F2328"/>
+              </w:rPr>
+              <w:t xml:space="preserve">: </w:t>
+            </w:r>
+            <w:r>
+              <w:rPr>
+                <w:rFonts w:ascii="Consolas" w:eastAsia="Consolas" w:hAnsi="Consolas" w:cs="Consolas"/>
+                <w:color w:val="0550AE"/>
+              </w:rPr>
+              <w:t>12</w:t>
+            </w:r>
+            <w:r>
+              <w:rPr>
+                <w:rFonts w:ascii="Consolas" w:eastAsia="Consolas" w:hAnsi="Consolas" w:cs="Consolas"/>
+                <w:color w:val="1F2328"/>
+              </w:rPr>
+              <w:t>,</w:t>
+            </w:r>
+          </w:p>
+          <w:p>
+            <w:pPr>
+              <w:spacing w:after="0"/>
+            </w:pPr>
+            <w:r>
+              <w:rPr>
+                <w:color w:val="707070"/>
+              </w:rPr>
+              <w:t xml:space="preserve">4     </w:t>
+            </w:r>
+            <w:r>
+              <w:rPr>
+                <w:rFonts w:ascii="Consolas" w:eastAsia="Consolas" w:hAnsi="Consolas" w:cs="Consolas"/>
+                <w:color w:val="1F2328"/>
+              </w:rPr>
+              <w:t xml:space="preserve">  </w:t>
+            </w:r>
+            <w:r>
+              <w:rPr>
+                <w:rFonts w:ascii="Consolas" w:eastAsia="Consolas" w:hAnsi="Consolas" w:cs="Consolas"/>
+                <w:color w:val="0A3069"/>
+              </w:rPr>
+              <w:t>"</w:t>
+            </w:r>
+            <w:proofErr w:type="spellStart"/>
+            <w:r>
+              <w:rPr>
+                <w:rFonts w:ascii="Consolas" w:eastAsia="Consolas" w:hAnsi="Consolas" w:cs="Consolas"/>
+                <w:color w:val="0A3069"/>
+              </w:rPr>
+              <w:t>date_sold</w:t>
+            </w:r>
+            <w:proofErr w:type="spellEnd"/>
+            <w:r>
+              <w:rPr>
+                <w:rFonts w:ascii="Consolas" w:eastAsia="Consolas" w:hAnsi="Consolas" w:cs="Consolas"/>
+                <w:color w:val="0A3069"/>
+              </w:rPr>
+              <w:t>"</w:t>
+            </w:r>
+            <w:r>
+              <w:rPr>
+                <w:rFonts w:ascii="Consolas" w:eastAsia="Consolas" w:hAnsi="Consolas" w:cs="Consolas"/>
+                <w:color w:val="1F2328"/>
+              </w:rPr>
+              <w:t xml:space="preserve">: </w:t>
+            </w:r>
+            <w:r>
+              <w:rPr>
+                <w:rFonts w:ascii="Consolas" w:eastAsia="Consolas" w:hAnsi="Consolas" w:cs="Consolas"/>
+                <w:color w:val="0A3069"/>
+              </w:rPr>
+              <w:t>"2019-09-27"</w:t>
+            </w:r>
+          </w:p>
+          <w:p>
+            <w:pPr>
+              <w:spacing w:after="0"/>
+            </w:pPr>
+            <w:r>
+              <w:rPr>
+                <w:color w:val="707070"/>
+              </w:rPr>
+              <w:t xml:space="preserve">5     </w:t>
+            </w:r>
+            <w:r>
+              <w:rPr>
+                <w:rFonts w:ascii="Consolas" w:eastAsia="Consolas" w:hAnsi="Consolas" w:cs="Consolas"/>
+                <w:color w:val="1F2328"/>
+              </w:rPr>
+              <w:t>}</w:t>
+            </w:r>
+          </w:p>
+          <w:p>
+            <w:pPr>
+              <w:spacing w:after="0"/>
+            </w:pPr>
+            <w:r>
+              <w:rPr>
+                <w:color w:val="707070"/>
+              </w:rPr>
+              <w:t xml:space="preserve">6     </w:t>
+            </w:r>
           </w:p>
         </w:tc>
       </w:tr>
     </w:tbl>
     <w:p>
+      <w:pPr>
+        <w:pBdr>
+          <w:top w:val="single" w:sz="12" w:space="0" w:color="auto"/>
+        </w:pBdr>
+        <w:spacing w:after="0"/>
+      </w:pPr>
+    </w:p>
+    <w:p>
+      <w:pPr>
+        <w:pStyle w:val="Heading3"/>
+      </w:pPr>
+      <w:r>
+        <w:t>Get All Ticket Sales (Pagination Supported)</w:t>
+      </w:r>
+    </w:p>
+    <w:p>
       <w:r>
         <w:rPr>
           <w:b/>
           <w:bCs/>
         </w:rPr>
-        <w:t>Description:</w:t>
-      </w:r>
-    </w:p>
-    <w:p>
-      <w:pPr>
-        <w:pStyle w:val="ListParagraph"/>
-        <w:numPr>
-          <w:ilvl w:val="0"/>
-          <w:numId w:val="29"/>
-        </w:numPr>
-      </w:pPr>
-      <w:proofErr w:type="gramStart"/>
-      <w:r>
-        <w:t>Creates</w:t>
-      </w:r>
-      <w:proofErr w:type="gramEnd"/>
-      <w:r>
-        <w:t xml:space="preserve"> a new ticket purchase record</w:t>
-      </w:r>
-    </w:p>
-    <w:p>
-      <w:pPr>
-        <w:pStyle w:val="ListParagraph"/>
-        <w:numPr>
-          <w:ilvl w:val="0"/>
-          <w:numId w:val="29"/>
-        </w:numPr>
-      </w:pPr>
-      <w:r>
-        <w:t>Represents a user purchasing a ticket for an event</w:t>
-      </w:r>
-    </w:p>
-    <w:p>
-      <w:pPr>
-        <w:pStyle w:val="ListParagraph"/>
-        <w:numPr>
-          <w:ilvl w:val="0"/>
-          <w:numId w:val="29"/>
-        </w:numPr>
-      </w:pPr>
-      <w:r>
-        <w:t>Request body is validated</w:t>
-      </w:r>
-    </w:p>
-    <w:p>
-      <w:pPr>
-        <w:pStyle w:val="ListParagraph"/>
-        <w:numPr>
-          <w:ilvl w:val="0"/>
-          <w:numId w:val="29"/>
-        </w:numPr>
-      </w:pPr>
-      <w:proofErr w:type="spellStart"/>
-      <w:r>
-        <w:t>TicketSold</w:t>
-      </w:r>
-      <w:proofErr w:type="spellEnd"/>
-      <w:r>
-        <w:t xml:space="preserve"> ID is generated automatically</w:t>
-      </w:r>
-    </w:p>
-    <w:p>
-      <w:pPr>
-        <w:pStyle w:val="ListParagraph"/>
-        <w:numPr>
-          <w:ilvl w:val="0"/>
-          <w:numId w:val="29"/>
-        </w:numPr>
-      </w:pPr>
-      <w:r>
-        <w:t>Returns the created record with HTTP 201 (Created)</w:t>
-      </w:r>
-    </w:p>
-    <w:p>
-      <w:r>
-        <w:rPr>
-          <w:b/>
-          <w:bCs/>
-        </w:rPr>
-        <w:t>Example Request Body:</w:t>
+        <w:t>Endpoint:</w:t>
       </w:r>
     </w:p>
     <w:tbl>
@@ -3970,23 +5391,23 @@
               <w:rPr>
                 <w:color w:val="707070"/>
               </w:rPr>
-              <w:t xml:space="preserve">1  </w:t>
-            </w:r>
-            <w:proofErr w:type="gramStart"/>
-            <w:r>
-              <w:rPr>
-                <w:color w:val="707070"/>
-              </w:rPr>
-              <w:t xml:space="preserve">   </w:t>
-            </w:r>
-            <w:r>
-              <w:rPr>
-                <w:rFonts w:ascii="Consolas" w:eastAsia="Consolas" w:hAnsi="Consolas" w:cs="Consolas"/>
-                <w:color w:val="1F2328"/>
-              </w:rPr>
-              <w:t>{</w:t>
-            </w:r>
-            <w:proofErr w:type="gramEnd"/>
+              <w:lastRenderedPageBreak/>
+              <w:t xml:space="preserve">1     </w:t>
+            </w:r>
+            <w:r>
+              <w:rPr>
+                <w:rFonts w:ascii="Consolas" w:eastAsia="Consolas" w:hAnsi="Consolas" w:cs="Consolas"/>
+                <w:color w:val="1F2328"/>
+              </w:rPr>
+              <w:t>GET http:</w:t>
+            </w:r>
+            <w:r>
+              <w:rPr>
+                <w:rFonts w:ascii="Consolas" w:eastAsia="Consolas" w:hAnsi="Consolas" w:cs="Consolas"/>
+                <w:color w:val="6E7781"/>
+              </w:rPr>
+              <w:t>//localhost:8080/api/tickets-sold</w:t>
+            </w:r>
           </w:p>
           <w:p>
             <w:pPr>
@@ -3998,298 +5419,6 @@
               </w:rPr>
               <w:t xml:space="preserve">2     </w:t>
             </w:r>
-            <w:r>
-              <w:rPr>
-                <w:rFonts w:ascii="Consolas" w:eastAsia="Consolas" w:hAnsi="Consolas" w:cs="Consolas"/>
-                <w:color w:val="1F2328"/>
-              </w:rPr>
-              <w:t xml:space="preserve">  </w:t>
-            </w:r>
-            <w:r>
-              <w:rPr>
-                <w:rFonts w:ascii="Consolas" w:eastAsia="Consolas" w:hAnsi="Consolas" w:cs="Consolas"/>
-                <w:color w:val="0A3069"/>
-              </w:rPr>
-              <w:t>"</w:t>
-            </w:r>
-            <w:proofErr w:type="spellStart"/>
-            <w:r>
-              <w:rPr>
-                <w:rFonts w:ascii="Consolas" w:eastAsia="Consolas" w:hAnsi="Consolas" w:cs="Consolas"/>
-                <w:color w:val="0A3069"/>
-              </w:rPr>
-              <w:t>user_id</w:t>
-            </w:r>
-            <w:proofErr w:type="spellEnd"/>
-            <w:r>
-              <w:rPr>
-                <w:rFonts w:ascii="Consolas" w:eastAsia="Consolas" w:hAnsi="Consolas" w:cs="Consolas"/>
-                <w:color w:val="0A3069"/>
-              </w:rPr>
-              <w:t>"</w:t>
-            </w:r>
-            <w:r>
-              <w:rPr>
-                <w:rFonts w:ascii="Consolas" w:eastAsia="Consolas" w:hAnsi="Consolas" w:cs="Consolas"/>
-                <w:color w:val="1F2328"/>
-              </w:rPr>
-              <w:t xml:space="preserve">: </w:t>
-            </w:r>
-            <w:r>
-              <w:rPr>
-                <w:rFonts w:ascii="Consolas" w:eastAsia="Consolas" w:hAnsi="Consolas" w:cs="Consolas"/>
-                <w:color w:val="0550AE"/>
-              </w:rPr>
-              <w:t>3</w:t>
-            </w:r>
-            <w:r>
-              <w:rPr>
-                <w:rFonts w:ascii="Consolas" w:eastAsia="Consolas" w:hAnsi="Consolas" w:cs="Consolas"/>
-                <w:color w:val="1F2328"/>
-              </w:rPr>
-              <w:t>,</w:t>
-            </w:r>
-          </w:p>
-          <w:p>
-            <w:pPr>
-              <w:spacing w:after="0"/>
-            </w:pPr>
-            <w:r>
-              <w:rPr>
-                <w:color w:val="707070"/>
-              </w:rPr>
-              <w:t xml:space="preserve">3     </w:t>
-            </w:r>
-            <w:r>
-              <w:rPr>
-                <w:rFonts w:ascii="Consolas" w:eastAsia="Consolas" w:hAnsi="Consolas" w:cs="Consolas"/>
-                <w:color w:val="1F2328"/>
-              </w:rPr>
-              <w:t xml:space="preserve">  </w:t>
-            </w:r>
-            <w:r>
-              <w:rPr>
-                <w:rFonts w:ascii="Consolas" w:eastAsia="Consolas" w:hAnsi="Consolas" w:cs="Consolas"/>
-                <w:color w:val="0A3069"/>
-              </w:rPr>
-              <w:t>"</w:t>
-            </w:r>
-            <w:proofErr w:type="spellStart"/>
-            <w:r>
-              <w:rPr>
-                <w:rFonts w:ascii="Consolas" w:eastAsia="Consolas" w:hAnsi="Consolas" w:cs="Consolas"/>
-                <w:color w:val="0A3069"/>
-              </w:rPr>
-              <w:t>ticket_id</w:t>
-            </w:r>
-            <w:proofErr w:type="spellEnd"/>
-            <w:r>
-              <w:rPr>
-                <w:rFonts w:ascii="Consolas" w:eastAsia="Consolas" w:hAnsi="Consolas" w:cs="Consolas"/>
-                <w:color w:val="0A3069"/>
-              </w:rPr>
-              <w:t>"</w:t>
-            </w:r>
-            <w:r>
-              <w:rPr>
-                <w:rFonts w:ascii="Consolas" w:eastAsia="Consolas" w:hAnsi="Consolas" w:cs="Consolas"/>
-                <w:color w:val="1F2328"/>
-              </w:rPr>
-              <w:t xml:space="preserve">: </w:t>
-            </w:r>
-            <w:r>
-              <w:rPr>
-                <w:rFonts w:ascii="Consolas" w:eastAsia="Consolas" w:hAnsi="Consolas" w:cs="Consolas"/>
-                <w:color w:val="0550AE"/>
-              </w:rPr>
-              <w:t>12</w:t>
-            </w:r>
-            <w:r>
-              <w:rPr>
-                <w:rFonts w:ascii="Consolas" w:eastAsia="Consolas" w:hAnsi="Consolas" w:cs="Consolas"/>
-                <w:color w:val="1F2328"/>
-              </w:rPr>
-              <w:t>,</w:t>
-            </w:r>
-          </w:p>
-          <w:p>
-            <w:pPr>
-              <w:spacing w:after="0"/>
-            </w:pPr>
-            <w:r>
-              <w:rPr>
-                <w:color w:val="707070"/>
-              </w:rPr>
-              <w:t xml:space="preserve">4     </w:t>
-            </w:r>
-            <w:r>
-              <w:rPr>
-                <w:rFonts w:ascii="Consolas" w:eastAsia="Consolas" w:hAnsi="Consolas" w:cs="Consolas"/>
-                <w:color w:val="1F2328"/>
-              </w:rPr>
-              <w:t xml:space="preserve">  </w:t>
-            </w:r>
-            <w:r>
-              <w:rPr>
-                <w:rFonts w:ascii="Consolas" w:eastAsia="Consolas" w:hAnsi="Consolas" w:cs="Consolas"/>
-                <w:color w:val="0A3069"/>
-              </w:rPr>
-              <w:t>"</w:t>
-            </w:r>
-            <w:proofErr w:type="spellStart"/>
-            <w:r>
-              <w:rPr>
-                <w:rFonts w:ascii="Consolas" w:eastAsia="Consolas" w:hAnsi="Consolas" w:cs="Consolas"/>
-                <w:color w:val="0A3069"/>
-              </w:rPr>
-              <w:t>date_sold</w:t>
-            </w:r>
-            <w:proofErr w:type="spellEnd"/>
-            <w:r>
-              <w:rPr>
-                <w:rFonts w:ascii="Consolas" w:eastAsia="Consolas" w:hAnsi="Consolas" w:cs="Consolas"/>
-                <w:color w:val="0A3069"/>
-              </w:rPr>
-              <w:t>"</w:t>
-            </w:r>
-            <w:r>
-              <w:rPr>
-                <w:rFonts w:ascii="Consolas" w:eastAsia="Consolas" w:hAnsi="Consolas" w:cs="Consolas"/>
-                <w:color w:val="1F2328"/>
-              </w:rPr>
-              <w:t xml:space="preserve">: </w:t>
-            </w:r>
-            <w:r>
-              <w:rPr>
-                <w:rFonts w:ascii="Consolas" w:eastAsia="Consolas" w:hAnsi="Consolas" w:cs="Consolas"/>
-                <w:color w:val="0A3069"/>
-              </w:rPr>
-              <w:t>"2019-09-27"</w:t>
-            </w:r>
-          </w:p>
-          <w:p>
-            <w:pPr>
-              <w:spacing w:after="0"/>
-            </w:pPr>
-            <w:r>
-              <w:rPr>
-                <w:color w:val="707070"/>
-              </w:rPr>
-              <w:t xml:space="preserve">5   </w:t>
-            </w:r>
-            <w:proofErr w:type="gramStart"/>
-            <w:r>
-              <w:rPr>
-                <w:color w:val="707070"/>
-              </w:rPr>
-              <w:t xml:space="preserve">  </w:t>
-            </w:r>
-            <w:r>
-              <w:rPr>
-                <w:rFonts w:ascii="Consolas" w:eastAsia="Consolas" w:hAnsi="Consolas" w:cs="Consolas"/>
-                <w:color w:val="1F2328"/>
-              </w:rPr>
-              <w:t>}</w:t>
-            </w:r>
-            <w:proofErr w:type="gramEnd"/>
-          </w:p>
-          <w:p>
-            <w:pPr>
-              <w:spacing w:after="0"/>
-            </w:pPr>
-            <w:r>
-              <w:rPr>
-                <w:color w:val="707070"/>
-              </w:rPr>
-              <w:t xml:space="preserve">6     </w:t>
-            </w:r>
-          </w:p>
-        </w:tc>
-      </w:tr>
-    </w:tbl>
-    <w:p>
-      <w:pPr>
-        <w:pBdr>
-          <w:top w:val="single" w:sz="12" w:space="0" w:color="auto"/>
-        </w:pBdr>
-        <w:spacing w:after="0"/>
-      </w:pPr>
-    </w:p>
-    <w:p>
-      <w:pPr>
-        <w:pStyle w:val="Heading3"/>
-      </w:pPr>
-      <w:r>
-        <w:t>Get All Ticket Sales (Pagination Supported)</w:t>
-      </w:r>
-    </w:p>
-    <w:p>
-      <w:r>
-        <w:rPr>
-          <w:b/>
-          <w:bCs/>
-        </w:rPr>
-        <w:t>Endpoint:</w:t>
-      </w:r>
-    </w:p>
-    <w:tbl>
-      <w:tblPr>
-        <w:tblW w:w="100" w:type="auto"/>
-        <w:tblBorders>
-          <w:top w:val="single" w:sz="4" w:space="0" w:color="auto"/>
-          <w:left w:val="single" w:sz="4" w:space="0" w:color="auto"/>
-          <w:bottom w:val="single" w:sz="4" w:space="0" w:color="auto"/>
-          <w:right w:val="single" w:sz="4" w:space="0" w:color="auto"/>
-          <w:insideH w:val="single" w:sz="4" w:space="0" w:color="auto"/>
-          <w:insideV w:val="single" w:sz="4" w:space="0" w:color="auto"/>
-        </w:tblBorders>
-        <w:tblLayout w:type="fixed"/>
-        <w:tblLook w:val="04A0" w:firstRow="1" w:lastRow="0" w:firstColumn="1" w:lastColumn="0" w:noHBand="0" w:noVBand="1"/>
-      </w:tblPr>
-      <w:tblGrid>
-        <w:gridCol w:w="9016"/>
-      </w:tblGrid>
-      <w:tr>
-        <w:tc>
-          <w:tcPr>
-            <w:tcW w:w="9016" w:type="dxa"/>
-            <w:vAlign w:val="center"/>
-          </w:tcPr>
-          <w:p>
-            <w:pPr>
-              <w:spacing w:after="0"/>
-            </w:pPr>
-            <w:r>
-              <w:rPr>
-                <w:color w:val="707070"/>
-              </w:rPr>
-              <w:t xml:space="preserve">1     </w:t>
-            </w:r>
-            <w:r>
-              <w:rPr>
-                <w:rFonts w:ascii="Consolas" w:eastAsia="Consolas" w:hAnsi="Consolas" w:cs="Consolas"/>
-                <w:color w:val="1F2328"/>
-              </w:rPr>
-              <w:t>GET http:</w:t>
-            </w:r>
-            <w:r>
-              <w:rPr>
-                <w:rFonts w:ascii="Consolas" w:eastAsia="Consolas" w:hAnsi="Consolas" w:cs="Consolas"/>
-                <w:color w:val="6E7781"/>
-              </w:rPr>
-              <w:t>//localhost:8080/api/tickets-sold</w:t>
-            </w:r>
-          </w:p>
-          <w:p>
-            <w:pPr>
-              <w:spacing w:after="0"/>
-            </w:pPr>
-            <w:r>
-              <w:rPr>
-                <w:color w:val="707070"/>
-              </w:rPr>
-              <w:t xml:space="preserve">2     </w:t>
-            </w:r>
           </w:p>
         </w:tc>
       </w:tr>
@@ -4324,7 +5453,6 @@
         </w:numPr>
       </w:pPr>
       <w:r>
-        <w:lastRenderedPageBreak/>
         <w:t>size (default: 10)</w:t>
       </w:r>
     </w:p>
@@ -9170,7 +10298,6 @@
   <w:style w:type="character" w:default="1" w:styleId="DefaultParagraphFont">
     <w:name w:val="Default Paragraph Font"/>
     <w:uiPriority w:val="1"/>
-    <w:semiHidden/>
     <w:unhideWhenUsed/>
   </w:style>
   <w:style w:type="table" w:default="1" w:styleId="TableNormal">
@@ -9612,6 +10739,18 @@
     <w:rsid w:val="00C17A41"/>
     <w:rPr>
       <w:vertAlign w:val="superscript"/>
+    </w:rPr>
+  </w:style>
+  <w:style w:type="character" w:styleId="UnresolvedMention">
+    <w:name w:val="Unresolved Mention"/>
+    <w:basedOn w:val="DefaultParagraphFont"/>
+    <w:uiPriority w:val="99"/>
+    <w:semiHidden/>
+    <w:unhideWhenUsed/>
+    <w:rsid w:val="00FD4B22"/>
+    <w:rPr>
+      <w:color w:val="605E5C"/>
+      <w:shd w:val="clear" w:color="auto" w:fill="E1DFDD"/>
     </w:rPr>
   </w:style>
 </w:styles>

--- a/Capstone Documentation/API Design Document - V2.docx
+++ b/Capstone Documentation/API Design Document - V2.docx
@@ -483,14 +483,30 @@
                 <w:rFonts w:ascii="Consolas" w:eastAsia="Consolas" w:hAnsi="Consolas" w:cs="Consolas"/>
                 <w:color w:val="1F2328"/>
               </w:rPr>
-              <w:t>GET http:</w:t>
+              <w:t xml:space="preserve">GET </w:t>
+            </w:r>
+            <w:proofErr w:type="gramStart"/>
+            <w:r>
+              <w:rPr>
+                <w:rFonts w:ascii="Consolas" w:eastAsia="Consolas" w:hAnsi="Consolas" w:cs="Consolas"/>
+                <w:color w:val="1F2328"/>
+              </w:rPr>
+              <w:t>http:</w:t>
             </w:r>
             <w:r>
               <w:rPr>
                 <w:rFonts w:ascii="Consolas" w:eastAsia="Consolas" w:hAnsi="Consolas" w:cs="Consolas"/>
                 <w:color w:val="6E7781"/>
               </w:rPr>
-              <w:t>//localhost:8080/api/events/status/{COMPLETED | CANCELLED | SCHEDULED}</w:t>
+              <w:t>//localhost:8080/api/events/status/{</w:t>
+            </w:r>
+            <w:proofErr w:type="gramEnd"/>
+            <w:r>
+              <w:rPr>
+                <w:rFonts w:ascii="Consolas" w:eastAsia="Consolas" w:hAnsi="Consolas" w:cs="Consolas"/>
+                <w:color w:val="6E7781"/>
+              </w:rPr>
+              <w:t>COMPLETED | CANCELLED | SCHEDULED}</w:t>
             </w:r>
           </w:p>
           <w:p>
@@ -873,8 +889,13 @@
           <w:numId w:val="5"/>
         </w:numPr>
       </w:pPr>
-      <w:r>
-        <w:t>Creates a new event</w:t>
+      <w:proofErr w:type="gramStart"/>
+      <w:r>
+        <w:t>Creates</w:t>
+      </w:r>
+      <w:proofErr w:type="gramEnd"/>
+      <w:r>
+        <w:t xml:space="preserve"> a new event</w:t>
       </w:r>
     </w:p>
     <w:p>
@@ -910,7 +931,15 @@
         </w:numPr>
       </w:pPr>
       <w:r>
-        <w:t>Returns the created event with HTTP 201 (Created)</w:t>
+        <w:t xml:space="preserve">Returns the </w:t>
+      </w:r>
+      <w:proofErr w:type="gramStart"/>
+      <w:r>
+        <w:t>created event</w:t>
+      </w:r>
+      <w:proofErr w:type="gramEnd"/>
+      <w:r>
+        <w:t xml:space="preserve"> with HTTP 201 (Created)</w:t>
       </w:r>
     </w:p>
     <w:p>
@@ -1357,9 +1386,14 @@
       <w:pPr>
         <w:pStyle w:val="Heading3"/>
       </w:pPr>
+      <w:proofErr w:type="gramStart"/>
       <w:r>
         <w:lastRenderedPageBreak/>
-        <w:t>Create a New Venue</w:t>
+        <w:t>Create</w:t>
+      </w:r>
+      <w:proofErr w:type="gramEnd"/>
+      <w:r>
+        <w:t xml:space="preserve"> a New Venue</w:t>
       </w:r>
     </w:p>
     <w:p>
@@ -1379,8 +1413,13 @@
           <w:numId w:val="10"/>
         </w:numPr>
       </w:pPr>
-      <w:r>
-        <w:t>Creates a new venue</w:t>
+      <w:proofErr w:type="gramStart"/>
+      <w:r>
+        <w:t>Creates</w:t>
+      </w:r>
+      <w:proofErr w:type="gramEnd"/>
+      <w:r>
+        <w:t xml:space="preserve"> a new venue</w:t>
       </w:r>
     </w:p>
     <w:p>
@@ -1474,7 +1513,14 @@
               <w:rPr>
                 <w:color w:val="707070"/>
               </w:rPr>
-              <w:t xml:space="preserve">1     </w:t>
+              <w:t xml:space="preserve">1  </w:t>
+            </w:r>
+            <w:proofErr w:type="gramStart"/>
+            <w:r>
+              <w:rPr>
+                <w:color w:val="707070"/>
+              </w:rPr>
+              <w:t xml:space="preserve">   </w:t>
             </w:r>
             <w:r>
               <w:rPr>
@@ -1483,6 +1529,7 @@
               </w:rPr>
               <w:t>{</w:t>
             </w:r>
+            <w:proofErr w:type="gramEnd"/>
           </w:p>
           <w:p>
             <w:pPr>
@@ -1548,12 +1595,21 @@
               <w:t>            "</w:t>
             </w:r>
             <w:proofErr w:type="spellStart"/>
-            <w:r>
-              <w:rPr>
-                <w:rFonts w:ascii="Consolas" w:eastAsia="Consolas" w:hAnsi="Consolas" w:cs="Consolas"/>
-                <w:color w:val="1F2328"/>
-              </w:rPr>
-              <w:t>venue_name</w:t>
+            <w:proofErr w:type="gramStart"/>
+            <w:r>
+              <w:rPr>
+                <w:rFonts w:ascii="Consolas" w:eastAsia="Consolas" w:hAnsi="Consolas" w:cs="Consolas"/>
+                <w:color w:val="1F2328"/>
+              </w:rPr>
+              <w:t>venue</w:t>
+            </w:r>
+            <w:proofErr w:type="gramEnd"/>
+            <w:r>
+              <w:rPr>
+                <w:rFonts w:ascii="Consolas" w:eastAsia="Consolas" w:hAnsi="Consolas" w:cs="Consolas"/>
+                <w:color w:val="1F2328"/>
+              </w:rPr>
+              <w:t>_name</w:t>
             </w:r>
             <w:proofErr w:type="spellEnd"/>
             <w:r>
@@ -1596,12 +1652,21 @@
               <w:t>            "</w:t>
             </w:r>
             <w:proofErr w:type="spellStart"/>
-            <w:r>
-              <w:rPr>
-                <w:rFonts w:ascii="Consolas" w:eastAsia="Consolas" w:hAnsi="Consolas" w:cs="Consolas"/>
-                <w:color w:val="1F2328"/>
-              </w:rPr>
-              <w:t>total_capacity</w:t>
+            <w:proofErr w:type="gramStart"/>
+            <w:r>
+              <w:rPr>
+                <w:rFonts w:ascii="Consolas" w:eastAsia="Consolas" w:hAnsi="Consolas" w:cs="Consolas"/>
+                <w:color w:val="1F2328"/>
+              </w:rPr>
+              <w:t>total</w:t>
+            </w:r>
+            <w:proofErr w:type="gramEnd"/>
+            <w:r>
+              <w:rPr>
+                <w:rFonts w:ascii="Consolas" w:eastAsia="Consolas" w:hAnsi="Consolas" w:cs="Consolas"/>
+                <w:color w:val="1F2328"/>
+              </w:rPr>
+              <w:t>_capacity</w:t>
             </w:r>
             <w:proofErr w:type="spellEnd"/>
             <w:r>
@@ -1801,8 +1866,17 @@
                 <w:rFonts w:ascii="Consolas" w:eastAsia="Consolas" w:hAnsi="Consolas" w:cs="Consolas"/>
                 <w:color w:val="1F2328"/>
               </w:rPr>
-              <w:t>    "pageable": {</w:t>
-            </w:r>
+              <w:t>    "pageable</w:t>
+            </w:r>
+            <w:proofErr w:type="gramStart"/>
+            <w:r>
+              <w:rPr>
+                <w:rFonts w:ascii="Consolas" w:eastAsia="Consolas" w:hAnsi="Consolas" w:cs="Consolas"/>
+                <w:color w:val="1F2328"/>
+              </w:rPr>
+              <w:t>": {</w:t>
+            </w:r>
+            <w:proofErr w:type="gramEnd"/>
           </w:p>
           <w:p>
             <w:pPr>
@@ -1929,8 +2003,17 @@
                 <w:rFonts w:ascii="Consolas" w:eastAsia="Consolas" w:hAnsi="Consolas" w:cs="Consolas"/>
                 <w:color w:val="1F2328"/>
               </w:rPr>
-              <w:t>        "sort": {</w:t>
-            </w:r>
+              <w:t>        "sort</w:t>
+            </w:r>
+            <w:proofErr w:type="gramStart"/>
+            <w:r>
+              <w:rPr>
+                <w:rFonts w:ascii="Consolas" w:eastAsia="Consolas" w:hAnsi="Consolas" w:cs="Consolas"/>
+                <w:color w:val="1F2328"/>
+              </w:rPr>
+              <w:t>": {</w:t>
+            </w:r>
+            <w:proofErr w:type="gramEnd"/>
           </w:p>
           <w:p>
             <w:pPr>
@@ -2107,8 +2190,17 @@
                 <w:rFonts w:ascii="Consolas" w:eastAsia="Consolas" w:hAnsi="Consolas" w:cs="Consolas"/>
                 <w:color w:val="1F2328"/>
               </w:rPr>
-              <w:t>    "sort": {</w:t>
-            </w:r>
+              <w:t>    "sort</w:t>
+            </w:r>
+            <w:proofErr w:type="gramStart"/>
+            <w:r>
+              <w:rPr>
+                <w:rFonts w:ascii="Consolas" w:eastAsia="Consolas" w:hAnsi="Consolas" w:cs="Consolas"/>
+                <w:color w:val="1F2328"/>
+              </w:rPr>
+              <w:t>": {</w:t>
+            </w:r>
+            <w:proofErr w:type="gramEnd"/>
           </w:p>
           <w:p>
             <w:pPr>
@@ -2552,7 +2644,15 @@
     </w:p>
     <w:p>
       <w:r>
-        <w:t>Example result:</w:t>
+        <w:t xml:space="preserve">Example </w:t>
+      </w:r>
+      <w:proofErr w:type="gramStart"/>
+      <w:r>
+        <w:t>result</w:t>
+      </w:r>
+      <w:proofErr w:type="gramEnd"/>
+      <w:r>
+        <w:t>:</w:t>
       </w:r>
     </w:p>
     <w:p>
@@ -2566,8 +2666,13 @@
         <w:t>    "</w:t>
       </w:r>
       <w:proofErr w:type="spellStart"/>
-      <w:r>
-        <w:t>event_id</w:t>
+      <w:proofErr w:type="gramStart"/>
+      <w:r>
+        <w:t>event</w:t>
+      </w:r>
+      <w:proofErr w:type="gramEnd"/>
+      <w:r>
+        <w:t>_id</w:t>
       </w:r>
       <w:proofErr w:type="spellEnd"/>
       <w:r>
@@ -2594,8 +2699,13 @@
         <w:t>    "</w:t>
       </w:r>
       <w:proofErr w:type="spellStart"/>
-      <w:r>
-        <w:t>total_quantity</w:t>
+      <w:proofErr w:type="gramStart"/>
+      <w:r>
+        <w:t>total</w:t>
+      </w:r>
+      <w:proofErr w:type="gramEnd"/>
+      <w:r>
+        <w:t>_quantity</w:t>
       </w:r>
       <w:proofErr w:type="spellEnd"/>
       <w:r>
@@ -2684,11 +2794,16 @@
     </w:p>
     <w:p>
       <w:r>
-        <w:t xml:space="preserve">Example result: </w:t>
+        <w:t xml:space="preserve">Example </w:t>
+      </w:r>
+      <w:proofErr w:type="gramStart"/>
+      <w:r>
+        <w:t xml:space="preserve">result: </w:t>
       </w:r>
       <w:r>
         <w:t>{</w:t>
       </w:r>
+      <w:proofErr w:type="gramEnd"/>
     </w:p>
     <w:p>
       <w:r>
@@ -2710,8 +2825,13 @@
         <w:t xml:space="preserve">            "</w:t>
       </w:r>
       <w:proofErr w:type="spellStart"/>
-      <w:r>
-        <w:t>event_id</w:t>
+      <w:proofErr w:type="gramStart"/>
+      <w:r>
+        <w:t>event</w:t>
+      </w:r>
+      <w:proofErr w:type="gramEnd"/>
+      <w:r>
+        <w:t>_id</w:t>
       </w:r>
       <w:proofErr w:type="spellEnd"/>
       <w:r>
@@ -2728,8 +2848,13 @@
         <w:t xml:space="preserve">            "</w:t>
       </w:r>
       <w:proofErr w:type="spellStart"/>
-      <w:r>
-        <w:t>total_quantity</w:t>
+      <w:proofErr w:type="gramStart"/>
+      <w:r>
+        <w:t>total</w:t>
+      </w:r>
+      <w:proofErr w:type="gramEnd"/>
+      <w:r>
+        <w:t>_quantity</w:t>
       </w:r>
       <w:proofErr w:type="spellEnd"/>
       <w:r>
@@ -2743,8 +2868,13 @@
     </w:p>
     <w:p>
       <w:r>
-        <w:t xml:space="preserve">            "event": {</w:t>
-      </w:r>
+        <w:t xml:space="preserve">            "event</w:t>
+      </w:r>
+      <w:proofErr w:type="gramStart"/>
+      <w:r>
+        <w:t>": {</w:t>
+      </w:r>
+      <w:proofErr w:type="gramEnd"/>
     </w:p>
     <w:p>
       <w:r>
@@ -2756,8 +2886,13 @@
         <w:t xml:space="preserve">                "</w:t>
       </w:r>
       <w:proofErr w:type="spellStart"/>
-      <w:r>
-        <w:t>event_name</w:t>
+      <w:proofErr w:type="gramStart"/>
+      <w:r>
+        <w:t>event</w:t>
+      </w:r>
+      <w:proofErr w:type="gramEnd"/>
+      <w:r>
+        <w:t>_name</w:t>
       </w:r>
       <w:proofErr w:type="spellEnd"/>
       <w:r>
@@ -2779,8 +2914,13 @@
         <w:t xml:space="preserve">                "</w:t>
       </w:r>
       <w:proofErr w:type="spellStart"/>
-      <w:r>
-        <w:t>total_spots</w:t>
+      <w:proofErr w:type="gramStart"/>
+      <w:r>
+        <w:t>total</w:t>
+      </w:r>
+      <w:proofErr w:type="gramEnd"/>
+      <w:r>
+        <w:t>_spots</w:t>
       </w:r>
       <w:proofErr w:type="spellEnd"/>
       <w:r>
@@ -2793,8 +2933,13 @@
         <w:t xml:space="preserve">                "</w:t>
       </w:r>
       <w:proofErr w:type="spellStart"/>
-      <w:r>
-        <w:t>venue_id</w:t>
+      <w:proofErr w:type="gramStart"/>
+      <w:r>
+        <w:t>venue</w:t>
+      </w:r>
+      <w:proofErr w:type="gramEnd"/>
+      <w:r>
+        <w:t>_id</w:t>
       </w:r>
       <w:proofErr w:type="spellEnd"/>
       <w:r>
@@ -2816,8 +2961,13 @@
     </w:p>
     <w:p>
       <w:r>
-        <w:t xml:space="preserve">                "venue": {</w:t>
-      </w:r>
+        <w:t xml:space="preserve">                "</w:t>
+      </w:r>
+      <w:proofErr w:type="gramStart"/>
+      <w:r>
+        <w:t>venue": {</w:t>
+      </w:r>
+      <w:proofErr w:type="gramEnd"/>
     </w:p>
     <w:p>
       <w:r>
@@ -2829,8 +2979,13 @@
         <w:t xml:space="preserve">                    "</w:t>
       </w:r>
       <w:proofErr w:type="spellStart"/>
-      <w:r>
-        <w:t>venue_name</w:t>
+      <w:proofErr w:type="gramStart"/>
+      <w:r>
+        <w:t>venue</w:t>
+      </w:r>
+      <w:proofErr w:type="gramEnd"/>
+      <w:r>
+        <w:t>_name</w:t>
       </w:r>
       <w:proofErr w:type="spellEnd"/>
       <w:r>
@@ -2847,8 +3002,13 @@
         <w:t xml:space="preserve">                    "</w:t>
       </w:r>
       <w:proofErr w:type="spellStart"/>
-      <w:r>
-        <w:t>total_capacity</w:t>
+      <w:proofErr w:type="gramStart"/>
+      <w:r>
+        <w:t>total</w:t>
+      </w:r>
+      <w:proofErr w:type="gramEnd"/>
+      <w:r>
+        <w:t>_capacity</w:t>
       </w:r>
       <w:proofErr w:type="spellEnd"/>
       <w:r>
@@ -2864,9 +3024,11 @@
         <w:t>hibernateLazyInitializer</w:t>
       </w:r>
       <w:proofErr w:type="spellEnd"/>
+      <w:proofErr w:type="gramStart"/>
       <w:r>
         <w:t>": {}</w:t>
       </w:r>
+      <w:proofErr w:type="gramEnd"/>
     </w:p>
     <w:p>
       <w:r>
@@ -2923,8 +3085,13 @@
     </w:p>
     <w:p>
       <w:r>
-        <w:t xml:space="preserve">    "pageable": {</w:t>
-      </w:r>
+        <w:t xml:space="preserve">    "pageable</w:t>
+      </w:r>
+      <w:proofErr w:type="gramStart"/>
+      <w:r>
+        <w:t>": {</w:t>
+      </w:r>
+      <w:proofErr w:type="gramEnd"/>
     </w:p>
     <w:p>
       <w:r>
@@ -2964,8 +3131,13 @@
     </w:p>
     <w:p>
       <w:r>
-        <w:t xml:space="preserve">        "sort": {</w:t>
-      </w:r>
+        <w:t xml:space="preserve">        "sort</w:t>
+      </w:r>
+      <w:proofErr w:type="gramStart"/>
+      <w:r>
+        <w:t>": {</w:t>
+      </w:r>
+      <w:proofErr w:type="gramEnd"/>
     </w:p>
     <w:p>
       <w:r>
@@ -3005,8 +3177,13 @@
     </w:p>
     <w:p>
       <w:r>
-        <w:t xml:space="preserve">    "sort": {</w:t>
-      </w:r>
+        <w:t xml:space="preserve">    "sort</w:t>
+      </w:r>
+      <w:proofErr w:type="gramStart"/>
+      <w:r>
+        <w:t>": {</w:t>
+      </w:r>
+      <w:proofErr w:type="gramEnd"/>
     </w:p>
     <w:p>
       <w:r>
@@ -3267,8 +3444,13 @@
       <w:pPr>
         <w:pStyle w:val="Heading3"/>
       </w:pPr>
-      <w:r>
-        <w:t>Create a New Ticket</w:t>
+      <w:proofErr w:type="gramStart"/>
+      <w:r>
+        <w:t>Create</w:t>
+      </w:r>
+      <w:proofErr w:type="gramEnd"/>
+      <w:r>
+        <w:t xml:space="preserve"> a New Ticket</w:t>
       </w:r>
     </w:p>
     <w:p>
@@ -3389,14 +3571,29 @@
               <w:rPr>
                 <w:color w:val="707070"/>
               </w:rPr>
-              <w:t xml:space="preserve">1     </w:t>
-            </w:r>
-            <w:r>
-              <w:rPr>
-                <w:rFonts w:ascii="Consolas" w:eastAsia="Consolas" w:hAnsi="Consolas" w:cs="Consolas"/>
-                <w:color w:val="1F2328"/>
-              </w:rPr>
-              <w:t>(Not specified)</w:t>
+              <w:t xml:space="preserve">1  </w:t>
+            </w:r>
+            <w:proofErr w:type="gramStart"/>
+            <w:r>
+              <w:rPr>
+                <w:color w:val="707070"/>
+              </w:rPr>
+              <w:t xml:space="preserve">   </w:t>
+            </w:r>
+            <w:r>
+              <w:rPr>
+                <w:rFonts w:ascii="Consolas" w:eastAsia="Consolas" w:hAnsi="Consolas" w:cs="Consolas"/>
+                <w:color w:val="1F2328"/>
+              </w:rPr>
+              <w:t>(</w:t>
+            </w:r>
+            <w:proofErr w:type="gramEnd"/>
+            <w:r>
+              <w:rPr>
+                <w:rFonts w:ascii="Consolas" w:eastAsia="Consolas" w:hAnsi="Consolas" w:cs="Consolas"/>
+                <w:color w:val="1F2328"/>
+              </w:rPr>
+              <w:t>Not specified)</w:t>
             </w:r>
           </w:p>
           <w:p>
@@ -4296,8 +4493,13 @@
           <w:numId w:val="25"/>
         </w:numPr>
       </w:pPr>
-      <w:r>
-        <w:t>Creates a new user account</w:t>
+      <w:proofErr w:type="gramStart"/>
+      <w:r>
+        <w:t>Creates</w:t>
+      </w:r>
+      <w:proofErr w:type="gramEnd"/>
+      <w:r>
+        <w:t xml:space="preserve"> a new user account</w:t>
       </w:r>
     </w:p>
     <w:p>
@@ -4376,7 +4578,14 @@
               <w:rPr>
                 <w:color w:val="707070"/>
               </w:rPr>
-              <w:t xml:space="preserve">1     </w:t>
+              <w:t xml:space="preserve">1  </w:t>
+            </w:r>
+            <w:proofErr w:type="gramStart"/>
+            <w:r>
+              <w:rPr>
+                <w:color w:val="707070"/>
+              </w:rPr>
+              <w:t xml:space="preserve">   </w:t>
             </w:r>
             <w:r>
               <w:rPr>
@@ -4385,6 +4594,7 @@
               </w:rPr>
               <w:t>{</w:t>
             </w:r>
+            <w:proofErr w:type="gramEnd"/>
           </w:p>
           <w:p>
             <w:pPr>
@@ -4408,7 +4618,23 @@
                 <w:rFonts w:ascii="Consolas" w:eastAsia="Consolas" w:hAnsi="Consolas" w:cs="Consolas"/>
                 <w:color w:val="0A3069"/>
               </w:rPr>
-              <w:t>"username"</w:t>
+              <w:t>"</w:t>
+            </w:r>
+            <w:proofErr w:type="gramStart"/>
+            <w:r>
+              <w:rPr>
+                <w:rFonts w:ascii="Consolas" w:eastAsia="Consolas" w:hAnsi="Consolas" w:cs="Consolas"/>
+                <w:color w:val="0A3069"/>
+              </w:rPr>
+              <w:t>username</w:t>
+            </w:r>
+            <w:proofErr w:type="gramEnd"/>
+            <w:r>
+              <w:rPr>
+                <w:rFonts w:ascii="Consolas" w:eastAsia="Consolas" w:hAnsi="Consolas" w:cs="Consolas"/>
+                <w:color w:val="0A3069"/>
+              </w:rPr>
+              <w:t>"</w:t>
             </w:r>
             <w:r>
               <w:rPr>
@@ -4454,7 +4680,23 @@
                 <w:rFonts w:ascii="Consolas" w:eastAsia="Consolas" w:hAnsi="Consolas" w:cs="Consolas"/>
                 <w:color w:val="0A3069"/>
               </w:rPr>
-              <w:t>"password"</w:t>
+              <w:t>"</w:t>
+            </w:r>
+            <w:proofErr w:type="gramStart"/>
+            <w:r>
+              <w:rPr>
+                <w:rFonts w:ascii="Consolas" w:eastAsia="Consolas" w:hAnsi="Consolas" w:cs="Consolas"/>
+                <w:color w:val="0A3069"/>
+              </w:rPr>
+              <w:t>password</w:t>
+            </w:r>
+            <w:proofErr w:type="gramEnd"/>
+            <w:r>
+              <w:rPr>
+                <w:rFonts w:ascii="Consolas" w:eastAsia="Consolas" w:hAnsi="Consolas" w:cs="Consolas"/>
+                <w:color w:val="0A3069"/>
+              </w:rPr>
+              <w:t>"</w:t>
             </w:r>
             <w:r>
               <w:rPr>
@@ -4516,7 +4758,23 @@
                 <w:rFonts w:ascii="Consolas" w:eastAsia="Consolas" w:hAnsi="Consolas" w:cs="Consolas"/>
                 <w:color w:val="0A3069"/>
               </w:rPr>
-              <w:t>"role"</w:t>
+              <w:t>"</w:t>
+            </w:r>
+            <w:proofErr w:type="gramStart"/>
+            <w:r>
+              <w:rPr>
+                <w:rFonts w:ascii="Consolas" w:eastAsia="Consolas" w:hAnsi="Consolas" w:cs="Consolas"/>
+                <w:color w:val="0A3069"/>
+              </w:rPr>
+              <w:t>role</w:t>
+            </w:r>
+            <w:proofErr w:type="gramEnd"/>
+            <w:r>
+              <w:rPr>
+                <w:rFonts w:ascii="Consolas" w:eastAsia="Consolas" w:hAnsi="Consolas" w:cs="Consolas"/>
+                <w:color w:val="0A3069"/>
+              </w:rPr>
+              <w:t>"</w:t>
             </w:r>
             <w:r>
               <w:rPr>
@@ -4541,7 +4799,14 @@
               <w:rPr>
                 <w:color w:val="707070"/>
               </w:rPr>
-              <w:t xml:space="preserve">5     </w:t>
+              <w:t xml:space="preserve">5   </w:t>
+            </w:r>
+            <w:proofErr w:type="gramStart"/>
+            <w:r>
+              <w:rPr>
+                <w:color w:val="707070"/>
+              </w:rPr>
+              <w:t xml:space="preserve">  </w:t>
             </w:r>
             <w:r>
               <w:rPr>
@@ -4550,6 +4815,7 @@
               </w:rPr>
               <w:t>}</w:t>
             </w:r>
+            <w:proofErr w:type="gramEnd"/>
           </w:p>
           <w:p>
             <w:pPr>
@@ -5017,8 +5283,13 @@
           <w:numId w:val="29"/>
         </w:numPr>
       </w:pPr>
-      <w:r>
-        <w:t>Creates a new ticket purchase record</w:t>
+      <w:proofErr w:type="gramStart"/>
+      <w:r>
+        <w:t>Creates</w:t>
+      </w:r>
+      <w:proofErr w:type="gramEnd"/>
+      <w:r>
+        <w:t xml:space="preserve"> a new ticket purchase record</w:t>
       </w:r>
     </w:p>
     <w:p>
@@ -5114,7 +5385,14 @@
               <w:rPr>
                 <w:color w:val="707070"/>
               </w:rPr>
-              <w:t xml:space="preserve">1     </w:t>
+              <w:t xml:space="preserve">1  </w:t>
+            </w:r>
+            <w:proofErr w:type="gramStart"/>
+            <w:r>
+              <w:rPr>
+                <w:color w:val="707070"/>
+              </w:rPr>
+              <w:t xml:space="preserve">   </w:t>
             </w:r>
             <w:r>
               <w:rPr>
@@ -5123,6 +5401,7 @@
               </w:rPr>
               <w:t>{</w:t>
             </w:r>
+            <w:proofErr w:type="gramEnd"/>
           </w:p>
           <w:p>
             <w:pPr>
@@ -5311,7 +5590,14 @@
               <w:rPr>
                 <w:color w:val="707070"/>
               </w:rPr>
-              <w:t xml:space="preserve">5     </w:t>
+              <w:t xml:space="preserve">5   </w:t>
+            </w:r>
+            <w:proofErr w:type="gramStart"/>
+            <w:r>
+              <w:rPr>
+                <w:color w:val="707070"/>
+              </w:rPr>
+              <w:t xml:space="preserve">  </w:t>
             </w:r>
             <w:r>
               <w:rPr>
@@ -5320,6 +5606,7 @@
               </w:rPr>
               <w:t>}</w:t>
             </w:r>
+            <w:proofErr w:type="gramEnd"/>
           </w:p>
           <w:p>
             <w:pPr>
@@ -5771,69 +6058,669 @@
     </w:p>
     <w:p>
       <w:pPr>
-        <w:pStyle w:val="Heading3"/>
-      </w:pPr>
-      <w:r>
-        <w:t>Error Handling Behavior (Tickets Sold)</w:t>
-      </w:r>
-    </w:p>
-    <w:p>
-      <w:pPr>
-        <w:pStyle w:val="ListParagraph"/>
-        <w:numPr>
-          <w:ilvl w:val="0"/>
-          <w:numId w:val="32"/>
-        </w:numPr>
-      </w:pPr>
-      <w:r>
-        <w:t>Invalid request data returns HTTP 400 (Bad Request)</w:t>
-      </w:r>
-    </w:p>
-    <w:p>
-      <w:pPr>
-        <w:pStyle w:val="ListParagraph"/>
-        <w:numPr>
-          <w:ilvl w:val="0"/>
-          <w:numId w:val="32"/>
-        </w:numPr>
-      </w:pPr>
-      <w:r>
-        <w:t>Requesting a non-existent ticket sale ID returns HTTP 404 (Not Found)</w:t>
-      </w:r>
-    </w:p>
-    <w:p>
-      <w:pPr>
-        <w:pStyle w:val="ListParagraph"/>
-        <w:numPr>
-          <w:ilvl w:val="0"/>
-          <w:numId w:val="32"/>
-        </w:numPr>
-      </w:pPr>
-      <w:r>
-        <w:t xml:space="preserve">Invalid </w:t>
-      </w:r>
-      <w:proofErr w:type="spellStart"/>
-      <w:r>
-        <w:t>sortBy</w:t>
-      </w:r>
-      <w:proofErr w:type="spellEnd"/>
-      <w:r>
-        <w:t xml:space="preserve"> values do not crash the API and fall back to default sorting</w:t>
-      </w:r>
-    </w:p>
-    <w:p>
-      <w:pPr>
         <w:pBdr>
           <w:top w:val="single" w:sz="12" w:space="0" w:color="auto"/>
         </w:pBdr>
         <w:spacing w:after="0"/>
       </w:pPr>
+      <w:r>
+        <w:t>GET by user ID:</w:t>
+      </w:r>
+    </w:p>
+    <w:p>
+      <w:pPr>
+        <w:pBdr>
+          <w:top w:val="single" w:sz="12" w:space="0" w:color="auto"/>
+        </w:pBdr>
+        <w:spacing w:after="0"/>
+      </w:pPr>
+      <w:r>
+        <w:t xml:space="preserve">API: </w:t>
+      </w:r>
+    </w:p>
+    <w:p>
+      <w:pPr>
+        <w:pBdr>
+          <w:top w:val="single" w:sz="12" w:space="0" w:color="auto"/>
+        </w:pBdr>
+        <w:spacing w:after="0"/>
+      </w:pPr>
+      <w:r>
+        <w:t>http://localhost:8080/api/tickets-sold/user/3?page=0&amp;size=10&amp;sortBy=dateSold&amp;ascending=true</w:t>
+      </w:r>
+    </w:p>
+    <w:p>
+      <w:pPr>
+        <w:pBdr>
+          <w:top w:val="single" w:sz="12" w:space="0" w:color="auto"/>
+        </w:pBdr>
+        <w:spacing w:after="0"/>
+      </w:pPr>
+      <w:r>
+        <w:t>Result:</w:t>
+      </w:r>
+    </w:p>
+    <w:p>
+      <w:pPr>
+        <w:pBdr>
+          <w:top w:val="single" w:sz="12" w:space="0" w:color="auto"/>
+        </w:pBdr>
+        <w:spacing w:after="0"/>
+      </w:pPr>
+      <w:r>
+        <w:t>{</w:t>
+      </w:r>
+    </w:p>
+    <w:p>
+      <w:pPr>
+        <w:pBdr>
+          <w:top w:val="single" w:sz="12" w:space="0" w:color="auto"/>
+        </w:pBdr>
+        <w:spacing w:after="0"/>
+      </w:pPr>
+      <w:r>
+        <w:t xml:space="preserve">    "content": [</w:t>
+      </w:r>
+    </w:p>
+    <w:p>
+      <w:pPr>
+        <w:pBdr>
+          <w:top w:val="single" w:sz="12" w:space="0" w:color="auto"/>
+        </w:pBdr>
+        <w:spacing w:after="0"/>
+      </w:pPr>
+      <w:r>
+        <w:t xml:space="preserve">        {</w:t>
+      </w:r>
+    </w:p>
+    <w:p>
+      <w:pPr>
+        <w:pBdr>
+          <w:top w:val="single" w:sz="12" w:space="0" w:color="auto"/>
+        </w:pBdr>
+        <w:spacing w:after="0"/>
+      </w:pPr>
+      <w:r>
+        <w:t xml:space="preserve">            "id": 1,</w:t>
+      </w:r>
+    </w:p>
+    <w:p>
+      <w:pPr>
+        <w:pBdr>
+          <w:top w:val="single" w:sz="12" w:space="0" w:color="auto"/>
+        </w:pBdr>
+        <w:spacing w:after="0"/>
+      </w:pPr>
+      <w:r>
+        <w:t xml:space="preserve">            "</w:t>
+      </w:r>
+      <w:proofErr w:type="spellStart"/>
+      <w:r>
+        <w:t>userId</w:t>
+      </w:r>
+      <w:proofErr w:type="spellEnd"/>
+      <w:r>
+        <w:t>": 3,</w:t>
+      </w:r>
+    </w:p>
+    <w:p>
+      <w:pPr>
+        <w:pBdr>
+          <w:top w:val="single" w:sz="12" w:space="0" w:color="auto"/>
+        </w:pBdr>
+        <w:spacing w:after="0"/>
+      </w:pPr>
+      <w:r>
+        <w:t xml:space="preserve">            "</w:t>
+      </w:r>
+      <w:proofErr w:type="spellStart"/>
+      <w:r>
+        <w:t>ticketId</w:t>
+      </w:r>
+      <w:proofErr w:type="spellEnd"/>
+      <w:r>
+        <w:t>": 735,</w:t>
+      </w:r>
+    </w:p>
+    <w:p>
+      <w:pPr>
+        <w:pBdr>
+          <w:top w:val="single" w:sz="12" w:space="0" w:color="auto"/>
+        </w:pBdr>
+        <w:spacing w:after="0"/>
+      </w:pPr>
+      <w:r>
+        <w:t xml:space="preserve">            "</w:t>
+      </w:r>
+      <w:proofErr w:type="spellStart"/>
+      <w:r>
+        <w:t>dateSold</w:t>
+      </w:r>
+      <w:proofErr w:type="spellEnd"/>
+      <w:r>
+        <w:t>": "2007-05-31"</w:t>
+      </w:r>
+    </w:p>
+    <w:p>
+      <w:pPr>
+        <w:pBdr>
+          <w:top w:val="single" w:sz="12" w:space="0" w:color="auto"/>
+        </w:pBdr>
+        <w:spacing w:after="0"/>
+      </w:pPr>
+      <w:r>
+        <w:t xml:space="preserve">        },</w:t>
+      </w:r>
+    </w:p>
+    <w:p>
+      <w:pPr>
+        <w:pBdr>
+          <w:top w:val="single" w:sz="12" w:space="0" w:color="auto"/>
+        </w:pBdr>
+        <w:spacing w:after="0"/>
+      </w:pPr>
+      <w:r>
+        <w:t xml:space="preserve">        {</w:t>
+      </w:r>
+    </w:p>
+    <w:p>
+      <w:pPr>
+        <w:pBdr>
+          <w:top w:val="single" w:sz="12" w:space="0" w:color="auto"/>
+        </w:pBdr>
+        <w:spacing w:after="0"/>
+      </w:pPr>
+      <w:r>
+        <w:lastRenderedPageBreak/>
+        <w:t xml:space="preserve">            "id": 2,</w:t>
+      </w:r>
+    </w:p>
+    <w:p>
+      <w:pPr>
+        <w:pBdr>
+          <w:top w:val="single" w:sz="12" w:space="0" w:color="auto"/>
+        </w:pBdr>
+        <w:spacing w:after="0"/>
+      </w:pPr>
+      <w:r>
+        <w:t xml:space="preserve">            "</w:t>
+      </w:r>
+      <w:proofErr w:type="spellStart"/>
+      <w:r>
+        <w:t>userId</w:t>
+      </w:r>
+      <w:proofErr w:type="spellEnd"/>
+      <w:r>
+        <w:t>": 3,</w:t>
+      </w:r>
+    </w:p>
+    <w:p>
+      <w:pPr>
+        <w:pBdr>
+          <w:top w:val="single" w:sz="12" w:space="0" w:color="auto"/>
+        </w:pBdr>
+        <w:spacing w:after="0"/>
+      </w:pPr>
+      <w:r>
+        <w:t xml:space="preserve">            "</w:t>
+      </w:r>
+      <w:proofErr w:type="spellStart"/>
+      <w:r>
+        <w:t>ticketId</w:t>
+      </w:r>
+      <w:proofErr w:type="spellEnd"/>
+      <w:r>
+        <w:t>": 736,</w:t>
+      </w:r>
+    </w:p>
+    <w:p>
+      <w:pPr>
+        <w:pBdr>
+          <w:top w:val="single" w:sz="12" w:space="0" w:color="auto"/>
+        </w:pBdr>
+        <w:spacing w:after="0"/>
+      </w:pPr>
+      <w:r>
+        <w:t xml:space="preserve">            "</w:t>
+      </w:r>
+      <w:proofErr w:type="spellStart"/>
+      <w:r>
+        <w:t>dateSold</w:t>
+      </w:r>
+      <w:proofErr w:type="spellEnd"/>
+      <w:r>
+        <w:t>": "2007-06-01"</w:t>
+      </w:r>
+    </w:p>
+    <w:p>
+      <w:pPr>
+        <w:pBdr>
+          <w:top w:val="single" w:sz="12" w:space="0" w:color="auto"/>
+        </w:pBdr>
+        <w:spacing w:after="0"/>
+      </w:pPr>
+      <w:r>
+        <w:t xml:space="preserve">        }</w:t>
+      </w:r>
+    </w:p>
+    <w:p>
+      <w:pPr>
+        <w:pBdr>
+          <w:top w:val="single" w:sz="12" w:space="0" w:color="auto"/>
+        </w:pBdr>
+        <w:spacing w:after="0"/>
+      </w:pPr>
+      <w:r>
+        <w:t xml:space="preserve">    ],</w:t>
+      </w:r>
+    </w:p>
+    <w:p>
+      <w:pPr>
+        <w:pBdr>
+          <w:top w:val="single" w:sz="12" w:space="0" w:color="auto"/>
+        </w:pBdr>
+        <w:spacing w:after="0"/>
+      </w:pPr>
+      <w:r>
+        <w:t xml:space="preserve">    "empty": false,</w:t>
+      </w:r>
+    </w:p>
+    <w:p>
+      <w:pPr>
+        <w:pBdr>
+          <w:top w:val="single" w:sz="12" w:space="0" w:color="auto"/>
+        </w:pBdr>
+        <w:spacing w:after="0"/>
+      </w:pPr>
+      <w:r>
+        <w:t xml:space="preserve">    "first": true,</w:t>
+      </w:r>
+    </w:p>
+    <w:p>
+      <w:pPr>
+        <w:pBdr>
+          <w:top w:val="single" w:sz="12" w:space="0" w:color="auto"/>
+        </w:pBdr>
+        <w:spacing w:after="0"/>
+      </w:pPr>
+      <w:r>
+        <w:t xml:space="preserve">    "last": false,</w:t>
+      </w:r>
+    </w:p>
+    <w:p>
+      <w:pPr>
+        <w:pBdr>
+          <w:top w:val="single" w:sz="12" w:space="0" w:color="auto"/>
+        </w:pBdr>
+        <w:spacing w:after="0"/>
+      </w:pPr>
+      <w:r>
+        <w:t xml:space="preserve">    "number": 0,</w:t>
+      </w:r>
+    </w:p>
+    <w:p>
+      <w:pPr>
+        <w:pBdr>
+          <w:top w:val="single" w:sz="12" w:space="0" w:color="auto"/>
+        </w:pBdr>
+        <w:spacing w:after="0"/>
+      </w:pPr>
+      <w:r>
+        <w:t xml:space="preserve">    "</w:t>
+      </w:r>
+      <w:proofErr w:type="spellStart"/>
+      <w:r>
+        <w:t>numberOfElements</w:t>
+      </w:r>
+      <w:proofErr w:type="spellEnd"/>
+      <w:r>
+        <w:t>": 2,</w:t>
+      </w:r>
+    </w:p>
+    <w:p>
+      <w:pPr>
+        <w:pBdr>
+          <w:top w:val="single" w:sz="12" w:space="0" w:color="auto"/>
+        </w:pBdr>
+        <w:spacing w:after="0"/>
+      </w:pPr>
+      <w:r>
+        <w:t xml:space="preserve">    "pageable</w:t>
+      </w:r>
+      <w:proofErr w:type="gramStart"/>
+      <w:r>
+        <w:t>": {</w:t>
+      </w:r>
+      <w:proofErr w:type="gramEnd"/>
+    </w:p>
+    <w:p>
+      <w:pPr>
+        <w:pBdr>
+          <w:top w:val="single" w:sz="12" w:space="0" w:color="auto"/>
+        </w:pBdr>
+        <w:spacing w:after="0"/>
+      </w:pPr>
+      <w:r>
+        <w:t xml:space="preserve">        "offset": 0,</w:t>
+      </w:r>
+    </w:p>
+    <w:p>
+      <w:pPr>
+        <w:pBdr>
+          <w:top w:val="single" w:sz="12" w:space="0" w:color="auto"/>
+        </w:pBdr>
+        <w:spacing w:after="0"/>
+      </w:pPr>
+      <w:r>
+        <w:t xml:space="preserve">        "</w:t>
+      </w:r>
+      <w:proofErr w:type="spellStart"/>
+      <w:r>
+        <w:t>pageNumber</w:t>
+      </w:r>
+      <w:proofErr w:type="spellEnd"/>
+      <w:r>
+        <w:t>": 0,</w:t>
+      </w:r>
+    </w:p>
+    <w:p>
+      <w:pPr>
+        <w:pBdr>
+          <w:top w:val="single" w:sz="12" w:space="0" w:color="auto"/>
+        </w:pBdr>
+        <w:spacing w:after="0"/>
+      </w:pPr>
+      <w:r>
+        <w:t xml:space="preserve">        "</w:t>
+      </w:r>
+      <w:proofErr w:type="spellStart"/>
+      <w:r>
+        <w:t>pageSize</w:t>
+      </w:r>
+      <w:proofErr w:type="spellEnd"/>
+      <w:r>
+        <w:t>": 10,</w:t>
+      </w:r>
+    </w:p>
+    <w:p>
+      <w:pPr>
+        <w:pBdr>
+          <w:top w:val="single" w:sz="12" w:space="0" w:color="auto"/>
+        </w:pBdr>
+        <w:spacing w:after="0"/>
+      </w:pPr>
+      <w:r>
+        <w:t xml:space="preserve">        "paged": true,</w:t>
+      </w:r>
+    </w:p>
+    <w:p>
+      <w:pPr>
+        <w:pBdr>
+          <w:top w:val="single" w:sz="12" w:space="0" w:color="auto"/>
+        </w:pBdr>
+        <w:spacing w:after="0"/>
+      </w:pPr>
+      <w:r>
+        <w:t xml:space="preserve">        "sort</w:t>
+      </w:r>
+      <w:proofErr w:type="gramStart"/>
+      <w:r>
+        <w:t>": {</w:t>
+      </w:r>
+      <w:proofErr w:type="gramEnd"/>
+    </w:p>
+    <w:p>
+      <w:pPr>
+        <w:pBdr>
+          <w:top w:val="single" w:sz="12" w:space="0" w:color="auto"/>
+        </w:pBdr>
+        <w:spacing w:after="0"/>
+      </w:pPr>
+      <w:r>
+        <w:t xml:space="preserve">            "empty": false,</w:t>
+      </w:r>
+    </w:p>
+    <w:p>
+      <w:pPr>
+        <w:pBdr>
+          <w:top w:val="single" w:sz="12" w:space="0" w:color="auto"/>
+        </w:pBdr>
+        <w:spacing w:after="0"/>
+      </w:pPr>
+      <w:r>
+        <w:t xml:space="preserve">            "sorted": true,</w:t>
+      </w:r>
+    </w:p>
+    <w:p>
+      <w:pPr>
+        <w:pBdr>
+          <w:top w:val="single" w:sz="12" w:space="0" w:color="auto"/>
+        </w:pBdr>
+        <w:spacing w:after="0"/>
+      </w:pPr>
+      <w:r>
+        <w:t xml:space="preserve">            "unsorted": false</w:t>
+      </w:r>
+    </w:p>
+    <w:p>
+      <w:pPr>
+        <w:pBdr>
+          <w:top w:val="single" w:sz="12" w:space="0" w:color="auto"/>
+        </w:pBdr>
+        <w:spacing w:after="0"/>
+      </w:pPr>
+      <w:r>
+        <w:t xml:space="preserve">        },</w:t>
+      </w:r>
+    </w:p>
+    <w:p>
+      <w:pPr>
+        <w:pBdr>
+          <w:top w:val="single" w:sz="12" w:space="0" w:color="auto"/>
+        </w:pBdr>
+        <w:spacing w:after="0"/>
+      </w:pPr>
+      <w:r>
+        <w:t xml:space="preserve">        "unpaged": false</w:t>
+      </w:r>
+    </w:p>
+    <w:p>
+      <w:pPr>
+        <w:pBdr>
+          <w:top w:val="single" w:sz="12" w:space="0" w:color="auto"/>
+        </w:pBdr>
+        <w:spacing w:after="0"/>
+      </w:pPr>
+      <w:r>
+        <w:t xml:space="preserve">    },</w:t>
+      </w:r>
+    </w:p>
+    <w:p>
+      <w:pPr>
+        <w:pBdr>
+          <w:top w:val="single" w:sz="12" w:space="0" w:color="auto"/>
+        </w:pBdr>
+        <w:spacing w:after="0"/>
+      </w:pPr>
+      <w:r>
+        <w:t xml:space="preserve">    "size": 10,</w:t>
+      </w:r>
+    </w:p>
+    <w:p>
+      <w:pPr>
+        <w:pBdr>
+          <w:top w:val="single" w:sz="12" w:space="0" w:color="auto"/>
+        </w:pBdr>
+        <w:spacing w:after="0"/>
+      </w:pPr>
+      <w:r>
+        <w:t xml:space="preserve">    "sort</w:t>
+      </w:r>
+      <w:proofErr w:type="gramStart"/>
+      <w:r>
+        <w:t>": {</w:t>
+      </w:r>
+      <w:proofErr w:type="gramEnd"/>
+    </w:p>
+    <w:p>
+      <w:pPr>
+        <w:pBdr>
+          <w:top w:val="single" w:sz="12" w:space="0" w:color="auto"/>
+        </w:pBdr>
+        <w:spacing w:after="0"/>
+      </w:pPr>
+      <w:r>
+        <w:t xml:space="preserve">        "empty": false,</w:t>
+      </w:r>
+    </w:p>
+    <w:p>
+      <w:pPr>
+        <w:pBdr>
+          <w:top w:val="single" w:sz="12" w:space="0" w:color="auto"/>
+        </w:pBdr>
+        <w:spacing w:after="0"/>
+      </w:pPr>
+      <w:r>
+        <w:t xml:space="preserve">        "sorted": true,</w:t>
+      </w:r>
+    </w:p>
+    <w:p>
+      <w:pPr>
+        <w:pBdr>
+          <w:top w:val="single" w:sz="12" w:space="0" w:color="auto"/>
+        </w:pBdr>
+        <w:spacing w:after="0"/>
+      </w:pPr>
+      <w:r>
+        <w:t xml:space="preserve">        "unsorted": false</w:t>
+      </w:r>
+    </w:p>
+    <w:p>
+      <w:pPr>
+        <w:pBdr>
+          <w:top w:val="single" w:sz="12" w:space="0" w:color="auto"/>
+        </w:pBdr>
+        <w:spacing w:after="0"/>
+      </w:pPr>
+      <w:r>
+        <w:t xml:space="preserve">    },</w:t>
+      </w:r>
+    </w:p>
+    <w:p>
+      <w:pPr>
+        <w:pBdr>
+          <w:top w:val="single" w:sz="12" w:space="0" w:color="auto"/>
+        </w:pBdr>
+        <w:spacing w:after="0"/>
+      </w:pPr>
+      <w:r>
+        <w:t xml:space="preserve">    "</w:t>
+      </w:r>
+      <w:proofErr w:type="spellStart"/>
+      <w:r>
+        <w:t>totalElements</w:t>
+      </w:r>
+      <w:proofErr w:type="spellEnd"/>
+      <w:r>
+        <w:t>": 15,</w:t>
+      </w:r>
+    </w:p>
+    <w:p>
+      <w:pPr>
+        <w:pBdr>
+          <w:top w:val="single" w:sz="12" w:space="0" w:color="auto"/>
+        </w:pBdr>
+        <w:spacing w:after="0"/>
+      </w:pPr>
+      <w:r>
+        <w:t xml:space="preserve">    "</w:t>
+      </w:r>
+      <w:proofErr w:type="spellStart"/>
+      <w:r>
+        <w:t>totalPages</w:t>
+      </w:r>
+      <w:proofErr w:type="spellEnd"/>
+      <w:r>
+        <w:t>": 2</w:t>
+      </w:r>
+    </w:p>
+    <w:p>
+      <w:pPr>
+        <w:pBdr>
+          <w:top w:val="single" w:sz="12" w:space="0" w:color="auto"/>
+        </w:pBdr>
+        <w:spacing w:after="0"/>
+      </w:pPr>
+      <w:r>
+        <w:t>}</w:t>
+      </w:r>
     </w:p>
     <w:p>
       <w:pPr>
         <w:pStyle w:val="Heading3"/>
       </w:pPr>
       <w:r>
+        <w:t>Error Handling Behavior (Tickets Sold)</w:t>
+      </w:r>
+    </w:p>
+    <w:p>
+      <w:pPr>
+        <w:pStyle w:val="ListParagraph"/>
+        <w:numPr>
+          <w:ilvl w:val="0"/>
+          <w:numId w:val="32"/>
+        </w:numPr>
+      </w:pPr>
+      <w:r>
+        <w:t>Invalid request data returns HTTP 400 (Bad Request)</w:t>
+      </w:r>
+    </w:p>
+    <w:p>
+      <w:pPr>
+        <w:pStyle w:val="ListParagraph"/>
+        <w:numPr>
+          <w:ilvl w:val="0"/>
+          <w:numId w:val="32"/>
+        </w:numPr>
+      </w:pPr>
+      <w:r>
+        <w:t>Requesting a non-existent ticket sale ID returns HTTP 404 (Not Found)</w:t>
+      </w:r>
+    </w:p>
+    <w:p>
+      <w:pPr>
+        <w:pStyle w:val="ListParagraph"/>
+        <w:numPr>
+          <w:ilvl w:val="0"/>
+          <w:numId w:val="32"/>
+        </w:numPr>
+      </w:pPr>
+      <w:r>
+        <w:t xml:space="preserve">Invalid </w:t>
+      </w:r>
+      <w:proofErr w:type="spellStart"/>
+      <w:r>
+        <w:t>sortBy</w:t>
+      </w:r>
+      <w:proofErr w:type="spellEnd"/>
+      <w:r>
+        <w:t xml:space="preserve"> values do not crash the API and fall back to default sorting</w:t>
+      </w:r>
+    </w:p>
+    <w:p>
+      <w:pPr>
+        <w:pBdr>
+          <w:top w:val="single" w:sz="12" w:space="0" w:color="auto"/>
+        </w:pBdr>
+        <w:spacing w:after="0"/>
+      </w:pPr>
+    </w:p>
+    <w:p>
+      <w:pPr>
+        <w:pStyle w:val="Heading3"/>
+      </w:pPr>
+      <w:r>
+        <w:lastRenderedPageBreak/>
         <w:t>Notes (Tickets Sold)</w:t>
       </w:r>
     </w:p>
@@ -10298,6 +11185,7 @@
   <w:style w:type="character" w:default="1" w:styleId="DefaultParagraphFont">
     <w:name w:val="Default Paragraph Font"/>
     <w:uiPriority w:val="1"/>
+    <w:semiHidden/>
     <w:unhideWhenUsed/>
   </w:style>
   <w:style w:type="table" w:default="1" w:styleId="TableNormal">
